--- a/laporan app pengaduan/2425102854 Muhamad Fathir Oktaviansyah.docx
+++ b/laporan app pengaduan/2425102854 Muhamad Fathir Oktaviansyah.docx
@@ -284,7 +284,7 @@
                     <pic:cNvPicPr/>
                   </pic:nvPicPr>
                   <pic:blipFill>
-                    <a:blip r:embed="rId6" cstate="print"/>
+                    <a:blip r:embed="rId8" cstate="print"/>
                     <a:stretch>
                       <a:fillRect/>
                     </a:stretch>
@@ -526,7 +526,7 @@
       <w:r>
         <w:t xml:space="preserve"> Email: </w:t>
       </w:r>
-      <w:hyperlink r:id="rId7">
+      <w:hyperlink r:id="rId9">
         <w:r>
           <w:t>smkmvp@gmail.com</w:t>
         </w:r>
@@ -3420,7 +3420,7 @@
           <w:noProof/>
         </w:rPr>
       </w:pPr>
-      <w:hyperlink w:anchor="_Toc241503579" w:history="1">
+      <w:hyperlink w:anchor="_Toc242695430" w:history="1">
         <w:r>
           <w:rPr>
             <w:rStyle w:val="Hyperlink"/>
@@ -3447,7 +3447,76 @@
             <w:noProof/>
             <w:webHidden/>
           </w:rPr>
-          <w:instrText xml:space="preserve"> PAGEREF _Toc241503579 \h </w:instrText>
+          <w:instrText xml:space="preserve"> PAGEREF _Toc242695430 \h </w:instrText>
+        </w:r>
+        <w:r>
+          <w:rPr>
+            <w:noProof/>
+            <w:webHidden/>
+          </w:rPr>
+        </w:r>
+        <w:r>
+          <w:rPr>
+            <w:noProof/>
+            <w:webHidden/>
+          </w:rPr>
+          <w:fldChar w:fldCharType="separate"/>
+        </w:r>
+        <w:r>
+          <w:rPr>
+            <w:noProof/>
+            <w:webHidden/>
+          </w:rPr>
+          <w:t>16</w:t>
+        </w:r>
+        <w:r>
+          <w:rPr>
+            <w:noProof/>
+            <w:webHidden/>
+          </w:rPr>
+          <w:fldChar w:fldCharType="end"/>
+        </w:r>
+      </w:hyperlink>
+    </w:p>
+    <w:p>
+      <w:pPr>
+        <w:pStyle w:val="TableofFigures"/>
+        <w:tabs>
+          <w:tab w:val="right" w:leader="dot" w:pos="8261"/>
+        </w:tabs>
+        <w:rPr>
+          <w:rFonts w:eastAsiaTheme="minorEastAsia"/>
+          <w:noProof/>
+        </w:rPr>
+      </w:pPr>
+      <w:hyperlink w:anchor="_Toc242695431" w:history="1">
+        <w:r>
+          <w:rPr>
+            <w:rStyle w:val="Hyperlink"/>
+            <w:noProof/>
+          </w:rPr>
+          <w:t>Gambar 3. 2</w:t>
+        </w:r>
+        <w:r>
+          <w:rPr>
+            <w:noProof/>
+            <w:webHidden/>
+          </w:rPr>
+          <w:tab/>
+        </w:r>
+        <w:r>
+          <w:rPr>
+            <w:noProof/>
+            <w:webHidden/>
+          </w:rPr>
+          <w:fldChar w:fldCharType="begin"/>
+        </w:r>
+        <w:r>
+          <w:rPr>
+            <w:noProof/>
+            <w:webHidden/>
+          </w:rPr>
+          <w:instrText xml:space="preserve"> PAGEREF _Toc242695431 \h </w:instrText>
         </w:r>
         <w:r>
           <w:rPr>
@@ -3489,13 +3558,13 @@
           <w:noProof/>
         </w:rPr>
       </w:pPr>
-      <w:hyperlink w:anchor="_Toc241503580" w:history="1">
+      <w:hyperlink w:anchor="_Toc242695432" w:history="1">
         <w:r>
           <w:rPr>
             <w:rStyle w:val="Hyperlink"/>
             <w:noProof/>
           </w:rPr>
-          <w:t>Gambar 3. 2</w:t>
+          <w:t>Gambar 3. 3</w:t>
         </w:r>
         <w:r>
           <w:rPr>
@@ -3516,7 +3585,7 @@
             <w:noProof/>
             <w:webHidden/>
           </w:rPr>
-          <w:instrText xml:space="preserve"> PAGEREF _Toc241503580 \h </w:instrText>
+          <w:instrText xml:space="preserve"> PAGEREF _Toc242695432 \h </w:instrText>
         </w:r>
         <w:r>
           <w:rPr>
@@ -3558,13 +3627,13 @@
           <w:noProof/>
         </w:rPr>
       </w:pPr>
-      <w:hyperlink w:anchor="_Toc241503581" w:history="1">
+      <w:hyperlink w:anchor="_Toc242695433" w:history="1">
         <w:r>
           <w:rPr>
             <w:rStyle w:val="Hyperlink"/>
             <w:noProof/>
           </w:rPr>
-          <w:t>Gambar 3. 3</w:t>
+          <w:t>Gambar 3. 4</w:t>
         </w:r>
         <w:r>
           <w:rPr>
@@ -3585,7 +3654,7 @@
             <w:noProof/>
             <w:webHidden/>
           </w:rPr>
-          <w:instrText xml:space="preserve"> PAGEREF _Toc241503581 \h </w:instrText>
+          <w:instrText xml:space="preserve"> PAGEREF _Toc242695433 \h </w:instrText>
         </w:r>
         <w:r>
           <w:rPr>
@@ -3627,13 +3696,13 @@
           <w:noProof/>
         </w:rPr>
       </w:pPr>
-      <w:hyperlink w:anchor="_Toc241503582" w:history="1">
+      <w:hyperlink w:anchor="_Toc242695434" w:history="1">
         <w:r>
           <w:rPr>
             <w:rStyle w:val="Hyperlink"/>
             <w:noProof/>
           </w:rPr>
-          <w:t>Gambar 3. 4</w:t>
+          <w:t>Gambar 3. 5</w:t>
         </w:r>
         <w:r>
           <w:rPr>
@@ -3654,7 +3723,7 @@
             <w:noProof/>
             <w:webHidden/>
           </w:rPr>
-          <w:instrText xml:space="preserve"> PAGEREF _Toc241503582 \h </w:instrText>
+          <w:instrText xml:space="preserve"> PAGEREF _Toc242695434 \h </w:instrText>
         </w:r>
         <w:r>
           <w:rPr>
@@ -3696,13 +3765,13 @@
           <w:noProof/>
         </w:rPr>
       </w:pPr>
-      <w:hyperlink w:anchor="_Toc241503583" w:history="1">
+      <w:hyperlink w:anchor="_Toc242695435" w:history="1">
         <w:r>
           <w:rPr>
             <w:rStyle w:val="Hyperlink"/>
             <w:noProof/>
           </w:rPr>
-          <w:t>Gambar 3. 5</w:t>
+          <w:t>Gambar 3. 6</w:t>
         </w:r>
         <w:r>
           <w:rPr>
@@ -3723,7 +3792,7 @@
             <w:noProof/>
             <w:webHidden/>
           </w:rPr>
-          <w:instrText xml:space="preserve"> PAGEREF _Toc241503583 \h </w:instrText>
+          <w:instrText xml:space="preserve"> PAGEREF _Toc242695435 \h </w:instrText>
         </w:r>
         <w:r>
           <w:rPr>
@@ -3765,13 +3834,13 @@
           <w:noProof/>
         </w:rPr>
       </w:pPr>
-      <w:hyperlink w:anchor="_Toc241503584" w:history="1">
+      <w:hyperlink w:anchor="_Toc242695436" w:history="1">
         <w:r>
           <w:rPr>
             <w:rStyle w:val="Hyperlink"/>
             <w:noProof/>
           </w:rPr>
-          <w:t>Gambar 3. 6</w:t>
+          <w:t>Gambar 3. 7</w:t>
         </w:r>
         <w:r>
           <w:rPr>
@@ -3792,7 +3861,7 @@
             <w:noProof/>
             <w:webHidden/>
           </w:rPr>
-          <w:instrText xml:space="preserve"> PAGEREF _Toc241503584 \h </w:instrText>
+          <w:instrText xml:space="preserve"> PAGEREF _Toc242695436 \h </w:instrText>
         </w:r>
         <w:r>
           <w:rPr>
@@ -3834,13 +3903,13 @@
           <w:noProof/>
         </w:rPr>
       </w:pPr>
-      <w:hyperlink w:anchor="_Toc241503585" w:history="1">
+      <w:hyperlink w:anchor="_Toc242695437" w:history="1">
         <w:r>
           <w:rPr>
             <w:rStyle w:val="Hyperlink"/>
             <w:noProof/>
           </w:rPr>
-          <w:t>Gambar 3. 7</w:t>
+          <w:t>Gambar 3. 8</w:t>
         </w:r>
         <w:r>
           <w:rPr>
@@ -3861,7 +3930,7 @@
             <w:noProof/>
             <w:webHidden/>
           </w:rPr>
-          <w:instrText xml:space="preserve"> PAGEREF _Toc241503585 \h </w:instrText>
+          <w:instrText xml:space="preserve"> PAGEREF _Toc242695437 \h </w:instrText>
         </w:r>
         <w:r>
           <w:rPr>
@@ -3903,13 +3972,13 @@
           <w:noProof/>
         </w:rPr>
       </w:pPr>
-      <w:hyperlink w:anchor="_Toc241503586" w:history="1">
+      <w:hyperlink w:anchor="_Toc242695438" w:history="1">
         <w:r>
           <w:rPr>
             <w:rStyle w:val="Hyperlink"/>
             <w:noProof/>
           </w:rPr>
-          <w:t>Gambar 3. 8</w:t>
+          <w:t>Gambar 3. 9</w:t>
         </w:r>
         <w:r>
           <w:rPr>
@@ -3930,7 +3999,7 @@
             <w:noProof/>
             <w:webHidden/>
           </w:rPr>
-          <w:instrText xml:space="preserve"> PAGEREF _Toc241503586 \h </w:instrText>
+          <w:instrText xml:space="preserve"> PAGEREF _Toc242695438 \h </w:instrText>
         </w:r>
         <w:r>
           <w:rPr>
@@ -3972,13 +4041,13 @@
           <w:noProof/>
         </w:rPr>
       </w:pPr>
-      <w:hyperlink w:anchor="_Toc241503587" w:history="1">
+      <w:hyperlink w:anchor="_Toc242695439" w:history="1">
         <w:r>
           <w:rPr>
             <w:rStyle w:val="Hyperlink"/>
             <w:noProof/>
           </w:rPr>
-          <w:t>Gambar 3. 9</w:t>
+          <w:t>Gambar 3. 10</w:t>
         </w:r>
         <w:r>
           <w:rPr>
@@ -3999,7 +4068,7 @@
             <w:noProof/>
             <w:webHidden/>
           </w:rPr>
-          <w:instrText xml:space="preserve"> PAGEREF _Toc241503587 \h </w:instrText>
+          <w:instrText xml:space="preserve"> PAGEREF _Toc242695439 \h </w:instrText>
         </w:r>
         <w:r>
           <w:rPr>
@@ -4041,13 +4110,13 @@
           <w:noProof/>
         </w:rPr>
       </w:pPr>
-      <w:hyperlink w:anchor="_Toc241503588" w:history="1">
+      <w:hyperlink w:anchor="_Toc242695440" w:history="1">
         <w:r>
           <w:rPr>
             <w:rStyle w:val="Hyperlink"/>
             <w:noProof/>
           </w:rPr>
-          <w:t>Gambar 3. 10</w:t>
+          <w:t>Gambar 3. 11</w:t>
         </w:r>
         <w:r>
           <w:rPr>
@@ -4068,7 +4137,7 @@
             <w:noProof/>
             <w:webHidden/>
           </w:rPr>
-          <w:instrText xml:space="preserve"> PAGEREF _Toc241503588 \h </w:instrText>
+          <w:instrText xml:space="preserve"> PAGEREF _Toc242695440 \h </w:instrText>
         </w:r>
         <w:r>
           <w:rPr>
@@ -4184,7 +4253,6 @@
           <w:bCs/>
           <w:szCs w:val="28"/>
         </w:rPr>
-        <w:lastRenderedPageBreak/>
         <w:t>BAB I</w:t>
       </w:r>
       <w:r>
@@ -4418,6 +4486,7 @@
         <w:rPr>
           <w:rFonts w:ascii="Times New Roman" w:eastAsia="Times New Roman" w:hAnsi="Times New Roman"/>
         </w:rPr>
+        <w:lastRenderedPageBreak/>
         <w:t>Menerapkan pembagian hak akses berdasarkan role Admin, Petugas, dan Customer.</w:t>
       </w:r>
     </w:p>
@@ -4454,7 +4523,6 @@
         <w:rPr>
           <w:rFonts w:ascii="Times New Roman" w:eastAsia="Times New Roman" w:hAnsi="Times New Roman"/>
         </w:rPr>
-        <w:lastRenderedPageBreak/>
         <w:t>Menerapkan authentication dan pembatasan akses agar data sesuai dengan hak pengguna.</w:t>
       </w:r>
     </w:p>
@@ -4816,7 +4884,6 @@
           <w:b/>
           <w:bCs/>
         </w:rPr>
-        <w:lastRenderedPageBreak/>
         <w:t>I.V</w:t>
       </w:r>
       <w:r>
@@ -6937,25 +7004,15 @@
                             <w:r>
                               <w:t xml:space="preserve">Gambar 2. </w:t>
                             </w:r>
-                            <w:r>
-                              <w:fldChar w:fldCharType="begin"/>
-                            </w:r>
-                            <w:r>
-                              <w:instrText xml:space="preserve"> SEQ Gambar_2. \* ARABIC </w:instrText>
-                            </w:r>
-                            <w:r>
-                              <w:fldChar w:fldCharType="separate"/>
-                            </w:r>
-                            <w:r>
-                              <w:rPr>
-                                <w:noProof/>
-                              </w:rPr>
-                              <w:t>1</w:t>
-                            </w:r>
-                            <w:bookmarkEnd w:id="11"/>
-                            <w:r>
-                              <w:fldChar w:fldCharType="end"/>
-                            </w:r>
+                            <w:fldSimple w:instr=" SEQ Gambar_2. \* ARABIC ">
+                              <w:r>
+                                <w:rPr>
+                                  <w:noProof/>
+                                </w:rPr>
+                                <w:t>1</w:t>
+                              </w:r>
+                              <w:bookmarkEnd w:id="11"/>
+                            </w:fldSimple>
                           </w:p>
                         </w:txbxContent>
                       </wps:txbx>
@@ -7023,8 +7080,11 @@
         </mc:AlternateContent>
       </w:r>
       <w:r>
+        <w:rPr>
+          <w:noProof/>
+        </w:rPr>
         <w:drawing>
-          <wp:anchor distT="0" distB="0" distL="114300" distR="114300" simplePos="0" relativeHeight="251660288" behindDoc="0" locked="0" layoutInCell="1" allowOverlap="1" wp14:anchorId="566C0DC1" wp14:editId="52161868">
+          <wp:anchor distT="0" distB="0" distL="114300" distR="114300" simplePos="0" relativeHeight="251660288" behindDoc="0" locked="0" layoutInCell="1" allowOverlap="1" wp14:anchorId="566C0DC1" wp14:editId="39AFE5A4">
             <wp:simplePos x="0" y="0"/>
             <wp:positionH relativeFrom="page">
               <wp:posOffset>1890395</wp:posOffset>
@@ -7047,7 +7107,7 @@
                     <pic:cNvPicPr/>
                   </pic:nvPicPr>
                   <pic:blipFill>
-                    <a:blip r:embed="rId8" cstate="print">
+                    <a:blip r:embed="rId10" cstate="print">
                       <a:extLst>
                         <a:ext uri="{28A0092B-C50C-407E-A947-70E740481C1C}">
                           <a14:useLocalDpi xmlns:a14="http://schemas.microsoft.com/office/drawing/2010/main" val="0"/>
@@ -7204,29 +7264,19 @@
                                 <w14:ligatures w14:val="none"/>
                               </w:rPr>
                             </w:pPr>
-                            <w:bookmarkStart w:id="13" w:name="_Toc241503572"/>
+                            <w:bookmarkStart w:id="12" w:name="_Toc241503572"/>
                             <w:r>
                               <w:t xml:space="preserve">Gambar 2. </w:t>
                             </w:r>
-                            <w:r>
-                              <w:fldChar w:fldCharType="begin"/>
-                            </w:r>
-                            <w:r>
-                              <w:instrText xml:space="preserve"> SEQ Gambar_2. \* ARABIC </w:instrText>
-                            </w:r>
-                            <w:r>
-                              <w:fldChar w:fldCharType="separate"/>
-                            </w:r>
-                            <w:r>
-                              <w:rPr>
-                                <w:noProof/>
-                              </w:rPr>
-                              <w:t>2</w:t>
-                            </w:r>
-                            <w:bookmarkEnd w:id="13"/>
-                            <w:r>
-                              <w:fldChar w:fldCharType="end"/>
-                            </w:r>
+                            <w:fldSimple w:instr=" SEQ Gambar_2. \* ARABIC ">
+                              <w:r>
+                                <w:rPr>
+                                  <w:noProof/>
+                                </w:rPr>
+                                <w:t>2</w:t>
+                              </w:r>
+                              <w:bookmarkEnd w:id="12"/>
+                            </w:fldSimple>
                           </w:p>
                         </w:txbxContent>
                       </wps:txbx>
@@ -7290,8 +7340,11 @@
         </mc:AlternateContent>
       </w:r>
       <w:r>
+        <w:rPr>
+          <w:noProof/>
+        </w:rPr>
         <w:drawing>
-          <wp:anchor distT="0" distB="0" distL="114300" distR="114300" simplePos="0" relativeHeight="251663360" behindDoc="1" locked="0" layoutInCell="1" allowOverlap="1" wp14:anchorId="3C745BE3" wp14:editId="0D50AAC0">
+          <wp:anchor distT="0" distB="0" distL="114300" distR="114300" simplePos="0" relativeHeight="251663360" behindDoc="1" locked="0" layoutInCell="1" allowOverlap="1" wp14:anchorId="3C745BE3" wp14:editId="6D8F9E11">
             <wp:simplePos x="0" y="0"/>
             <wp:positionH relativeFrom="margin">
               <wp:align>center</wp:align>
@@ -7322,7 +7375,7 @@
                     <pic:cNvPicPr/>
                   </pic:nvPicPr>
                   <pic:blipFill>
-                    <a:blip r:embed="rId9" cstate="print">
+                    <a:blip r:embed="rId11" cstate="print">
                       <a:extLst>
                         <a:ext uri="{28A0092B-C50C-407E-A947-70E740481C1C}">
                           <a14:useLocalDpi xmlns:a14="http://schemas.microsoft.com/office/drawing/2010/main" val="0"/>
@@ -7405,8 +7458,11 @@
         <w:jc w:val="both"/>
       </w:pPr>
       <w:r>
+        <w:rPr>
+          <w:noProof/>
+        </w:rPr>
         <w:drawing>
-          <wp:anchor distT="0" distB="0" distL="114300" distR="114300" simplePos="0" relativeHeight="251666432" behindDoc="0" locked="0" layoutInCell="1" allowOverlap="1" wp14:anchorId="7E757FE2" wp14:editId="41952C07">
+          <wp:anchor distT="0" distB="0" distL="114300" distR="114300" simplePos="0" relativeHeight="251666432" behindDoc="0" locked="0" layoutInCell="1" allowOverlap="1" wp14:anchorId="7E757FE2" wp14:editId="12695286">
             <wp:simplePos x="0" y="0"/>
             <wp:positionH relativeFrom="margin">
               <wp:posOffset>50800</wp:posOffset>
@@ -7437,7 +7493,7 @@
                     <pic:cNvPicPr/>
                   </pic:nvPicPr>
                   <pic:blipFill>
-                    <a:blip r:embed="rId10" cstate="print">
+                    <a:blip r:embed="rId12" cstate="print">
                       <a:extLst>
                         <a:ext uri="{28A0092B-C50C-407E-A947-70E740481C1C}">
                           <a14:useLocalDpi xmlns:a14="http://schemas.microsoft.com/office/drawing/2010/main" val="0"/>
@@ -7532,29 +7588,19 @@
                                 <w14:ligatures w14:val="none"/>
                               </w:rPr>
                             </w:pPr>
-                            <w:bookmarkStart w:id="15" w:name="_Toc241503573"/>
+                            <w:bookmarkStart w:id="13" w:name="_Toc241503573"/>
                             <w:r>
                               <w:t xml:space="preserve">Gambar 2. </w:t>
                             </w:r>
-                            <w:r>
-                              <w:fldChar w:fldCharType="begin"/>
-                            </w:r>
-                            <w:r>
-                              <w:instrText xml:space="preserve"> SEQ Gambar_2. \* ARABIC </w:instrText>
-                            </w:r>
-                            <w:r>
-                              <w:fldChar w:fldCharType="separate"/>
-                            </w:r>
-                            <w:r>
-                              <w:rPr>
-                                <w:noProof/>
-                              </w:rPr>
-                              <w:t>3</w:t>
-                            </w:r>
-                            <w:bookmarkEnd w:id="15"/>
-                            <w:r>
-                              <w:fldChar w:fldCharType="end"/>
-                            </w:r>
+                            <w:fldSimple w:instr=" SEQ Gambar_2. \* ARABIC ">
+                              <w:r>
+                                <w:rPr>
+                                  <w:noProof/>
+                                </w:rPr>
+                                <w:t>3</w:t>
+                              </w:r>
+                              <w:bookmarkEnd w:id="13"/>
+                            </w:fldSimple>
                           </w:p>
                         </w:txbxContent>
                       </wps:txbx>
@@ -7713,29 +7759,19 @@
                                 <w14:ligatures w14:val="none"/>
                               </w:rPr>
                             </w:pPr>
-                            <w:bookmarkStart w:id="17" w:name="_Toc241503574"/>
+                            <w:bookmarkStart w:id="14" w:name="_Toc241503574"/>
                             <w:r>
                               <w:t xml:space="preserve">Gambar 2. </w:t>
                             </w:r>
-                            <w:r>
-                              <w:fldChar w:fldCharType="begin"/>
-                            </w:r>
-                            <w:r>
-                              <w:instrText xml:space="preserve"> SEQ Gambar_2. \* ARABIC </w:instrText>
-                            </w:r>
-                            <w:r>
-                              <w:fldChar w:fldCharType="separate"/>
-                            </w:r>
-                            <w:r>
-                              <w:rPr>
-                                <w:noProof/>
-                              </w:rPr>
-                              <w:t>4</w:t>
-                            </w:r>
-                            <w:bookmarkEnd w:id="17"/>
-                            <w:r>
-                              <w:fldChar w:fldCharType="end"/>
-                            </w:r>
+                            <w:fldSimple w:instr=" SEQ Gambar_2. \* ARABIC ">
+                              <w:r>
+                                <w:rPr>
+                                  <w:noProof/>
+                                </w:rPr>
+                                <w:t>4</w:t>
+                              </w:r>
+                              <w:bookmarkEnd w:id="14"/>
+                            </w:fldSimple>
                           </w:p>
                         </w:txbxContent>
                       </wps:txbx>
@@ -7799,8 +7835,11 @@
         </mc:AlternateContent>
       </w:r>
       <w:r>
+        <w:rPr>
+          <w:noProof/>
+        </w:rPr>
         <w:drawing>
-          <wp:anchor distT="0" distB="0" distL="114300" distR="114300" simplePos="0" relativeHeight="251671552" behindDoc="0" locked="0" layoutInCell="1" allowOverlap="1" wp14:anchorId="7610FDA0" wp14:editId="6B281375">
+          <wp:anchor distT="0" distB="0" distL="114300" distR="114300" simplePos="0" relativeHeight="251671552" behindDoc="0" locked="0" layoutInCell="1" allowOverlap="1" wp14:anchorId="7610FDA0" wp14:editId="5A83EEB4">
             <wp:simplePos x="0" y="0"/>
             <wp:positionH relativeFrom="margin">
               <wp:align>right</wp:align>
@@ -7831,7 +7870,7 @@
                     <pic:cNvPicPr/>
                   </pic:nvPicPr>
                   <pic:blipFill>
-                    <a:blip r:embed="rId11" cstate="print">
+                    <a:blip r:embed="rId13" cstate="print">
                       <a:extLst>
                         <a:ext uri="{28A0092B-C50C-407E-A947-70E740481C1C}">
                           <a14:useLocalDpi xmlns:a14="http://schemas.microsoft.com/office/drawing/2010/main" val="0"/>
@@ -7908,8 +7947,11 @@
         <w:jc w:val="both"/>
       </w:pPr>
       <w:r>
+        <w:rPr>
+          <w:noProof/>
+        </w:rPr>
         <w:drawing>
-          <wp:anchor distT="0" distB="0" distL="114300" distR="114300" simplePos="0" relativeHeight="251674624" behindDoc="0" locked="0" layoutInCell="1" allowOverlap="1" wp14:anchorId="4DB36741" wp14:editId="04761876">
+          <wp:anchor distT="0" distB="0" distL="114300" distR="114300" simplePos="0" relativeHeight="251674624" behindDoc="0" locked="0" layoutInCell="1" allowOverlap="1" wp14:anchorId="4DB36741" wp14:editId="08630A04">
             <wp:simplePos x="0" y="0"/>
             <wp:positionH relativeFrom="margin">
               <wp:align>right</wp:align>
@@ -7940,7 +7982,7 @@
                     <pic:cNvPicPr/>
                   </pic:nvPicPr>
                   <pic:blipFill>
-                    <a:blip r:embed="rId12" cstate="print">
+                    <a:blip r:embed="rId14" cstate="print">
                       <a:extLst>
                         <a:ext uri="{28A0092B-C50C-407E-A947-70E740481C1C}">
                           <a14:useLocalDpi xmlns:a14="http://schemas.microsoft.com/office/drawing/2010/main" val="0"/>
@@ -8032,29 +8074,19 @@
                                 <w14:ligatures w14:val="none"/>
                               </w:rPr>
                             </w:pPr>
-                            <w:bookmarkStart w:id="19" w:name="_Toc241503575"/>
+                            <w:bookmarkStart w:id="15" w:name="_Toc241503575"/>
                             <w:r>
                               <w:t xml:space="preserve">Gambar 2. </w:t>
                             </w:r>
-                            <w:r>
-                              <w:fldChar w:fldCharType="begin"/>
-                            </w:r>
-                            <w:r>
-                              <w:instrText xml:space="preserve"> SEQ Gambar_2. \* ARABIC </w:instrText>
-                            </w:r>
-                            <w:r>
-                              <w:fldChar w:fldCharType="separate"/>
-                            </w:r>
-                            <w:r>
-                              <w:rPr>
-                                <w:noProof/>
-                              </w:rPr>
-                              <w:t>5</w:t>
-                            </w:r>
-                            <w:bookmarkEnd w:id="19"/>
-                            <w:r>
-                              <w:fldChar w:fldCharType="end"/>
-                            </w:r>
+                            <w:fldSimple w:instr=" SEQ Gambar_2. \* ARABIC ">
+                              <w:r>
+                                <w:rPr>
+                                  <w:noProof/>
+                                </w:rPr>
+                                <w:t>5</w:t>
+                              </w:r>
+                              <w:bookmarkEnd w:id="15"/>
+                            </w:fldSimple>
                           </w:p>
                         </w:txbxContent>
                       </wps:txbx>
@@ -8213,29 +8245,19 @@
                                 <w14:ligatures w14:val="none"/>
                               </w:rPr>
                             </w:pPr>
-                            <w:bookmarkStart w:id="21" w:name="_Toc241503576"/>
+                            <w:bookmarkStart w:id="16" w:name="_Toc241503576"/>
                             <w:r>
                               <w:t xml:space="preserve">Gambar 2. </w:t>
                             </w:r>
-                            <w:r>
-                              <w:fldChar w:fldCharType="begin"/>
-                            </w:r>
-                            <w:r>
-                              <w:instrText xml:space="preserve"> SEQ Gambar_2. \* ARABIC </w:instrText>
-                            </w:r>
-                            <w:r>
-                              <w:fldChar w:fldCharType="separate"/>
-                            </w:r>
-                            <w:r>
-                              <w:rPr>
-                                <w:noProof/>
-                              </w:rPr>
-                              <w:t>6</w:t>
-                            </w:r>
-                            <w:bookmarkEnd w:id="21"/>
-                            <w:r>
-                              <w:fldChar w:fldCharType="end"/>
-                            </w:r>
+                            <w:fldSimple w:instr=" SEQ Gambar_2. \* ARABIC ">
+                              <w:r>
+                                <w:rPr>
+                                  <w:noProof/>
+                                </w:rPr>
+                                <w:t>6</w:t>
+                              </w:r>
+                              <w:bookmarkEnd w:id="16"/>
+                            </w:fldSimple>
                           </w:p>
                         </w:txbxContent>
                       </wps:txbx>
@@ -8299,8 +8321,11 @@
         </mc:AlternateContent>
       </w:r>
       <w:r>
+        <w:rPr>
+          <w:noProof/>
+        </w:rPr>
         <w:drawing>
-          <wp:anchor distT="0" distB="0" distL="114300" distR="114300" simplePos="0" relativeHeight="251677696" behindDoc="0" locked="0" layoutInCell="1" allowOverlap="1" wp14:anchorId="22A95D87" wp14:editId="221A713D">
+          <wp:anchor distT="0" distB="0" distL="114300" distR="114300" simplePos="0" relativeHeight="251677696" behindDoc="0" locked="0" layoutInCell="1" allowOverlap="1" wp14:anchorId="22A95D87" wp14:editId="351BD910">
             <wp:simplePos x="0" y="0"/>
             <wp:positionH relativeFrom="margin">
               <wp:align>right</wp:align>
@@ -8331,7 +8356,7 @@
                     <pic:cNvPicPr/>
                   </pic:nvPicPr>
                   <pic:blipFill>
-                    <a:blip r:embed="rId13" cstate="print">
+                    <a:blip r:embed="rId15" cstate="print">
                       <a:extLst>
                         <a:ext uri="{28A0092B-C50C-407E-A947-70E740481C1C}">
                           <a14:useLocalDpi xmlns:a14="http://schemas.microsoft.com/office/drawing/2010/main" val="0"/>
@@ -8465,29 +8490,19 @@
                                 <w14:ligatures w14:val="none"/>
                               </w:rPr>
                             </w:pPr>
-                            <w:bookmarkStart w:id="23" w:name="_Toc241503577"/>
+                            <w:bookmarkStart w:id="17" w:name="_Toc241503577"/>
                             <w:r>
                               <w:t xml:space="preserve">Gambar 2. </w:t>
                             </w:r>
-                            <w:r>
-                              <w:fldChar w:fldCharType="begin"/>
-                            </w:r>
-                            <w:r>
-                              <w:instrText xml:space="preserve"> SEQ Gambar_2. \* ARABIC </w:instrText>
-                            </w:r>
-                            <w:r>
-                              <w:fldChar w:fldCharType="separate"/>
-                            </w:r>
-                            <w:r>
-                              <w:rPr>
-                                <w:noProof/>
-                              </w:rPr>
-                              <w:t>7</w:t>
-                            </w:r>
-                            <w:bookmarkEnd w:id="23"/>
-                            <w:r>
-                              <w:fldChar w:fldCharType="end"/>
-                            </w:r>
+                            <w:fldSimple w:instr=" SEQ Gambar_2. \* ARABIC ">
+                              <w:r>
+                                <w:rPr>
+                                  <w:noProof/>
+                                </w:rPr>
+                                <w:t>7</w:t>
+                              </w:r>
+                              <w:bookmarkEnd w:id="17"/>
+                            </w:fldSimple>
                           </w:p>
                         </w:txbxContent>
                       </wps:txbx>
@@ -8551,8 +8566,11 @@
         </mc:AlternateContent>
       </w:r>
       <w:r>
+        <w:rPr>
+          <w:noProof/>
+        </w:rPr>
         <w:drawing>
-          <wp:anchor distT="0" distB="0" distL="114300" distR="114300" simplePos="0" relativeHeight="251680768" behindDoc="0" locked="0" layoutInCell="1" allowOverlap="1" wp14:anchorId="46796A6E" wp14:editId="0D0A3699">
+          <wp:anchor distT="0" distB="0" distL="114300" distR="114300" simplePos="0" relativeHeight="251680768" behindDoc="0" locked="0" layoutInCell="1" allowOverlap="1" wp14:anchorId="46796A6E" wp14:editId="265F67BF">
             <wp:simplePos x="0" y="0"/>
             <wp:positionH relativeFrom="margin">
               <wp:align>right</wp:align>
@@ -8583,7 +8601,7 @@
                     <pic:cNvPicPr/>
                   </pic:nvPicPr>
                   <pic:blipFill>
-                    <a:blip r:embed="rId14" cstate="print">
+                    <a:blip r:embed="rId16" cstate="print">
                       <a:extLst>
                         <a:ext uri="{28A0092B-C50C-407E-A947-70E740481C1C}">
                           <a14:useLocalDpi xmlns:a14="http://schemas.microsoft.com/office/drawing/2010/main" val="0"/>
@@ -8721,29 +8739,19 @@
                                 <w14:ligatures w14:val="none"/>
                               </w:rPr>
                             </w:pPr>
-                            <w:bookmarkStart w:id="25" w:name="_Toc241503578"/>
+                            <w:bookmarkStart w:id="18" w:name="_Toc241503578"/>
                             <w:r>
                               <w:t xml:space="preserve">Gambar 2. </w:t>
                             </w:r>
-                            <w:r>
-                              <w:fldChar w:fldCharType="begin"/>
-                            </w:r>
-                            <w:r>
-                              <w:instrText xml:space="preserve"> SEQ Gambar_2. \* ARABIC </w:instrText>
-                            </w:r>
-                            <w:r>
-                              <w:fldChar w:fldCharType="separate"/>
-                            </w:r>
-                            <w:r>
-                              <w:rPr>
-                                <w:noProof/>
-                              </w:rPr>
-                              <w:t>8</w:t>
-                            </w:r>
-                            <w:bookmarkEnd w:id="25"/>
-                            <w:r>
-                              <w:fldChar w:fldCharType="end"/>
-                            </w:r>
+                            <w:fldSimple w:instr=" SEQ Gambar_2. \* ARABIC ">
+                              <w:r>
+                                <w:rPr>
+                                  <w:noProof/>
+                                </w:rPr>
+                                <w:t>8</w:t>
+                              </w:r>
+                              <w:bookmarkEnd w:id="18"/>
+                            </w:fldSimple>
                           </w:p>
                         </w:txbxContent>
                       </wps:txbx>
@@ -8807,8 +8815,11 @@
         </mc:AlternateContent>
       </w:r>
       <w:r>
+        <w:rPr>
+          <w:noProof/>
+        </w:rPr>
         <w:drawing>
-          <wp:anchor distT="0" distB="0" distL="114300" distR="114300" simplePos="0" relativeHeight="251683840" behindDoc="0" locked="0" layoutInCell="1" allowOverlap="1" wp14:anchorId="1AF182AC" wp14:editId="013BBE1F">
+          <wp:anchor distT="0" distB="0" distL="114300" distR="114300" simplePos="0" relativeHeight="251683840" behindDoc="0" locked="0" layoutInCell="1" allowOverlap="1" wp14:anchorId="1AF182AC" wp14:editId="0CDD71B2">
             <wp:simplePos x="0" y="0"/>
             <wp:positionH relativeFrom="margin">
               <wp:align>right</wp:align>
@@ -8839,7 +8850,7 @@
                     <pic:cNvPicPr/>
                   </pic:nvPicPr>
                   <pic:blipFill>
-                    <a:blip r:embed="rId15" cstate="print">
+                    <a:blip r:embed="rId17" cstate="print">
                       <a:extLst>
                         <a:ext uri="{28A0092B-C50C-407E-A947-70E740481C1C}">
                           <a14:useLocalDpi xmlns:a14="http://schemas.microsoft.com/office/drawing/2010/main" val="0"/>
@@ -8967,7 +8978,7 @@
           <w:szCs w:val="28"/>
         </w:rPr>
       </w:pPr>
-      <w:bookmarkStart w:id="27" w:name="_Toc241501703"/>
+      <w:bookmarkStart w:id="19" w:name="_Toc241501703"/>
       <w:r>
         <w:rPr>
           <w:rFonts w:cs="Times New Roman"/>
@@ -8996,7 +9007,7 @@
         </w:rPr>
         <w:t>DESAIN APPLIKASI</w:t>
       </w:r>
-      <w:bookmarkEnd w:id="27"/>
+      <w:bookmarkEnd w:id="19"/>
     </w:p>
     <w:p>
       <w:pPr>
@@ -9027,7 +9038,7 @@
           <w:szCs w:val="28"/>
         </w:rPr>
       </w:pPr>
-      <w:bookmarkStart w:id="28" w:name="_Toc241501704"/>
+      <w:bookmarkStart w:id="20" w:name="_Toc241501704"/>
       <w:r>
         <w:rPr>
           <w:rFonts w:cs="Times New Roman"/>
@@ -9046,7 +9057,7 @@
         </w:rPr>
         <w:t>WCHART</w:t>
       </w:r>
-      <w:bookmarkEnd w:id="28"/>
+      <w:bookmarkEnd w:id="20"/>
     </w:p>
     <w:p>
       <w:pPr>
@@ -9106,29 +9117,19 @@
                                 <w:noProof/>
                               </w:rPr>
                             </w:pPr>
-                            <w:bookmarkStart w:id="29" w:name="_Toc241503579"/>
+                            <w:bookmarkStart w:id="21" w:name="_Toc242695430"/>
                             <w:r>
                               <w:t xml:space="preserve">Gambar 3. </w:t>
                             </w:r>
-                            <w:r>
-                              <w:fldChar w:fldCharType="begin"/>
-                            </w:r>
-                            <w:r>
-                              <w:instrText xml:space="preserve"> SEQ Gambar_3. \* ARABIC </w:instrText>
-                            </w:r>
-                            <w:r>
-                              <w:fldChar w:fldCharType="separate"/>
-                            </w:r>
-                            <w:r>
-                              <w:rPr>
-                                <w:noProof/>
-                              </w:rPr>
-                              <w:t>1</w:t>
-                            </w:r>
-                            <w:bookmarkEnd w:id="29"/>
-                            <w:r>
-                              <w:fldChar w:fldCharType="end"/>
-                            </w:r>
+                            <w:fldSimple w:instr=" SEQ Gambar_3. \* ARABIC ">
+                              <w:r>
+                                <w:rPr>
+                                  <w:noProof/>
+                                </w:rPr>
+                                <w:t>1</w:t>
+                              </w:r>
+                              <w:bookmarkEnd w:id="21"/>
+                            </w:fldSimple>
                           </w:p>
                         </w:txbxContent>
                       </wps:txbx>
@@ -9146,7 +9147,11 @@
           </mc:Choice>
           <mc:Fallback>
             <w:pict>
-              <v:shape w14:anchorId="799ADFFE" id="_x0000_s1034" type="#_x0000_t202" style="position:absolute;left:0;text-align:left;margin-left:43.65pt;margin-top:440.65pt;width:326.15pt;height:.05pt;z-index:251735040;visibility:visible;mso-wrap-style:square;mso-wrap-distance-left:9pt;mso-wrap-distance-top:0;mso-wrap-distance-right:9pt;mso-wrap-distance-bottom:0;mso-position-horizontal:absolute;mso-position-horizontal-relative:text;mso-position-vertical:absolute;mso-position-vertical-relative:text;v-text-anchor:top" o:gfxdata="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" stroked="f">
+              <v:shapetype w14:anchorId="799ADFFE" id="_x0000_t202" coordsize="21600,21600" o:spt="202" path="m,l,21600r21600,l21600,xe">
+                <v:stroke joinstyle="miter"/>
+                <v:path gradientshapeok="t" o:connecttype="rect"/>
+              </v:shapetype>
+              <v:shape id="_x0000_s1034" type="#_x0000_t202" style="position:absolute;left:0;text-align:left;margin-left:43.65pt;margin-top:440.65pt;width:326.15pt;height:.05pt;z-index:251735040;visibility:visible;mso-wrap-style:square;mso-wrap-distance-left:9pt;mso-wrap-distance-top:0;mso-wrap-distance-right:9pt;mso-wrap-distance-bottom:0;mso-position-horizontal:absolute;mso-position-horizontal-relative:text;mso-position-vertical:absolute;mso-position-vertical-relative:text;v-text-anchor:top" o:gfxdata="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" stroked="f">
                 <v:textbox style="mso-fit-shape-to-text:t" inset="0,0,0,0">
                   <w:txbxContent>
                     <w:p>
@@ -9157,29 +9162,19 @@
                           <w:noProof/>
                         </w:rPr>
                       </w:pPr>
-                      <w:bookmarkStart w:id="30" w:name="_Toc241503579"/>
+                      <w:bookmarkStart w:id="22" w:name="_Toc242695430"/>
                       <w:r>
                         <w:t xml:space="preserve">Gambar 3. </w:t>
                       </w:r>
-                      <w:r>
-                        <w:fldChar w:fldCharType="begin"/>
-                      </w:r>
-                      <w:r>
-                        <w:instrText xml:space="preserve"> SEQ Gambar_3. \* ARABIC </w:instrText>
-                      </w:r>
-                      <w:r>
-                        <w:fldChar w:fldCharType="separate"/>
-                      </w:r>
-                      <w:r>
-                        <w:rPr>
-                          <w:noProof/>
-                        </w:rPr>
-                        <w:t>1</w:t>
-                      </w:r>
-                      <w:bookmarkEnd w:id="30"/>
-                      <w:r>
-                        <w:fldChar w:fldCharType="end"/>
-                      </w:r>
+                      <w:fldSimple w:instr=" SEQ Gambar_3. \* ARABIC ">
+                        <w:r>
+                          <w:rPr>
+                            <w:noProof/>
+                          </w:rPr>
+                          <w:t>1</w:t>
+                        </w:r>
+                        <w:bookmarkEnd w:id="22"/>
+                      </w:fldSimple>
                     </w:p>
                   </w:txbxContent>
                 </v:textbox>
@@ -9219,7 +9214,7 @@
                     </pic:cNvPicPr>
                   </pic:nvPicPr>
                   <pic:blipFill>
-                    <a:blip r:embed="rId16" cstate="print">
+                    <a:blip r:embed="rId18" cstate="print">
                       <a:extLst>
                         <a:ext uri="{28A0092B-C50C-407E-A947-70E740481C1C}">
                           <a14:useLocalDpi xmlns:a14="http://schemas.microsoft.com/office/drawing/2010/main" val="0"/>
@@ -9290,7 +9285,7 @@
           <w:bCs/>
         </w:rPr>
       </w:pPr>
-      <w:bookmarkStart w:id="31" w:name="_Toc241501705"/>
+      <w:bookmarkStart w:id="23" w:name="_Toc241501705"/>
       <w:r>
         <w:rPr>
           <w:rFonts w:cs="Times New Roman"/>
@@ -9300,7 +9295,7 @@
         <w:lastRenderedPageBreak/>
         <w:t>USE CASE</w:t>
       </w:r>
-      <w:bookmarkEnd w:id="31"/>
+      <w:bookmarkEnd w:id="23"/>
     </w:p>
     <w:p>
       <w:pPr>
@@ -9312,10 +9307,84 @@
         <w:rPr>
           <w:noProof/>
         </w:rPr>
+        <w:drawing>
+          <wp:anchor distT="0" distB="0" distL="114300" distR="114300" simplePos="0" relativeHeight="251689984" behindDoc="0" locked="0" layoutInCell="1" allowOverlap="1" wp14:anchorId="18B207DB" wp14:editId="0B212F3D">
+            <wp:simplePos x="0" y="0"/>
+            <wp:positionH relativeFrom="page">
+              <wp:posOffset>1859280</wp:posOffset>
+            </wp:positionH>
+            <wp:positionV relativeFrom="paragraph">
+              <wp:posOffset>673735</wp:posOffset>
+            </wp:positionV>
+            <wp:extent cx="4041775" cy="6022340"/>
+            <wp:effectExtent l="0" t="0" r="0" b="0"/>
+            <wp:wrapThrough wrapText="bothSides">
+              <wp:wrapPolygon edited="0">
+                <wp:start x="0" y="0"/>
+                <wp:lineTo x="0" y="21523"/>
+                <wp:lineTo x="21481" y="21523"/>
+                <wp:lineTo x="21481" y="0"/>
+                <wp:lineTo x="0" y="0"/>
+              </wp:wrapPolygon>
+            </wp:wrapThrough>
+            <wp:docPr id="1606074425" name="Picture 4"/>
+            <wp:cNvGraphicFramePr>
+              <a:graphicFrameLocks xmlns:a="http://schemas.openxmlformats.org/drawingml/2006/main" noChangeAspect="1"/>
+            </wp:cNvGraphicFramePr>
+            <a:graphic xmlns:a="http://schemas.openxmlformats.org/drawingml/2006/main">
+              <a:graphicData uri="http://schemas.openxmlformats.org/drawingml/2006/picture">
+                <pic:pic xmlns:pic="http://schemas.openxmlformats.org/drawingml/2006/picture">
+                  <pic:nvPicPr>
+                    <pic:cNvPr id="1606074425" name="Picture 4"/>
+                    <pic:cNvPicPr>
+                      <a:picLocks noChangeAspect="1" noChangeArrowheads="1"/>
+                    </pic:cNvPicPr>
+                  </pic:nvPicPr>
+                  <pic:blipFill>
+                    <a:blip r:embed="rId19">
+                      <a:extLst>
+                        <a:ext uri="{28A0092B-C50C-407E-A947-70E740481C1C}">
+                          <a14:useLocalDpi xmlns:a14="http://schemas.microsoft.com/office/drawing/2010/main" val="0"/>
+                        </a:ext>
+                      </a:extLst>
+                    </a:blip>
+                    <a:stretch>
+                      <a:fillRect/>
+                    </a:stretch>
+                  </pic:blipFill>
+                  <pic:spPr bwMode="auto">
+                    <a:xfrm>
+                      <a:off x="0" y="0"/>
+                      <a:ext cx="4041775" cy="6022340"/>
+                    </a:xfrm>
+                    <a:prstGeom prst="rect">
+                      <a:avLst/>
+                    </a:prstGeom>
+                    <a:noFill/>
+                    <a:ln>
+                      <a:noFill/>
+                    </a:ln>
+                  </pic:spPr>
+                </pic:pic>
+              </a:graphicData>
+            </a:graphic>
+            <wp14:sizeRelH relativeFrom="margin">
+              <wp14:pctWidth>0</wp14:pctWidth>
+            </wp14:sizeRelH>
+            <wp14:sizeRelV relativeFrom="margin">
+              <wp14:pctHeight>0</wp14:pctHeight>
+            </wp14:sizeRelV>
+          </wp:anchor>
+        </w:drawing>
+      </w:r>
+      <w:r>
+        <w:rPr>
+          <w:noProof/>
+        </w:rPr>
         <mc:AlternateContent>
           <mc:Choice Requires="wps">
             <w:drawing>
-              <wp:anchor distT="0" distB="0" distL="114300" distR="114300" simplePos="0" relativeHeight="251737088" behindDoc="0" locked="0" layoutInCell="1" allowOverlap="1" wp14:anchorId="372DF499" wp14:editId="030BC92C">
+              <wp:anchor distT="0" distB="0" distL="114300" distR="114300" simplePos="0" relativeHeight="251737088" behindDoc="0" locked="0" layoutInCell="1" allowOverlap="1" wp14:anchorId="372DF499" wp14:editId="6FF843DA">
                 <wp:simplePos x="0" y="0"/>
                 <wp:positionH relativeFrom="column">
                   <wp:posOffset>-84455</wp:posOffset>
@@ -9364,29 +9433,19 @@
                                 <w:noProof/>
                               </w:rPr>
                             </w:pPr>
-                            <w:bookmarkStart w:id="32" w:name="_Toc241503580"/>
+                            <w:bookmarkStart w:id="24" w:name="_Toc242695431"/>
                             <w:r>
                               <w:t xml:space="preserve">Gambar 3. </w:t>
                             </w:r>
-                            <w:r>
-                              <w:fldChar w:fldCharType="begin"/>
-                            </w:r>
-                            <w:r>
-                              <w:instrText xml:space="preserve"> SEQ Gambar_3. \* ARABIC </w:instrText>
-                            </w:r>
-                            <w:r>
-                              <w:fldChar w:fldCharType="separate"/>
-                            </w:r>
-                            <w:r>
-                              <w:rPr>
-                                <w:noProof/>
-                              </w:rPr>
-                              <w:t>2</w:t>
-                            </w:r>
-                            <w:bookmarkEnd w:id="32"/>
-                            <w:r>
-                              <w:fldChar w:fldCharType="end"/>
-                            </w:r>
+                            <w:fldSimple w:instr=" SEQ Gambar_3. \* ARABIC ">
+                              <w:r>
+                                <w:rPr>
+                                  <w:noProof/>
+                                </w:rPr>
+                                <w:t>2</w:t>
+                              </w:r>
+                              <w:bookmarkEnd w:id="24"/>
+                            </w:fldSimple>
                           </w:p>
                         </w:txbxContent>
                       </wps:txbx>
@@ -9415,29 +9474,19 @@
                           <w:noProof/>
                         </w:rPr>
                       </w:pPr>
-                      <w:bookmarkStart w:id="33" w:name="_Toc241503580"/>
+                      <w:bookmarkStart w:id="25" w:name="_Toc242695431"/>
                       <w:r>
                         <w:t xml:space="preserve">Gambar 3. </w:t>
                       </w:r>
-                      <w:r>
-                        <w:fldChar w:fldCharType="begin"/>
-                      </w:r>
-                      <w:r>
-                        <w:instrText xml:space="preserve"> SEQ Gambar_3. \* ARABIC </w:instrText>
-                      </w:r>
-                      <w:r>
-                        <w:fldChar w:fldCharType="separate"/>
-                      </w:r>
-                      <w:r>
-                        <w:rPr>
-                          <w:noProof/>
-                        </w:rPr>
-                        <w:t>2</w:t>
-                      </w:r>
-                      <w:bookmarkEnd w:id="33"/>
-                      <w:r>
-                        <w:fldChar w:fldCharType="end"/>
-                      </w:r>
+                      <w:fldSimple w:instr=" SEQ Gambar_3. \* ARABIC ">
+                        <w:r>
+                          <w:rPr>
+                            <w:noProof/>
+                          </w:rPr>
+                          <w:t>2</w:t>
+                        </w:r>
+                        <w:bookmarkEnd w:id="25"/>
+                      </w:fldSimple>
                     </w:p>
                   </w:txbxContent>
                 </v:textbox>
@@ -9449,29 +9498,141 @@
       </w:r>
       <w:r>
         <w:rPr>
+          <w:rFonts w:ascii="Times New Roman" w:eastAsia="Times New Roman" w:hAnsi="Times New Roman"/>
+        </w:rPr>
+        <w:t>Use Case digunakan untuk menunjukkan hubungan antara aktor dan fungsi yang tersedia dalam Sistem Pengaduan. Aktor utama adalah Admin, Petugas, dan Customer.</w:t>
+      </w:r>
+    </w:p>
+    <w:p>
+      <w:pPr>
+        <w:pStyle w:val="Heading2"/>
+        <w:numPr>
+          <w:ilvl w:val="0"/>
+          <w:numId w:val="23"/>
+        </w:numPr>
+        <w:spacing w:after="160"/>
+        <w:ind w:left="-142" w:firstLine="0"/>
+        <w:rPr>
+          <w:rFonts w:cs="Times New Roman"/>
+          <w:b/>
+          <w:bCs/>
+        </w:rPr>
+      </w:pPr>
+      <w:bookmarkStart w:id="26" w:name="_Toc241501706"/>
+      <w:r>
+        <w:rPr>
+          <w:rFonts w:cs="Times New Roman"/>
+          <w:b/>
+          <w:bCs/>
+        </w:rPr>
+        <w:lastRenderedPageBreak/>
+        <w:t>Actifity Diagram</w:t>
+      </w:r>
+      <w:bookmarkEnd w:id="26"/>
+    </w:p>
+    <w:p>
+      <w:pPr>
+        <w:spacing w:after="120" w:line="276" w:lineRule="auto"/>
+        <w:ind w:left="0" w:right="49" w:firstLine="720"/>
+        <w:jc w:val="both"/>
+      </w:pPr>
+      <w:r>
+        <w:rPr>
+          <w:rFonts w:ascii="Times New Roman" w:eastAsia="Times New Roman" w:hAnsi="Times New Roman"/>
+        </w:rPr>
+        <w:t>Activity Diagram digunakan untuk menggambarkan urutan aktivitas pada proses tertentu seperti login,</w:t>
+      </w:r>
+      <w:r>
+        <w:rPr>
+          <w:rFonts w:ascii="Times New Roman" w:eastAsia="Times New Roman" w:hAnsi="Times New Roman"/>
+        </w:rPr>
+        <w:t xml:space="preserve"> Register,</w:t>
+      </w:r>
+      <w:r>
+        <w:rPr>
+          <w:rFonts w:ascii="Times New Roman" w:eastAsia="Times New Roman" w:hAnsi="Times New Roman"/>
+        </w:rPr>
+        <w:t xml:space="preserve"> </w:t>
+      </w:r>
+      <w:r>
+        <w:rPr>
+          <w:rFonts w:ascii="Times New Roman" w:eastAsia="Times New Roman" w:hAnsi="Times New Roman"/>
+        </w:rPr>
+        <w:t xml:space="preserve">logout, </w:t>
+      </w:r>
+      <w:r>
+        <w:rPr>
+          <w:rFonts w:ascii="Times New Roman" w:eastAsia="Times New Roman" w:hAnsi="Times New Roman"/>
+        </w:rPr>
+        <w:t xml:space="preserve">pengelolaan user, </w:t>
+      </w:r>
+      <w:r>
+        <w:rPr>
+          <w:rFonts w:ascii="Times New Roman" w:eastAsia="Times New Roman" w:hAnsi="Times New Roman"/>
+        </w:rPr>
+        <w:t xml:space="preserve">pengelolaan kategori </w:t>
+      </w:r>
+      <w:r>
+        <w:rPr>
+          <w:rFonts w:ascii="Times New Roman" w:eastAsia="Times New Roman" w:hAnsi="Times New Roman"/>
+        </w:rPr>
+        <w:t>dan pembuatan pengaduan.</w:t>
+      </w:r>
+    </w:p>
+    <w:p>
+      <w:pPr>
+        <w:pStyle w:val="ListParagraph"/>
+        <w:numPr>
+          <w:ilvl w:val="0"/>
+          <w:numId w:val="39"/>
+        </w:numPr>
+        <w:rPr>
+          <w:b/>
+          <w:bCs/>
+          <w:sz w:val="28"/>
+          <w:szCs w:val="28"/>
+        </w:rPr>
+      </w:pPr>
+      <w:r>
+        <w:rPr>
+          <w:b/>
+          <w:bCs/>
+          <w:sz w:val="28"/>
+          <w:szCs w:val="28"/>
+        </w:rPr>
+        <w:t>Login</w:t>
+      </w:r>
+    </w:p>
+    <w:p>
+      <w:pPr>
+        <w:rPr>
+          <w:b/>
+          <w:bCs/>
+          <w:sz w:val="28"/>
+          <w:szCs w:val="28"/>
+        </w:rPr>
+      </w:pPr>
+      <w:r>
+        <w:rPr>
+          <w:b/>
+          <w:bCs/>
           <w:noProof/>
+          <w:sz w:val="28"/>
+          <w:szCs w:val="28"/>
         </w:rPr>
         <w:drawing>
-          <wp:anchor distT="0" distB="0" distL="114300" distR="114300" simplePos="0" relativeHeight="251689984" behindDoc="0" locked="0" layoutInCell="1" allowOverlap="1" wp14:anchorId="18B207DB" wp14:editId="34E55115">
+          <wp:anchor distT="0" distB="0" distL="114300" distR="114300" simplePos="0" relativeHeight="251756544" behindDoc="0" locked="0" layoutInCell="1" allowOverlap="1" wp14:anchorId="2C1BDB51" wp14:editId="6553CF81">
             <wp:simplePos x="0" y="0"/>
             <wp:positionH relativeFrom="page">
-              <wp:posOffset>1355725</wp:posOffset>
+              <wp:align>center</wp:align>
             </wp:positionH>
             <wp:positionV relativeFrom="paragraph">
-              <wp:posOffset>673735</wp:posOffset>
+              <wp:posOffset>18415</wp:posOffset>
             </wp:positionV>
-            <wp:extent cx="5049520" cy="6022340"/>
-            <wp:effectExtent l="0" t="0" r="0" b="0"/>
-            <wp:wrapThrough wrapText="bothSides">
-              <wp:wrapPolygon edited="0">
-                <wp:start x="0" y="0"/>
-                <wp:lineTo x="0" y="21523"/>
-                <wp:lineTo x="21513" y="21523"/>
-                <wp:lineTo x="21513" y="0"/>
-                <wp:lineTo x="0" y="0"/>
-              </wp:wrapPolygon>
-            </wp:wrapThrough>
-            <wp:docPr id="1606074425" name="Picture 4"/>
+            <wp:extent cx="2930324" cy="5991367"/>
+            <wp:effectExtent l="0" t="0" r="3810" b="0"/>
+            <wp:wrapNone/>
+            <wp:docPr id="1158519079" name="Picture 19"/>
             <wp:cNvGraphicFramePr>
               <a:graphicFrameLocks xmlns:a="http://schemas.openxmlformats.org/drawingml/2006/main" noChangeAspect="1"/>
             </wp:cNvGraphicFramePr>
@@ -9479,144 +9640,165 @@
               <a:graphicData uri="http://schemas.openxmlformats.org/drawingml/2006/picture">
                 <pic:pic xmlns:pic="http://schemas.openxmlformats.org/drawingml/2006/picture">
                   <pic:nvPicPr>
-                    <pic:cNvPr id="0" name="Picture 7"/>
-                    <pic:cNvPicPr>
-                      <a:picLocks noChangeAspect="1" noChangeArrowheads="1"/>
-                    </pic:cNvPicPr>
+                    <pic:cNvPr id="1158519079" name="Picture 1158519079"/>
+                    <pic:cNvPicPr/>
                   </pic:nvPicPr>
                   <pic:blipFill>
-                    <a:blip r:embed="rId17">
+                    <a:blip r:embed="rId20">
                       <a:extLst>
                         <a:ext uri="{28A0092B-C50C-407E-A947-70E740481C1C}">
                           <a14:useLocalDpi xmlns:a14="http://schemas.microsoft.com/office/drawing/2010/main" val="0"/>
                         </a:ext>
                       </a:extLst>
                     </a:blip>
-                    <a:srcRect/>
                     <a:stretch>
                       <a:fillRect/>
                     </a:stretch>
                   </pic:blipFill>
-                  <pic:spPr bwMode="auto">
+                  <pic:spPr>
                     <a:xfrm>
                       <a:off x="0" y="0"/>
-                      <a:ext cx="5049520" cy="6022340"/>
+                      <a:ext cx="2930324" cy="5991367"/>
                     </a:xfrm>
                     <a:prstGeom prst="rect">
                       <a:avLst/>
                     </a:prstGeom>
-                    <a:noFill/>
-                    <a:ln>
-                      <a:noFill/>
-                    </a:ln>
                   </pic:spPr>
                 </pic:pic>
               </a:graphicData>
             </a:graphic>
+            <wp14:sizeRelH relativeFrom="margin">
+              <wp14:pctWidth>0</wp14:pctWidth>
+            </wp14:sizeRelH>
             <wp14:sizeRelV relativeFrom="margin">
               <wp14:pctHeight>0</wp14:pctHeight>
             </wp14:sizeRelV>
           </wp:anchor>
         </w:drawing>
       </w:r>
-      <w:r>
-        <w:rPr>
-          <w:rFonts w:ascii="Times New Roman" w:eastAsia="Times New Roman" w:hAnsi="Times New Roman"/>
-        </w:rPr>
-        <w:t>Use Case digunakan untuk menunjukkan hubungan antara aktor dan fungsi yang tersedia dalam Sistem Pengaduan. Aktor utama adalah Admin, Petugas, dan Customer.</w:t>
-      </w:r>
-    </w:p>
-    <w:p>
-      <w:pPr>
-        <w:pStyle w:val="Heading2"/>
-        <w:numPr>
-          <w:ilvl w:val="0"/>
-          <w:numId w:val="23"/>
-        </w:numPr>
-        <w:spacing w:after="160"/>
-        <w:ind w:left="-142" w:firstLine="0"/>
-        <w:rPr>
-          <w:rFonts w:cs="Times New Roman"/>
-          <w:b/>
-          <w:bCs/>
-        </w:rPr>
-      </w:pPr>
-      <w:bookmarkStart w:id="34" w:name="_Toc241501706"/>
-      <w:r>
-        <w:rPr>
-          <w:rFonts w:cs="Times New Roman"/>
-          <w:b/>
-          <w:bCs/>
-        </w:rPr>
-        <w:lastRenderedPageBreak/>
-        <w:t>Actifity Diagram</w:t>
-      </w:r>
-      <w:bookmarkEnd w:id="34"/>
-    </w:p>
-    <w:p>
-      <w:pPr>
-        <w:spacing w:after="120" w:line="276" w:lineRule="auto"/>
-        <w:ind w:left="0" w:right="49" w:firstLine="720"/>
-        <w:jc w:val="both"/>
-      </w:pPr>
-      <w:r>
-        <w:rPr>
-          <w:rFonts w:ascii="Times New Roman" w:eastAsia="Times New Roman" w:hAnsi="Times New Roman"/>
-        </w:rPr>
-        <w:t xml:space="preserve">Activity Diagram digunakan untuk menggambarkan urutan aktivitas pada proses tertentu seperti login, </w:t>
-      </w:r>
-      <w:r>
-        <w:rPr>
-          <w:rFonts w:ascii="Times New Roman" w:eastAsia="Times New Roman" w:hAnsi="Times New Roman"/>
-        </w:rPr>
-        <w:t xml:space="preserve">logout, </w:t>
-      </w:r>
-      <w:r>
-        <w:rPr>
-          <w:rFonts w:ascii="Times New Roman" w:eastAsia="Times New Roman" w:hAnsi="Times New Roman"/>
-        </w:rPr>
-        <w:t xml:space="preserve">pengelolaan user, </w:t>
-      </w:r>
-      <w:r>
-        <w:rPr>
-          <w:rFonts w:ascii="Times New Roman" w:eastAsia="Times New Roman" w:hAnsi="Times New Roman"/>
-        </w:rPr>
-        <w:t xml:space="preserve">pengelolaan kategori </w:t>
-      </w:r>
-      <w:r>
-        <w:rPr>
-          <w:rFonts w:ascii="Times New Roman" w:eastAsia="Times New Roman" w:hAnsi="Times New Roman"/>
-        </w:rPr>
-        <w:t>dan pembuatan pengaduan.</w:t>
-      </w:r>
-    </w:p>
-    <w:p>
-      <w:pPr>
-        <w:pStyle w:val="ListParagraph"/>
-        <w:numPr>
-          <w:ilvl w:val="0"/>
-          <w:numId w:val="39"/>
-        </w:numPr>
-        <w:rPr>
-          <w:b/>
-          <w:bCs/>
-          <w:sz w:val="28"/>
-          <w:szCs w:val="28"/>
-        </w:rPr>
-      </w:pPr>
-      <w:r>
-        <w:rPr>
-          <w:b/>
-          <w:bCs/>
-          <w:sz w:val="28"/>
-          <w:szCs w:val="28"/>
-        </w:rPr>
-        <w:t>Login</w:t>
-      </w:r>
-    </w:p>
-    <w:p>
-      <w:pPr>
-        <w:pStyle w:val="ListParagraph"/>
+    </w:p>
+    <w:p>
+      <w:pPr>
+        <w:rPr>
+          <w:b/>
+          <w:bCs/>
+          <w:sz w:val="28"/>
+          <w:szCs w:val="28"/>
+        </w:rPr>
+      </w:pPr>
+    </w:p>
+    <w:p>
+      <w:pPr>
+        <w:rPr>
+          <w:b/>
+          <w:bCs/>
+          <w:sz w:val="28"/>
+          <w:szCs w:val="28"/>
+        </w:rPr>
+      </w:pPr>
+    </w:p>
+    <w:p>
+      <w:pPr>
+        <w:rPr>
+          <w:b/>
+          <w:bCs/>
+          <w:sz w:val="28"/>
+          <w:szCs w:val="28"/>
+        </w:rPr>
+      </w:pPr>
+    </w:p>
+    <w:p>
+      <w:pPr>
+        <w:rPr>
+          <w:b/>
+          <w:bCs/>
+          <w:sz w:val="28"/>
+          <w:szCs w:val="28"/>
+        </w:rPr>
+      </w:pPr>
+    </w:p>
+    <w:p>
+      <w:pPr>
+        <w:rPr>
+          <w:b/>
+          <w:bCs/>
+          <w:sz w:val="28"/>
+          <w:szCs w:val="28"/>
+        </w:rPr>
+      </w:pPr>
+    </w:p>
+    <w:p>
+      <w:pPr>
+        <w:rPr>
+          <w:b/>
+          <w:bCs/>
+          <w:sz w:val="28"/>
+          <w:szCs w:val="28"/>
+        </w:rPr>
+      </w:pPr>
+    </w:p>
+    <w:p>
+      <w:pPr>
+        <w:rPr>
+          <w:b/>
+          <w:bCs/>
+          <w:sz w:val="28"/>
+          <w:szCs w:val="28"/>
+        </w:rPr>
+      </w:pPr>
+    </w:p>
+    <w:p>
+      <w:pPr>
+        <w:rPr>
+          <w:b/>
+          <w:bCs/>
+          <w:sz w:val="28"/>
+          <w:szCs w:val="28"/>
+        </w:rPr>
+      </w:pPr>
+    </w:p>
+    <w:p>
+      <w:pPr>
+        <w:rPr>
+          <w:b/>
+          <w:bCs/>
+          <w:sz w:val="28"/>
+          <w:szCs w:val="28"/>
+        </w:rPr>
+      </w:pPr>
+    </w:p>
+    <w:p>
+      <w:pPr>
+        <w:rPr>
+          <w:b/>
+          <w:bCs/>
+          <w:sz w:val="28"/>
+          <w:szCs w:val="28"/>
+        </w:rPr>
+      </w:pPr>
+    </w:p>
+    <w:p>
+      <w:pPr>
+        <w:rPr>
+          <w:b/>
+          <w:bCs/>
+          <w:sz w:val="28"/>
+          <w:szCs w:val="28"/>
+        </w:rPr>
+      </w:pPr>
+    </w:p>
+    <w:p>
+      <w:pPr>
+        <w:rPr>
+          <w:b/>
+          <w:bCs/>
+          <w:sz w:val="28"/>
+          <w:szCs w:val="28"/>
+        </w:rPr>
+      </w:pPr>
+    </w:p>
+    <w:p>
+      <w:pPr>
         <w:rPr>
           <w:b/>
           <w:bCs/>
@@ -9631,25 +9813,18 @@
         <mc:AlternateContent>
           <mc:Choice Requires="wps">
             <w:drawing>
-              <wp:anchor distT="0" distB="0" distL="114300" distR="114300" simplePos="0" relativeHeight="251739136" behindDoc="0" locked="0" layoutInCell="1" allowOverlap="1" wp14:anchorId="23EDC900" wp14:editId="6B2502EC">
+              <wp:anchor distT="0" distB="0" distL="114300" distR="114300" simplePos="0" relativeHeight="251758592" behindDoc="0" locked="0" layoutInCell="1" allowOverlap="1" wp14:anchorId="63017016" wp14:editId="4AAC5DD9">
                 <wp:simplePos x="0" y="0"/>
                 <wp:positionH relativeFrom="column">
-                  <wp:posOffset>746760</wp:posOffset>
+                  <wp:posOffset>975473</wp:posOffset>
                 </wp:positionH>
                 <wp:positionV relativeFrom="paragraph">
-                  <wp:posOffset>5620385</wp:posOffset>
+                  <wp:posOffset>511535</wp:posOffset>
                 </wp:positionV>
-                <wp:extent cx="3398520" cy="635"/>
+                <wp:extent cx="3111689" cy="635"/>
                 <wp:effectExtent l="0" t="0" r="0" b="0"/>
-                <wp:wrapThrough wrapText="bothSides">
-                  <wp:wrapPolygon edited="0">
-                    <wp:start x="0" y="0"/>
-                    <wp:lineTo x="0" y="21600"/>
-                    <wp:lineTo x="21600" y="21600"/>
-                    <wp:lineTo x="21600" y="0"/>
-                  </wp:wrapPolygon>
-                </wp:wrapThrough>
-                <wp:docPr id="880235213" name="Text Box 1"/>
+                <wp:wrapNone/>
+                <wp:docPr id="159155808" name="Text Box 1"/>
                 <wp:cNvGraphicFramePr/>
                 <a:graphic xmlns:a="http://schemas.openxmlformats.org/drawingml/2006/main">
                   <a:graphicData uri="http://schemas.microsoft.com/office/word/2010/wordprocessingShape">
@@ -9658,7 +9833,7 @@
                       <wps:spPr>
                         <a:xfrm>
                           <a:off x="0" y="0"/>
-                          <a:ext cx="3398520" cy="635"/>
+                          <a:ext cx="3111689" cy="635"/>
                         </a:xfrm>
                         <a:prstGeom prst="rect">
                           <a:avLst/>
@@ -9675,862 +9850,38 @@
                           <w:p>
                             <w:pPr>
                               <w:pStyle w:val="Caption"/>
+                              <w:ind w:left="0"/>
+                              <w:jc w:val="center"/>
                               <w:rPr>
+                                <w:b/>
+                                <w:bCs/>
                                 <w:noProof/>
+                                <w:sz w:val="28"/>
+                                <w:szCs w:val="28"/>
                               </w:rPr>
                             </w:pPr>
-                            <w:bookmarkStart w:id="35" w:name="_Toc241503581"/>
+                            <w:r>
+                              <w:t xml:space="preserve">     </w:t>
+                            </w:r>
+                            <w:r>
+                              <w:tab/>
+                            </w:r>
+                            <w:r>
+                              <w:tab/>
+                            </w:r>
+                            <w:bookmarkStart w:id="27" w:name="_Toc242695432"/>
                             <w:r>
                               <w:t xml:space="preserve">Gambar 3. </w:t>
                             </w:r>
-                            <w:r>
-                              <w:fldChar w:fldCharType="begin"/>
-                            </w:r>
-                            <w:r>
-                              <w:instrText xml:space="preserve"> SEQ Gambar_3. \* ARABIC </w:instrText>
-                            </w:r>
-                            <w:r>
-                              <w:fldChar w:fldCharType="separate"/>
-                            </w:r>
-                            <w:r>
-                              <w:rPr>
-                                <w:noProof/>
-                              </w:rPr>
-                              <w:t>3</w:t>
-                            </w:r>
-                            <w:bookmarkEnd w:id="35"/>
-                            <w:r>
-                              <w:fldChar w:fldCharType="end"/>
-                            </w:r>
-                          </w:p>
-                        </w:txbxContent>
-                      </wps:txbx>
-                      <wps:bodyPr rot="0" spcFirstLastPara="0" vertOverflow="overflow" horzOverflow="overflow" vert="horz" wrap="square" lIns="0" tIns="0" rIns="0" bIns="0" numCol="1" spcCol="0" rtlCol="0" fromWordArt="0" anchor="t" anchorCtr="0" forceAA="0" compatLnSpc="1">
-                        <a:prstTxWarp prst="textNoShape">
-                          <a:avLst/>
-                        </a:prstTxWarp>
-                        <a:spAutoFit/>
-                      </wps:bodyPr>
-                    </wps:wsp>
-                  </a:graphicData>
-                </a:graphic>
-              </wp:anchor>
-            </w:drawing>
-          </mc:Choice>
-          <mc:Fallback>
-            <w:pict>
-              <v:shape w14:anchorId="23EDC900" id="_x0000_s1036" type="#_x0000_t202" style="position:absolute;left:0;text-align:left;margin-left:58.8pt;margin-top:442.55pt;width:267.6pt;height:.05pt;z-index:251739136;visibility:visible;mso-wrap-style:square;mso-wrap-distance-left:9pt;mso-wrap-distance-top:0;mso-wrap-distance-right:9pt;mso-wrap-distance-bottom:0;mso-position-horizontal:absolute;mso-position-horizontal-relative:text;mso-position-vertical:absolute;mso-position-vertical-relative:text;v-text-anchor:top" o:gfxdata="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" stroked="f">
-                <v:textbox style="mso-fit-shape-to-text:t" inset="0,0,0,0">
-                  <w:txbxContent>
-                    <w:p>
-                      <w:pPr>
-                        <w:pStyle w:val="Caption"/>
-                        <w:rPr>
-                          <w:noProof/>
-                        </w:rPr>
-                      </w:pPr>
-                      <w:bookmarkStart w:id="36" w:name="_Toc241503581"/>
-                      <w:r>
-                        <w:t xml:space="preserve">Gambar 3. </w:t>
-                      </w:r>
-                      <w:r>
-                        <w:fldChar w:fldCharType="begin"/>
-                      </w:r>
-                      <w:r>
-                        <w:instrText xml:space="preserve"> SEQ Gambar_3. \* ARABIC </w:instrText>
-                      </w:r>
-                      <w:r>
-                        <w:fldChar w:fldCharType="separate"/>
-                      </w:r>
-                      <w:r>
-                        <w:rPr>
-                          <w:noProof/>
-                        </w:rPr>
-                        <w:t>3</w:t>
-                      </w:r>
-                      <w:bookmarkEnd w:id="36"/>
-                      <w:r>
-                        <w:fldChar w:fldCharType="end"/>
-                      </w:r>
-                    </w:p>
-                  </w:txbxContent>
-                </v:textbox>
-                <w10:wrap type="through"/>
-              </v:shape>
-            </w:pict>
-          </mc:Fallback>
-        </mc:AlternateContent>
-      </w:r>
-      <w:r>
-        <w:rPr>
-          <w:noProof/>
-        </w:rPr>
-        <w:drawing>
-          <wp:anchor distT="0" distB="0" distL="114300" distR="114300" simplePos="0" relativeHeight="251693056" behindDoc="0" locked="0" layoutInCell="1" allowOverlap="1" wp14:anchorId="601FD75A" wp14:editId="416A23F2">
-            <wp:simplePos x="0" y="0"/>
-            <wp:positionH relativeFrom="page">
-              <wp:align>center</wp:align>
-            </wp:positionH>
-            <wp:positionV relativeFrom="page">
-              <wp:posOffset>2861071</wp:posOffset>
-            </wp:positionV>
-            <wp:extent cx="3398520" cy="5557520"/>
-            <wp:effectExtent l="0" t="0" r="0" b="5080"/>
-            <wp:wrapThrough wrapText="bothSides">
-              <wp:wrapPolygon edited="0">
-                <wp:start x="0" y="0"/>
-                <wp:lineTo x="0" y="21546"/>
-                <wp:lineTo x="21430" y="21546"/>
-                <wp:lineTo x="21430" y="0"/>
-                <wp:lineTo x="0" y="0"/>
-              </wp:wrapPolygon>
-            </wp:wrapThrough>
-            <wp:docPr id="834298770" name="Picture 5"/>
-            <wp:cNvGraphicFramePr>
-              <a:graphicFrameLocks xmlns:a="http://schemas.openxmlformats.org/drawingml/2006/main" noChangeAspect="1"/>
-            </wp:cNvGraphicFramePr>
-            <a:graphic xmlns:a="http://schemas.openxmlformats.org/drawingml/2006/main">
-              <a:graphicData uri="http://schemas.openxmlformats.org/drawingml/2006/picture">
-                <pic:pic xmlns:pic="http://schemas.openxmlformats.org/drawingml/2006/picture">
-                  <pic:nvPicPr>
-                    <pic:cNvPr id="0" name="Picture 9"/>
-                    <pic:cNvPicPr>
-                      <a:picLocks noChangeAspect="1" noChangeArrowheads="1"/>
-                    </pic:cNvPicPr>
-                  </pic:nvPicPr>
-                  <pic:blipFill>
-                    <a:blip r:embed="rId18">
-                      <a:extLst>
-                        <a:ext uri="{28A0092B-C50C-407E-A947-70E740481C1C}">
-                          <a14:useLocalDpi xmlns:a14="http://schemas.microsoft.com/office/drawing/2010/main" val="0"/>
-                        </a:ext>
-                      </a:extLst>
-                    </a:blip>
-                    <a:srcRect/>
-                    <a:stretch>
-                      <a:fillRect/>
-                    </a:stretch>
-                  </pic:blipFill>
-                  <pic:spPr bwMode="auto">
-                    <a:xfrm>
-                      <a:off x="0" y="0"/>
-                      <a:ext cx="3402102" cy="5563510"/>
-                    </a:xfrm>
-                    <a:prstGeom prst="rect">
-                      <a:avLst/>
-                    </a:prstGeom>
-                    <a:noFill/>
-                    <a:ln>
-                      <a:noFill/>
-                    </a:ln>
-                  </pic:spPr>
-                </pic:pic>
-              </a:graphicData>
-            </a:graphic>
-            <wp14:sizeRelH relativeFrom="margin">
-              <wp14:pctWidth>0</wp14:pctWidth>
-            </wp14:sizeRelH>
-            <wp14:sizeRelV relativeFrom="margin">
-              <wp14:pctHeight>0</wp14:pctHeight>
-            </wp14:sizeRelV>
-          </wp:anchor>
-        </w:drawing>
-      </w:r>
-    </w:p>
-    <w:p>
-      <w:pPr>
-        <w:pStyle w:val="ListParagraph"/>
-        <w:numPr>
-          <w:ilvl w:val="0"/>
-          <w:numId w:val="39"/>
-        </w:numPr>
-        <w:rPr>
-          <w:b/>
-          <w:bCs/>
-          <w:sz w:val="28"/>
-          <w:szCs w:val="28"/>
-        </w:rPr>
-      </w:pPr>
-      <w:r>
-        <w:rPr>
-          <w:b/>
-          <w:bCs/>
-          <w:sz w:val="28"/>
-          <w:szCs w:val="28"/>
-        </w:rPr>
-        <w:lastRenderedPageBreak/>
-        <w:t>Logou</w:t>
-      </w:r>
-      <w:r>
-        <w:rPr>
-          <w:b/>
-          <w:bCs/>
-          <w:sz w:val="28"/>
-          <w:szCs w:val="28"/>
-        </w:rPr>
-        <w:t>t</w:t>
-      </w:r>
-    </w:p>
-    <w:p>
-      <w:pPr>
-        <w:ind w:left="0"/>
-        <w:rPr>
-          <w:b/>
-          <w:bCs/>
-          <w:sz w:val="28"/>
-          <w:szCs w:val="28"/>
-        </w:rPr>
-      </w:pPr>
-      <w:r>
-        <w:rPr>
-          <w:noProof/>
-        </w:rPr>
-        <mc:AlternateContent>
-          <mc:Choice Requires="wps">
-            <w:drawing>
-              <wp:anchor distT="0" distB="0" distL="114300" distR="114300" simplePos="0" relativeHeight="251741184" behindDoc="1" locked="0" layoutInCell="1" allowOverlap="1" wp14:anchorId="5DEC6598" wp14:editId="16B34D29">
-                <wp:simplePos x="0" y="0"/>
-                <wp:positionH relativeFrom="column">
-                  <wp:posOffset>531495</wp:posOffset>
-                </wp:positionH>
-                <wp:positionV relativeFrom="paragraph">
-                  <wp:posOffset>4079875</wp:posOffset>
-                </wp:positionV>
-                <wp:extent cx="3823970" cy="635"/>
-                <wp:effectExtent l="0" t="0" r="0" b="0"/>
-                <wp:wrapTight wrapText="bothSides">
-                  <wp:wrapPolygon edited="0">
-                    <wp:start x="0" y="0"/>
-                    <wp:lineTo x="0" y="21600"/>
-                    <wp:lineTo x="21600" y="21600"/>
-                    <wp:lineTo x="21600" y="0"/>
-                  </wp:wrapPolygon>
-                </wp:wrapTight>
-                <wp:docPr id="1949199272" name="Text Box 1"/>
-                <wp:cNvGraphicFramePr/>
-                <a:graphic xmlns:a="http://schemas.openxmlformats.org/drawingml/2006/main">
-                  <a:graphicData uri="http://schemas.microsoft.com/office/word/2010/wordprocessingShape">
-                    <wps:wsp>
-                      <wps:cNvSpPr txBox="1"/>
-                      <wps:spPr>
-                        <a:xfrm>
-                          <a:off x="0" y="0"/>
-                          <a:ext cx="3823970" cy="635"/>
-                        </a:xfrm>
-                        <a:prstGeom prst="rect">
-                          <a:avLst/>
-                        </a:prstGeom>
-                        <a:solidFill>
-                          <a:prstClr val="white"/>
-                        </a:solidFill>
-                        <a:ln>
-                          <a:noFill/>
-                        </a:ln>
-                      </wps:spPr>
-                      <wps:txbx>
-                        <w:txbxContent>
-                          <w:p>
-                            <w:pPr>
-                              <w:pStyle w:val="Caption"/>
-                              <w:jc w:val="center"/>
-                              <w:rPr>
-                                <w:noProof/>
-                              </w:rPr>
-                            </w:pPr>
-                            <w:bookmarkStart w:id="37" w:name="_Toc241503582"/>
-                            <w:r>
-                              <w:t xml:space="preserve">Gambar 3. </w:t>
-                            </w:r>
-                            <w:r>
-                              <w:fldChar w:fldCharType="begin"/>
-                            </w:r>
-                            <w:r>
-                              <w:instrText xml:space="preserve"> SEQ Gambar_3. \* ARABIC </w:instrText>
-                            </w:r>
-                            <w:r>
-                              <w:fldChar w:fldCharType="separate"/>
-                            </w:r>
-                            <w:r>
-                              <w:rPr>
-                                <w:noProof/>
-                              </w:rPr>
-                              <w:t>4</w:t>
-                            </w:r>
-                            <w:bookmarkEnd w:id="37"/>
-                            <w:r>
-                              <w:fldChar w:fldCharType="end"/>
-                            </w:r>
-                          </w:p>
-                        </w:txbxContent>
-                      </wps:txbx>
-                      <wps:bodyPr rot="0" spcFirstLastPara="0" vertOverflow="overflow" horzOverflow="overflow" vert="horz" wrap="square" lIns="0" tIns="0" rIns="0" bIns="0" numCol="1" spcCol="0" rtlCol="0" fromWordArt="0" anchor="t" anchorCtr="0" forceAA="0" compatLnSpc="1">
-                        <a:prstTxWarp prst="textNoShape">
-                          <a:avLst/>
-                        </a:prstTxWarp>
-                        <a:spAutoFit/>
-                      </wps:bodyPr>
-                    </wps:wsp>
-                  </a:graphicData>
-                </a:graphic>
-              </wp:anchor>
-            </w:drawing>
-          </mc:Choice>
-          <mc:Fallback>
-            <w:pict>
-              <v:shape w14:anchorId="5DEC6598" id="_x0000_s1037" type="#_x0000_t202" style="position:absolute;margin-left:41.85pt;margin-top:321.25pt;width:301.1pt;height:.05pt;z-index:-251575296;visibility:visible;mso-wrap-style:square;mso-wrap-distance-left:9pt;mso-wrap-distance-top:0;mso-wrap-distance-right:9pt;mso-wrap-distance-bottom:0;mso-position-horizontal:absolute;mso-position-horizontal-relative:text;mso-position-vertical:absolute;mso-position-vertical-relative:text;v-text-anchor:top" o:gfxdata="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" stroked="f">
-                <v:textbox style="mso-fit-shape-to-text:t" inset="0,0,0,0">
-                  <w:txbxContent>
-                    <w:p>
-                      <w:pPr>
-                        <w:pStyle w:val="Caption"/>
-                        <w:jc w:val="center"/>
-                        <w:rPr>
-                          <w:noProof/>
-                        </w:rPr>
-                      </w:pPr>
-                      <w:bookmarkStart w:id="38" w:name="_Toc241503582"/>
-                      <w:r>
-                        <w:t xml:space="preserve">Gambar 3. </w:t>
-                      </w:r>
-                      <w:r>
-                        <w:fldChar w:fldCharType="begin"/>
-                      </w:r>
-                      <w:r>
-                        <w:instrText xml:space="preserve"> SEQ Gambar_3. \* ARABIC </w:instrText>
-                      </w:r>
-                      <w:r>
-                        <w:fldChar w:fldCharType="separate"/>
-                      </w:r>
-                      <w:r>
-                        <w:rPr>
-                          <w:noProof/>
-                        </w:rPr>
-                        <w:t>4</w:t>
-                      </w:r>
-                      <w:bookmarkEnd w:id="38"/>
-                      <w:r>
-                        <w:fldChar w:fldCharType="end"/>
-                      </w:r>
-                    </w:p>
-                  </w:txbxContent>
-                </v:textbox>
-                <w10:wrap type="tight"/>
-              </v:shape>
-            </w:pict>
-          </mc:Fallback>
-        </mc:AlternateContent>
-      </w:r>
-      <w:r>
-        <w:rPr>
-          <w:noProof/>
-        </w:rPr>
-        <w:drawing>
-          <wp:anchor distT="0" distB="0" distL="114300" distR="114300" simplePos="0" relativeHeight="251696128" behindDoc="1" locked="0" layoutInCell="1" allowOverlap="1" wp14:anchorId="26128436" wp14:editId="6A2DED65">
-            <wp:simplePos x="0" y="0"/>
-            <wp:positionH relativeFrom="page">
-              <wp:align>center</wp:align>
-            </wp:positionH>
-            <wp:positionV relativeFrom="paragraph">
-              <wp:posOffset>9335</wp:posOffset>
-            </wp:positionV>
-            <wp:extent cx="3823970" cy="4013835"/>
-            <wp:effectExtent l="0" t="0" r="5080" b="5715"/>
-            <wp:wrapTight wrapText="bothSides">
-              <wp:wrapPolygon edited="0">
-                <wp:start x="0" y="0"/>
-                <wp:lineTo x="0" y="21528"/>
-                <wp:lineTo x="21521" y="21528"/>
-                <wp:lineTo x="21521" y="0"/>
-                <wp:lineTo x="0" y="0"/>
-              </wp:wrapPolygon>
-            </wp:wrapTight>
-            <wp:docPr id="453959805" name="Picture 6"/>
-            <wp:cNvGraphicFramePr>
-              <a:graphicFrameLocks xmlns:a="http://schemas.openxmlformats.org/drawingml/2006/main" noChangeAspect="1"/>
-            </wp:cNvGraphicFramePr>
-            <a:graphic xmlns:a="http://schemas.openxmlformats.org/drawingml/2006/main">
-              <a:graphicData uri="http://schemas.openxmlformats.org/drawingml/2006/picture">
-                <pic:pic xmlns:pic="http://schemas.openxmlformats.org/drawingml/2006/picture">
-                  <pic:nvPicPr>
-                    <pic:cNvPr id="0" name="Picture 11"/>
-                    <pic:cNvPicPr>
-                      <a:picLocks noChangeAspect="1" noChangeArrowheads="1"/>
-                    </pic:cNvPicPr>
-                  </pic:nvPicPr>
-                  <pic:blipFill>
-                    <a:blip r:embed="rId19">
-                      <a:extLst>
-                        <a:ext uri="{28A0092B-C50C-407E-A947-70E740481C1C}">
-                          <a14:useLocalDpi xmlns:a14="http://schemas.microsoft.com/office/drawing/2010/main" val="0"/>
-                        </a:ext>
-                      </a:extLst>
-                    </a:blip>
-                    <a:srcRect/>
-                    <a:stretch>
-                      <a:fillRect/>
-                    </a:stretch>
-                  </pic:blipFill>
-                  <pic:spPr bwMode="auto">
-                    <a:xfrm>
-                      <a:off x="0" y="0"/>
-                      <a:ext cx="3823970" cy="4013835"/>
-                    </a:xfrm>
-                    <a:prstGeom prst="rect">
-                      <a:avLst/>
-                    </a:prstGeom>
-                    <a:noFill/>
-                    <a:ln>
-                      <a:noFill/>
-                    </a:ln>
-                  </pic:spPr>
-                </pic:pic>
-              </a:graphicData>
-            </a:graphic>
-          </wp:anchor>
-        </w:drawing>
-      </w:r>
-    </w:p>
-    <w:p>
-      <w:pPr>
-        <w:ind w:left="0"/>
-        <w:rPr>
-          <w:b/>
-          <w:bCs/>
-          <w:sz w:val="28"/>
-          <w:szCs w:val="28"/>
-        </w:rPr>
-      </w:pPr>
-    </w:p>
-    <w:p>
-      <w:pPr>
-        <w:pStyle w:val="ListParagraph"/>
-        <w:rPr>
-          <w:b/>
-          <w:bCs/>
-          <w:sz w:val="28"/>
-          <w:szCs w:val="28"/>
-        </w:rPr>
-      </w:pPr>
-    </w:p>
-    <w:p>
-      <w:pPr>
-        <w:pStyle w:val="ListParagraph"/>
-        <w:rPr>
-          <w:b/>
-          <w:bCs/>
-          <w:sz w:val="28"/>
-          <w:szCs w:val="28"/>
-        </w:rPr>
-      </w:pPr>
-    </w:p>
-    <w:p>
-      <w:pPr>
-        <w:pStyle w:val="ListParagraph"/>
-        <w:rPr>
-          <w:b/>
-          <w:bCs/>
-          <w:sz w:val="28"/>
-          <w:szCs w:val="28"/>
-        </w:rPr>
-      </w:pPr>
-    </w:p>
-    <w:p>
-      <w:pPr>
-        <w:pStyle w:val="ListParagraph"/>
-        <w:rPr>
-          <w:b/>
-          <w:bCs/>
-          <w:sz w:val="28"/>
-          <w:szCs w:val="28"/>
-        </w:rPr>
-      </w:pPr>
-    </w:p>
-    <w:p>
-      <w:pPr>
-        <w:pStyle w:val="ListParagraph"/>
-        <w:rPr>
-          <w:b/>
-          <w:bCs/>
-          <w:sz w:val="28"/>
-          <w:szCs w:val="28"/>
-        </w:rPr>
-      </w:pPr>
-    </w:p>
-    <w:p>
-      <w:pPr>
-        <w:pStyle w:val="ListParagraph"/>
-        <w:rPr>
-          <w:b/>
-          <w:bCs/>
-          <w:sz w:val="28"/>
-          <w:szCs w:val="28"/>
-        </w:rPr>
-      </w:pPr>
-    </w:p>
-    <w:p>
-      <w:pPr>
-        <w:pStyle w:val="ListParagraph"/>
-        <w:rPr>
-          <w:b/>
-          <w:bCs/>
-          <w:sz w:val="28"/>
-          <w:szCs w:val="28"/>
-        </w:rPr>
-      </w:pPr>
-    </w:p>
-    <w:p>
-      <w:pPr>
-        <w:pStyle w:val="ListParagraph"/>
-        <w:rPr>
-          <w:b/>
-          <w:bCs/>
-          <w:sz w:val="28"/>
-          <w:szCs w:val="28"/>
-        </w:rPr>
-      </w:pPr>
-    </w:p>
-    <w:p>
-      <w:pPr>
-        <w:pStyle w:val="ListParagraph"/>
-        <w:numPr>
-          <w:ilvl w:val="0"/>
-          <w:numId w:val="39"/>
-        </w:numPr>
-        <w:rPr>
-          <w:b/>
-          <w:bCs/>
-          <w:sz w:val="28"/>
-          <w:szCs w:val="28"/>
-        </w:rPr>
-      </w:pPr>
-      <w:r>
-        <w:rPr>
-          <w:noProof/>
-        </w:rPr>
-        <w:lastRenderedPageBreak/>
-        <w:drawing>
-          <wp:anchor distT="0" distB="0" distL="114300" distR="114300" simplePos="0" relativeHeight="251699200" behindDoc="1" locked="0" layoutInCell="1" allowOverlap="1" wp14:anchorId="30449EEF" wp14:editId="5E05AC9C">
-            <wp:simplePos x="0" y="0"/>
-            <wp:positionH relativeFrom="page">
-              <wp:align>center</wp:align>
-            </wp:positionH>
-            <wp:positionV relativeFrom="paragraph">
-              <wp:posOffset>387793</wp:posOffset>
-            </wp:positionV>
-            <wp:extent cx="2496820" cy="5645785"/>
-            <wp:effectExtent l="0" t="0" r="0" b="0"/>
-            <wp:wrapTight wrapText="bothSides">
-              <wp:wrapPolygon edited="0">
-                <wp:start x="0" y="0"/>
-                <wp:lineTo x="0" y="21500"/>
-                <wp:lineTo x="21424" y="21500"/>
-                <wp:lineTo x="21424" y="0"/>
-                <wp:lineTo x="0" y="0"/>
-              </wp:wrapPolygon>
-            </wp:wrapTight>
-            <wp:docPr id="142159859" name="Picture 7"/>
-            <wp:cNvGraphicFramePr>
-              <a:graphicFrameLocks xmlns:a="http://schemas.openxmlformats.org/drawingml/2006/main" noChangeAspect="1"/>
-            </wp:cNvGraphicFramePr>
-            <a:graphic xmlns:a="http://schemas.openxmlformats.org/drawingml/2006/main">
-              <a:graphicData uri="http://schemas.openxmlformats.org/drawingml/2006/picture">
-                <pic:pic xmlns:pic="http://schemas.openxmlformats.org/drawingml/2006/picture">
-                  <pic:nvPicPr>
-                    <pic:cNvPr id="0" name="Picture 13"/>
-                    <pic:cNvPicPr>
-                      <a:picLocks noChangeAspect="1" noChangeArrowheads="1"/>
-                    </pic:cNvPicPr>
-                  </pic:nvPicPr>
-                  <pic:blipFill>
-                    <a:blip r:embed="rId20">
-                      <a:extLst>
-                        <a:ext uri="{28A0092B-C50C-407E-A947-70E740481C1C}">
-                          <a14:useLocalDpi xmlns:a14="http://schemas.microsoft.com/office/drawing/2010/main" val="0"/>
-                        </a:ext>
-                      </a:extLst>
-                    </a:blip>
-                    <a:srcRect/>
-                    <a:stretch>
-                      <a:fillRect/>
-                    </a:stretch>
-                  </pic:blipFill>
-                  <pic:spPr bwMode="auto">
-                    <a:xfrm>
-                      <a:off x="0" y="0"/>
-                      <a:ext cx="2496969" cy="5646224"/>
-                    </a:xfrm>
-                    <a:prstGeom prst="rect">
-                      <a:avLst/>
-                    </a:prstGeom>
-                    <a:noFill/>
-                    <a:ln>
-                      <a:noFill/>
-                    </a:ln>
-                  </pic:spPr>
-                </pic:pic>
-              </a:graphicData>
-            </a:graphic>
-            <wp14:sizeRelH relativeFrom="margin">
-              <wp14:pctWidth>0</wp14:pctWidth>
-            </wp14:sizeRelH>
-            <wp14:sizeRelV relativeFrom="margin">
-              <wp14:pctHeight>0</wp14:pctHeight>
-            </wp14:sizeRelV>
-          </wp:anchor>
-        </w:drawing>
-      </w:r>
-      <w:r>
-        <w:rPr>
-          <w:b/>
-          <w:bCs/>
-          <w:sz w:val="28"/>
-          <w:szCs w:val="28"/>
-        </w:rPr>
-        <w:t>Crud User</w:t>
-      </w:r>
-      <w:r>
-        <w:rPr>
-          <w:b/>
-          <w:bCs/>
-          <w:sz w:val="28"/>
-          <w:szCs w:val="28"/>
-        </w:rPr>
-        <w:t xml:space="preserve"> </w:t>
-      </w:r>
-    </w:p>
-    <w:p>
-      <w:pPr>
-        <w:ind w:left="0"/>
-        <w:rPr>
-          <w:b/>
-          <w:bCs/>
-          <w:sz w:val="28"/>
-          <w:szCs w:val="28"/>
-        </w:rPr>
-      </w:pPr>
-    </w:p>
-    <w:p>
-      <w:pPr>
-        <w:ind w:left="0"/>
-        <w:rPr>
-          <w:b/>
-          <w:bCs/>
-          <w:sz w:val="28"/>
-          <w:szCs w:val="28"/>
-        </w:rPr>
-      </w:pPr>
-    </w:p>
-    <w:p>
-      <w:pPr>
-        <w:ind w:left="0"/>
-        <w:rPr>
-          <w:b/>
-          <w:bCs/>
-          <w:sz w:val="28"/>
-          <w:szCs w:val="28"/>
-        </w:rPr>
-      </w:pPr>
-    </w:p>
-    <w:p>
-      <w:pPr>
-        <w:ind w:left="0"/>
-        <w:rPr>
-          <w:b/>
-          <w:bCs/>
-          <w:sz w:val="28"/>
-          <w:szCs w:val="28"/>
-        </w:rPr>
-      </w:pPr>
-    </w:p>
-    <w:p>
-      <w:pPr>
-        <w:ind w:left="0"/>
-        <w:rPr>
-          <w:b/>
-          <w:bCs/>
-          <w:sz w:val="28"/>
-          <w:szCs w:val="28"/>
-        </w:rPr>
-      </w:pPr>
-    </w:p>
-    <w:p>
-      <w:pPr>
-        <w:ind w:left="0"/>
-        <w:rPr>
-          <w:b/>
-          <w:bCs/>
-          <w:sz w:val="28"/>
-          <w:szCs w:val="28"/>
-        </w:rPr>
-      </w:pPr>
-    </w:p>
-    <w:p>
-      <w:pPr>
-        <w:ind w:left="0"/>
-        <w:rPr>
-          <w:b/>
-          <w:bCs/>
-          <w:sz w:val="28"/>
-          <w:szCs w:val="28"/>
-        </w:rPr>
-      </w:pPr>
-    </w:p>
-    <w:p>
-      <w:pPr>
-        <w:ind w:left="0"/>
-        <w:rPr>
-          <w:b/>
-          <w:bCs/>
-          <w:sz w:val="28"/>
-          <w:szCs w:val="28"/>
-        </w:rPr>
-      </w:pPr>
-    </w:p>
-    <w:p>
-      <w:pPr>
-        <w:ind w:left="0"/>
-        <w:rPr>
-          <w:b/>
-          <w:bCs/>
-          <w:sz w:val="28"/>
-          <w:szCs w:val="28"/>
-        </w:rPr>
-      </w:pPr>
-    </w:p>
-    <w:p>
-      <w:pPr>
-        <w:ind w:left="0"/>
-        <w:rPr>
-          <w:b/>
-          <w:bCs/>
-          <w:sz w:val="28"/>
-          <w:szCs w:val="28"/>
-        </w:rPr>
-      </w:pPr>
-    </w:p>
-    <w:p>
-      <w:pPr>
-        <w:ind w:left="0"/>
-        <w:rPr>
-          <w:b/>
-          <w:bCs/>
-          <w:sz w:val="28"/>
-          <w:szCs w:val="28"/>
-        </w:rPr>
-      </w:pPr>
-    </w:p>
-    <w:p>
-      <w:pPr>
-        <w:ind w:left="0"/>
-        <w:rPr>
-          <w:b/>
-          <w:bCs/>
-          <w:sz w:val="28"/>
-          <w:szCs w:val="28"/>
-        </w:rPr>
-      </w:pPr>
-    </w:p>
-    <w:p>
-      <w:pPr>
-        <w:ind w:left="0"/>
-        <w:rPr>
-          <w:b/>
-          <w:bCs/>
-          <w:sz w:val="28"/>
-          <w:szCs w:val="28"/>
-        </w:rPr>
-      </w:pPr>
-    </w:p>
-    <w:p>
-      <w:pPr>
-        <w:ind w:left="0"/>
-        <w:rPr>
-          <w:b/>
-          <w:bCs/>
-          <w:sz w:val="28"/>
-          <w:szCs w:val="28"/>
-        </w:rPr>
-      </w:pPr>
-      <w:r>
-        <w:rPr>
-          <w:noProof/>
-        </w:rPr>
-        <mc:AlternateContent>
-          <mc:Choice Requires="wps">
-            <w:drawing>
-              <wp:anchor distT="0" distB="0" distL="114300" distR="114300" simplePos="0" relativeHeight="251743232" behindDoc="1" locked="0" layoutInCell="1" allowOverlap="1" wp14:anchorId="195D4C80" wp14:editId="5FBBD948">
-                <wp:simplePos x="0" y="0"/>
-                <wp:positionH relativeFrom="column">
-                  <wp:posOffset>768350</wp:posOffset>
-                </wp:positionH>
-                <wp:positionV relativeFrom="paragraph">
-                  <wp:posOffset>107950</wp:posOffset>
-                </wp:positionV>
-                <wp:extent cx="3122930" cy="635"/>
-                <wp:effectExtent l="0" t="0" r="1270" b="0"/>
-                <wp:wrapTight wrapText="bothSides">
-                  <wp:wrapPolygon edited="0">
-                    <wp:start x="0" y="0"/>
-                    <wp:lineTo x="0" y="20057"/>
-                    <wp:lineTo x="21477" y="20057"/>
-                    <wp:lineTo x="21477" y="0"/>
-                    <wp:lineTo x="0" y="0"/>
-                  </wp:wrapPolygon>
-                </wp:wrapTight>
-                <wp:docPr id="637418892" name="Text Box 1"/>
-                <wp:cNvGraphicFramePr/>
-                <a:graphic xmlns:a="http://schemas.openxmlformats.org/drawingml/2006/main">
-                  <a:graphicData uri="http://schemas.microsoft.com/office/word/2010/wordprocessingShape">
-                    <wps:wsp>
-                      <wps:cNvSpPr txBox="1"/>
-                      <wps:spPr>
-                        <a:xfrm>
-                          <a:off x="0" y="0"/>
-                          <a:ext cx="3122930" cy="635"/>
-                        </a:xfrm>
-                        <a:prstGeom prst="rect">
-                          <a:avLst/>
-                        </a:prstGeom>
-                        <a:solidFill>
-                          <a:prstClr val="white"/>
-                        </a:solidFill>
-                        <a:ln>
-                          <a:noFill/>
-                        </a:ln>
-                      </wps:spPr>
-                      <wps:txbx>
-                        <w:txbxContent>
-                          <w:p>
-                            <w:pPr>
-                              <w:pStyle w:val="Caption"/>
-                              <w:jc w:val="center"/>
-                              <w:rPr>
-                                <w:noProof/>
-                              </w:rPr>
-                            </w:pPr>
-                            <w:bookmarkStart w:id="39" w:name="_Toc241503583"/>
-                            <w:r>
-                              <w:t xml:space="preserve">Gambar 3. </w:t>
-                            </w:r>
-                            <w:r>
-                              <w:fldChar w:fldCharType="begin"/>
-                            </w:r>
-                            <w:r>
-                              <w:instrText xml:space="preserve"> SEQ Gambar_3. \* ARABIC </w:instrText>
-                            </w:r>
-                            <w:r>
-                              <w:fldChar w:fldCharType="separate"/>
-                            </w:r>
-                            <w:r>
-                              <w:rPr>
-                                <w:noProof/>
-                              </w:rPr>
-                              <w:t>5</w:t>
-                            </w:r>
-                            <w:bookmarkEnd w:id="39"/>
-                            <w:r>
-                              <w:fldChar w:fldCharType="end"/>
-                            </w:r>
+                            <w:fldSimple w:instr=" SEQ Gambar_3. \* ARABIC ">
+                              <w:r>
+                                <w:rPr>
+                                  <w:noProof/>
+                                </w:rPr>
+                                <w:t>3</w:t>
+                              </w:r>
+                              <w:bookmarkEnd w:id="27"/>
+                            </w:fldSimple>
                           </w:p>
                         </w:txbxContent>
                       </wps:txbx>
@@ -10551,71 +9902,52 @@
           </mc:Choice>
           <mc:Fallback>
             <w:pict>
-              <v:shape w14:anchorId="195D4C80" id="_x0000_s1038" type="#_x0000_t202" style="position:absolute;margin-left:60.5pt;margin-top:8.5pt;width:245.9pt;height:.05pt;z-index:-251573248;visibility:visible;mso-wrap-style:square;mso-width-percent:0;mso-wrap-distance-left:9pt;mso-wrap-distance-top:0;mso-wrap-distance-right:9pt;mso-wrap-distance-bottom:0;mso-position-horizontal:absolute;mso-position-horizontal-relative:text;mso-position-vertical:absolute;mso-position-vertical-relative:text;mso-width-percent:0;mso-width-relative:margin;v-text-anchor:top" o:gfxdata="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" stroked="f">
+              <v:shape w14:anchorId="63017016" id="_x0000_s1036" type="#_x0000_t202" style="position:absolute;left:0;text-align:left;margin-left:76.8pt;margin-top:40.3pt;width:245pt;height:.05pt;z-index:251758592;visibility:visible;mso-wrap-style:square;mso-width-percent:0;mso-wrap-distance-left:9pt;mso-wrap-distance-top:0;mso-wrap-distance-right:9pt;mso-wrap-distance-bottom:0;mso-position-horizontal:absolute;mso-position-horizontal-relative:text;mso-position-vertical:absolute;mso-position-vertical-relative:text;mso-width-percent:0;mso-width-relative:margin;v-text-anchor:top" o:gfxdata="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" stroked="f">
                 <v:textbox style="mso-fit-shape-to-text:t" inset="0,0,0,0">
                   <w:txbxContent>
                     <w:p>
                       <w:pPr>
                         <w:pStyle w:val="Caption"/>
+                        <w:ind w:left="0"/>
                         <w:jc w:val="center"/>
                         <w:rPr>
+                          <w:b/>
+                          <w:bCs/>
                           <w:noProof/>
+                          <w:sz w:val="28"/>
+                          <w:szCs w:val="28"/>
                         </w:rPr>
                       </w:pPr>
-                      <w:bookmarkStart w:id="40" w:name="_Toc241503583"/>
+                      <w:r>
+                        <w:t xml:space="preserve">     </w:t>
+                      </w:r>
+                      <w:r>
+                        <w:tab/>
+                      </w:r>
+                      <w:r>
+                        <w:tab/>
+                      </w:r>
+                      <w:bookmarkStart w:id="28" w:name="_Toc242695432"/>
                       <w:r>
                         <w:t xml:space="preserve">Gambar 3. </w:t>
                       </w:r>
-                      <w:r>
-                        <w:fldChar w:fldCharType="begin"/>
-                      </w:r>
-                      <w:r>
-                        <w:instrText xml:space="preserve"> SEQ Gambar_3. \* ARABIC </w:instrText>
-                      </w:r>
-                      <w:r>
-                        <w:fldChar w:fldCharType="separate"/>
-                      </w:r>
-                      <w:r>
-                        <w:rPr>
-                          <w:noProof/>
-                        </w:rPr>
-                        <w:t>5</w:t>
-                      </w:r>
-                      <w:bookmarkEnd w:id="40"/>
-                      <w:r>
-                        <w:fldChar w:fldCharType="end"/>
-                      </w:r>
+                      <w:fldSimple w:instr=" SEQ Gambar_3. \* ARABIC ">
+                        <w:r>
+                          <w:rPr>
+                            <w:noProof/>
+                          </w:rPr>
+                          <w:t>3</w:t>
+                        </w:r>
+                        <w:bookmarkEnd w:id="28"/>
+                      </w:fldSimple>
                     </w:p>
                   </w:txbxContent>
                 </v:textbox>
-                <w10:wrap type="tight"/>
               </v:shape>
             </w:pict>
           </mc:Fallback>
         </mc:AlternateContent>
       </w:r>
-    </w:p>
-    <w:p>
-      <w:pPr>
-        <w:ind w:left="0"/>
-        <w:rPr>
-          <w:b/>
-          <w:bCs/>
-          <w:sz w:val="28"/>
-          <w:szCs w:val="28"/>
-        </w:rPr>
-      </w:pPr>
-    </w:p>
-    <w:p>
-      <w:pPr>
-        <w:ind w:left="0"/>
-        <w:rPr>
-          <w:b/>
-          <w:bCs/>
-          <w:sz w:val="28"/>
-          <w:szCs w:val="28"/>
-        </w:rPr>
-      </w:pPr>
     </w:p>
     <w:p>
       <w:pPr>
@@ -10633,24 +9965,267 @@
       </w:pPr>
       <w:r>
         <w:rPr>
+          <w:b/>
+          <w:bCs/>
           <w:noProof/>
+          <w:sz w:val="28"/>
+          <w:szCs w:val="28"/>
         </w:rPr>
         <w:lastRenderedPageBreak/>
+        <w:drawing>
+          <wp:anchor distT="0" distB="0" distL="114300" distR="114300" simplePos="0" relativeHeight="251759616" behindDoc="0" locked="0" layoutInCell="1" allowOverlap="1" wp14:anchorId="74138F54" wp14:editId="030204F7">
+            <wp:simplePos x="0" y="0"/>
+            <wp:positionH relativeFrom="page">
+              <wp:align>center</wp:align>
+            </wp:positionH>
+            <wp:positionV relativeFrom="paragraph">
+              <wp:posOffset>428852</wp:posOffset>
+            </wp:positionV>
+            <wp:extent cx="2183641" cy="6855859"/>
+            <wp:effectExtent l="0" t="0" r="7620" b="2540"/>
+            <wp:wrapNone/>
+            <wp:docPr id="727324813" name="Picture 20"/>
+            <wp:cNvGraphicFramePr>
+              <a:graphicFrameLocks xmlns:a="http://schemas.openxmlformats.org/drawingml/2006/main" noChangeAspect="1"/>
+            </wp:cNvGraphicFramePr>
+            <a:graphic xmlns:a="http://schemas.openxmlformats.org/drawingml/2006/main">
+              <a:graphicData uri="http://schemas.openxmlformats.org/drawingml/2006/picture">
+                <pic:pic xmlns:pic="http://schemas.openxmlformats.org/drawingml/2006/picture">
+                  <pic:nvPicPr>
+                    <pic:cNvPr id="727324813" name="Picture 727324813"/>
+                    <pic:cNvPicPr/>
+                  </pic:nvPicPr>
+                  <pic:blipFill>
+                    <a:blip r:embed="rId21">
+                      <a:extLst>
+                        <a:ext uri="{28A0092B-C50C-407E-A947-70E740481C1C}">
+                          <a14:useLocalDpi xmlns:a14="http://schemas.microsoft.com/office/drawing/2010/main" val="0"/>
+                        </a:ext>
+                      </a:extLst>
+                    </a:blip>
+                    <a:stretch>
+                      <a:fillRect/>
+                    </a:stretch>
+                  </pic:blipFill>
+                  <pic:spPr>
+                    <a:xfrm>
+                      <a:off x="0" y="0"/>
+                      <a:ext cx="2183641" cy="6855859"/>
+                    </a:xfrm>
+                    <a:prstGeom prst="rect">
+                      <a:avLst/>
+                    </a:prstGeom>
+                  </pic:spPr>
+                </pic:pic>
+              </a:graphicData>
+            </a:graphic>
+            <wp14:sizeRelH relativeFrom="margin">
+              <wp14:pctWidth>0</wp14:pctWidth>
+            </wp14:sizeRelH>
+            <wp14:sizeRelV relativeFrom="margin">
+              <wp14:pctHeight>0</wp14:pctHeight>
+            </wp14:sizeRelV>
+          </wp:anchor>
+        </w:drawing>
+      </w:r>
+      <w:r>
+        <w:rPr>
+          <w:b/>
+          <w:bCs/>
+          <w:sz w:val="28"/>
+          <w:szCs w:val="28"/>
+        </w:rPr>
+        <w:t>Register</w:t>
+      </w:r>
+    </w:p>
+    <w:p>
+      <w:pPr>
+        <w:rPr>
+          <w:b/>
+          <w:bCs/>
+          <w:sz w:val="28"/>
+          <w:szCs w:val="28"/>
+        </w:rPr>
+      </w:pPr>
+    </w:p>
+    <w:p>
+      <w:pPr>
+        <w:rPr>
+          <w:b/>
+          <w:bCs/>
+          <w:sz w:val="28"/>
+          <w:szCs w:val="28"/>
+        </w:rPr>
+      </w:pPr>
+    </w:p>
+    <w:p>
+      <w:pPr>
+        <w:rPr>
+          <w:b/>
+          <w:bCs/>
+          <w:sz w:val="28"/>
+          <w:szCs w:val="28"/>
+        </w:rPr>
+      </w:pPr>
+    </w:p>
+    <w:p>
+      <w:pPr>
+        <w:rPr>
+          <w:b/>
+          <w:bCs/>
+          <w:sz w:val="28"/>
+          <w:szCs w:val="28"/>
+        </w:rPr>
+      </w:pPr>
+    </w:p>
+    <w:p>
+      <w:pPr>
+        <w:rPr>
+          <w:b/>
+          <w:bCs/>
+          <w:sz w:val="28"/>
+          <w:szCs w:val="28"/>
+        </w:rPr>
+      </w:pPr>
+    </w:p>
+    <w:p>
+      <w:pPr>
+        <w:rPr>
+          <w:b/>
+          <w:bCs/>
+          <w:sz w:val="28"/>
+          <w:szCs w:val="28"/>
+        </w:rPr>
+      </w:pPr>
+    </w:p>
+    <w:p>
+      <w:pPr>
+        <w:rPr>
+          <w:b/>
+          <w:bCs/>
+          <w:sz w:val="28"/>
+          <w:szCs w:val="28"/>
+        </w:rPr>
+      </w:pPr>
+    </w:p>
+    <w:p>
+      <w:pPr>
+        <w:rPr>
+          <w:b/>
+          <w:bCs/>
+          <w:sz w:val="28"/>
+          <w:szCs w:val="28"/>
+        </w:rPr>
+      </w:pPr>
+    </w:p>
+    <w:p>
+      <w:pPr>
+        <w:rPr>
+          <w:b/>
+          <w:bCs/>
+          <w:sz w:val="28"/>
+          <w:szCs w:val="28"/>
+        </w:rPr>
+      </w:pPr>
+    </w:p>
+    <w:p>
+      <w:pPr>
+        <w:rPr>
+          <w:b/>
+          <w:bCs/>
+          <w:sz w:val="28"/>
+          <w:szCs w:val="28"/>
+        </w:rPr>
+      </w:pPr>
+    </w:p>
+    <w:p>
+      <w:pPr>
+        <w:rPr>
+          <w:b/>
+          <w:bCs/>
+          <w:sz w:val="28"/>
+          <w:szCs w:val="28"/>
+        </w:rPr>
+      </w:pPr>
+    </w:p>
+    <w:p>
+      <w:pPr>
+        <w:rPr>
+          <w:b/>
+          <w:bCs/>
+          <w:sz w:val="28"/>
+          <w:szCs w:val="28"/>
+        </w:rPr>
+      </w:pPr>
+    </w:p>
+    <w:p>
+      <w:pPr>
+        <w:rPr>
+          <w:b/>
+          <w:bCs/>
+          <w:sz w:val="28"/>
+          <w:szCs w:val="28"/>
+        </w:rPr>
+      </w:pPr>
+    </w:p>
+    <w:p>
+      <w:pPr>
+        <w:rPr>
+          <w:b/>
+          <w:bCs/>
+          <w:sz w:val="28"/>
+          <w:szCs w:val="28"/>
+        </w:rPr>
+      </w:pPr>
+    </w:p>
+    <w:p>
+      <w:pPr>
+        <w:rPr>
+          <w:b/>
+          <w:bCs/>
+          <w:sz w:val="28"/>
+          <w:szCs w:val="28"/>
+        </w:rPr>
+      </w:pPr>
+    </w:p>
+    <w:p>
+      <w:pPr>
+        <w:rPr>
+          <w:b/>
+          <w:bCs/>
+          <w:sz w:val="28"/>
+          <w:szCs w:val="28"/>
+        </w:rPr>
+      </w:pPr>
+    </w:p>
+    <w:p>
+      <w:pPr>
+        <w:rPr>
+          <w:b/>
+          <w:bCs/>
+          <w:sz w:val="28"/>
+          <w:szCs w:val="28"/>
+        </w:rPr>
+      </w:pPr>
+      <w:r>
+        <w:rPr>
+          <w:noProof/>
+        </w:rPr>
         <mc:AlternateContent>
           <mc:Choice Requires="wps">
             <w:drawing>
-              <wp:anchor distT="0" distB="0" distL="114300" distR="114300" simplePos="0" relativeHeight="251745280" behindDoc="0" locked="0" layoutInCell="1" allowOverlap="1" wp14:anchorId="04CE6530" wp14:editId="71735410">
+              <wp:anchor distT="0" distB="0" distL="114300" distR="114300" simplePos="0" relativeHeight="251761664" behindDoc="0" locked="0" layoutInCell="1" allowOverlap="1" wp14:anchorId="3E325380" wp14:editId="7574DC94">
                 <wp:simplePos x="0" y="0"/>
                 <wp:positionH relativeFrom="column">
-                  <wp:posOffset>483235</wp:posOffset>
+                  <wp:posOffset>798053</wp:posOffset>
                 </wp:positionH>
                 <wp:positionV relativeFrom="paragraph">
-                  <wp:posOffset>6064885</wp:posOffset>
+                  <wp:posOffset>73470</wp:posOffset>
                 </wp:positionV>
-                <wp:extent cx="3491230" cy="415290"/>
-                <wp:effectExtent l="0" t="0" r="0" b="3810"/>
-                <wp:wrapTopAndBottom/>
-                <wp:docPr id="654035842" name="Text Box 1"/>
+                <wp:extent cx="3425000" cy="635"/>
+                <wp:effectExtent l="0" t="0" r="4445" b="0"/>
+                <wp:wrapNone/>
+                <wp:docPr id="44168841" name="Text Box 1"/>
                 <wp:cNvGraphicFramePr/>
                 <a:graphic xmlns:a="http://schemas.openxmlformats.org/drawingml/2006/main">
                   <a:graphicData uri="http://schemas.microsoft.com/office/word/2010/wordprocessingShape">
@@ -10659,7 +10234,319 @@
                       <wps:spPr>
                         <a:xfrm>
                           <a:off x="0" y="0"/>
-                          <a:ext cx="3491230" cy="415290"/>
+                          <a:ext cx="3425000" cy="635"/>
+                        </a:xfrm>
+                        <a:prstGeom prst="rect">
+                          <a:avLst/>
+                        </a:prstGeom>
+                        <a:solidFill>
+                          <a:prstClr val="white"/>
+                        </a:solidFill>
+                        <a:ln>
+                          <a:noFill/>
+                        </a:ln>
+                      </wps:spPr>
+                      <wps:txbx>
+                        <w:txbxContent>
+                          <w:p>
+                            <w:pPr>
+                              <w:pStyle w:val="Caption"/>
+                              <w:rPr>
+                                <w:b/>
+                                <w:bCs/>
+                                <w:noProof/>
+                                <w:sz w:val="28"/>
+                                <w:szCs w:val="28"/>
+                              </w:rPr>
+                            </w:pPr>
+                            <w:bookmarkStart w:id="29" w:name="_Toc242695433"/>
+                            <w:r>
+                              <w:t xml:space="preserve">Gambar 3. </w:t>
+                            </w:r>
+                            <w:fldSimple w:instr=" SEQ Gambar_3. \* ARABIC ">
+                              <w:r>
+                                <w:rPr>
+                                  <w:noProof/>
+                                </w:rPr>
+                                <w:t>4</w:t>
+                              </w:r>
+                              <w:bookmarkEnd w:id="29"/>
+                            </w:fldSimple>
+                          </w:p>
+                        </w:txbxContent>
+                      </wps:txbx>
+                      <wps:bodyPr rot="0" spcFirstLastPara="0" vertOverflow="overflow" horzOverflow="overflow" vert="horz" wrap="square" lIns="0" tIns="0" rIns="0" bIns="0" numCol="1" spcCol="0" rtlCol="0" fromWordArt="0" anchor="t" anchorCtr="0" forceAA="0" compatLnSpc="1">
+                        <a:prstTxWarp prst="textNoShape">
+                          <a:avLst/>
+                        </a:prstTxWarp>
+                        <a:spAutoFit/>
+                      </wps:bodyPr>
+                    </wps:wsp>
+                  </a:graphicData>
+                </a:graphic>
+                <wp14:sizeRelH relativeFrom="margin">
+                  <wp14:pctWidth>0</wp14:pctWidth>
+                </wp14:sizeRelH>
+              </wp:anchor>
+            </w:drawing>
+          </mc:Choice>
+          <mc:Fallback>
+            <w:pict>
+              <v:shape w14:anchorId="3E325380" id="_x0000_s1037" type="#_x0000_t202" style="position:absolute;left:0;text-align:left;margin-left:62.85pt;margin-top:5.8pt;width:269.7pt;height:.05pt;z-index:251761664;visibility:visible;mso-wrap-style:square;mso-width-percent:0;mso-wrap-distance-left:9pt;mso-wrap-distance-top:0;mso-wrap-distance-right:9pt;mso-wrap-distance-bottom:0;mso-position-horizontal:absolute;mso-position-horizontal-relative:text;mso-position-vertical:absolute;mso-position-vertical-relative:text;mso-width-percent:0;mso-width-relative:margin;v-text-anchor:top" o:gfxdata="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" stroked="f">
+                <v:textbox style="mso-fit-shape-to-text:t" inset="0,0,0,0">
+                  <w:txbxContent>
+                    <w:p>
+                      <w:pPr>
+                        <w:pStyle w:val="Caption"/>
+                        <w:rPr>
+                          <w:b/>
+                          <w:bCs/>
+                          <w:noProof/>
+                          <w:sz w:val="28"/>
+                          <w:szCs w:val="28"/>
+                        </w:rPr>
+                      </w:pPr>
+                      <w:bookmarkStart w:id="30" w:name="_Toc242695433"/>
+                      <w:r>
+                        <w:t xml:space="preserve">Gambar 3. </w:t>
+                      </w:r>
+                      <w:fldSimple w:instr=" SEQ Gambar_3. \* ARABIC ">
+                        <w:r>
+                          <w:rPr>
+                            <w:noProof/>
+                          </w:rPr>
+                          <w:t>4</w:t>
+                        </w:r>
+                        <w:bookmarkEnd w:id="30"/>
+                      </w:fldSimple>
+                    </w:p>
+                  </w:txbxContent>
+                </v:textbox>
+              </v:shape>
+            </w:pict>
+          </mc:Fallback>
+        </mc:AlternateContent>
+      </w:r>
+    </w:p>
+    <w:p>
+      <w:pPr>
+        <w:pStyle w:val="ListParagraph"/>
+        <w:numPr>
+          <w:ilvl w:val="0"/>
+          <w:numId w:val="39"/>
+        </w:numPr>
+        <w:rPr>
+          <w:b/>
+          <w:bCs/>
+          <w:sz w:val="28"/>
+          <w:szCs w:val="28"/>
+        </w:rPr>
+      </w:pPr>
+      <w:r>
+        <w:rPr>
+          <w:b/>
+          <w:bCs/>
+          <w:sz w:val="28"/>
+          <w:szCs w:val="28"/>
+        </w:rPr>
+        <w:lastRenderedPageBreak/>
+        <w:t>Logou</w:t>
+      </w:r>
+      <w:r>
+        <w:rPr>
+          <w:b/>
+          <w:bCs/>
+          <w:sz w:val="28"/>
+          <w:szCs w:val="28"/>
+        </w:rPr>
+        <w:t>t</w:t>
+      </w:r>
+    </w:p>
+    <w:p>
+      <w:pPr>
+        <w:rPr>
+          <w:b/>
+          <w:bCs/>
+          <w:sz w:val="28"/>
+          <w:szCs w:val="28"/>
+        </w:rPr>
+      </w:pPr>
+      <w:r>
+        <w:rPr>
+          <w:b/>
+          <w:bCs/>
+          <w:noProof/>
+          <w:sz w:val="28"/>
+          <w:szCs w:val="28"/>
+        </w:rPr>
+        <w:drawing>
+          <wp:anchor distT="0" distB="0" distL="114300" distR="114300" simplePos="0" relativeHeight="251762688" behindDoc="0" locked="0" layoutInCell="1" allowOverlap="1" wp14:anchorId="389EB241" wp14:editId="74B06535">
+            <wp:simplePos x="0" y="0"/>
+            <wp:positionH relativeFrom="margin">
+              <wp:align>center</wp:align>
+            </wp:positionH>
+            <wp:positionV relativeFrom="paragraph">
+              <wp:posOffset>28575</wp:posOffset>
+            </wp:positionV>
+            <wp:extent cx="3829050" cy="4019550"/>
+            <wp:effectExtent l="0" t="0" r="0" b="0"/>
+            <wp:wrapNone/>
+            <wp:docPr id="2082040608" name="Picture 21"/>
+            <wp:cNvGraphicFramePr>
+              <a:graphicFrameLocks xmlns:a="http://schemas.openxmlformats.org/drawingml/2006/main" noChangeAspect="1"/>
+            </wp:cNvGraphicFramePr>
+            <a:graphic xmlns:a="http://schemas.openxmlformats.org/drawingml/2006/main">
+              <a:graphicData uri="http://schemas.openxmlformats.org/drawingml/2006/picture">
+                <pic:pic xmlns:pic="http://schemas.openxmlformats.org/drawingml/2006/picture">
+                  <pic:nvPicPr>
+                    <pic:cNvPr id="2082040608" name="Picture 2082040608"/>
+                    <pic:cNvPicPr/>
+                  </pic:nvPicPr>
+                  <pic:blipFill>
+                    <a:blip r:embed="rId22">
+                      <a:extLst>
+                        <a:ext uri="{28A0092B-C50C-407E-A947-70E740481C1C}">
+                          <a14:useLocalDpi xmlns:a14="http://schemas.microsoft.com/office/drawing/2010/main" val="0"/>
+                        </a:ext>
+                      </a:extLst>
+                    </a:blip>
+                    <a:stretch>
+                      <a:fillRect/>
+                    </a:stretch>
+                  </pic:blipFill>
+                  <pic:spPr>
+                    <a:xfrm>
+                      <a:off x="0" y="0"/>
+                      <a:ext cx="3829050" cy="4019550"/>
+                    </a:xfrm>
+                    <a:prstGeom prst="rect">
+                      <a:avLst/>
+                    </a:prstGeom>
+                  </pic:spPr>
+                </pic:pic>
+              </a:graphicData>
+            </a:graphic>
+          </wp:anchor>
+        </w:drawing>
+      </w:r>
+    </w:p>
+    <w:p>
+      <w:pPr>
+        <w:rPr>
+          <w:b/>
+          <w:bCs/>
+          <w:sz w:val="28"/>
+          <w:szCs w:val="28"/>
+        </w:rPr>
+      </w:pPr>
+    </w:p>
+    <w:p>
+      <w:pPr>
+        <w:rPr>
+          <w:b/>
+          <w:bCs/>
+          <w:sz w:val="28"/>
+          <w:szCs w:val="28"/>
+        </w:rPr>
+      </w:pPr>
+    </w:p>
+    <w:p>
+      <w:pPr>
+        <w:rPr>
+          <w:b/>
+          <w:bCs/>
+          <w:sz w:val="28"/>
+          <w:szCs w:val="28"/>
+        </w:rPr>
+      </w:pPr>
+    </w:p>
+    <w:p>
+      <w:pPr>
+        <w:rPr>
+          <w:b/>
+          <w:bCs/>
+          <w:sz w:val="28"/>
+          <w:szCs w:val="28"/>
+        </w:rPr>
+      </w:pPr>
+    </w:p>
+    <w:p>
+      <w:pPr>
+        <w:rPr>
+          <w:b/>
+          <w:bCs/>
+          <w:sz w:val="28"/>
+          <w:szCs w:val="28"/>
+        </w:rPr>
+      </w:pPr>
+    </w:p>
+    <w:p>
+      <w:pPr>
+        <w:rPr>
+          <w:b/>
+          <w:bCs/>
+          <w:sz w:val="28"/>
+          <w:szCs w:val="28"/>
+        </w:rPr>
+      </w:pPr>
+    </w:p>
+    <w:p>
+      <w:pPr>
+        <w:rPr>
+          <w:b/>
+          <w:bCs/>
+          <w:sz w:val="28"/>
+          <w:szCs w:val="28"/>
+        </w:rPr>
+      </w:pPr>
+    </w:p>
+    <w:p>
+      <w:pPr>
+        <w:rPr>
+          <w:b/>
+          <w:bCs/>
+          <w:sz w:val="28"/>
+          <w:szCs w:val="28"/>
+        </w:rPr>
+      </w:pPr>
+    </w:p>
+    <w:p>
+      <w:pPr>
+        <w:rPr>
+          <w:b/>
+          <w:bCs/>
+          <w:sz w:val="28"/>
+          <w:szCs w:val="28"/>
+        </w:rPr>
+      </w:pPr>
+      <w:r>
+        <w:rPr>
+          <w:noProof/>
+        </w:rPr>
+        <mc:AlternateContent>
+          <mc:Choice Requires="wps">
+            <w:drawing>
+              <wp:anchor distT="0" distB="0" distL="114300" distR="114300" simplePos="0" relativeHeight="251764736" behindDoc="0" locked="0" layoutInCell="1" allowOverlap="1" wp14:anchorId="1805C9DA" wp14:editId="7BAF0CD1">
+                <wp:simplePos x="0" y="0"/>
+                <wp:positionH relativeFrom="column">
+                  <wp:posOffset>716166</wp:posOffset>
+                </wp:positionH>
+                <wp:positionV relativeFrom="paragraph">
+                  <wp:posOffset>265894</wp:posOffset>
+                </wp:positionV>
+                <wp:extent cx="4339988" cy="299720"/>
+                <wp:effectExtent l="0" t="0" r="3810" b="5080"/>
+                <wp:wrapNone/>
+                <wp:docPr id="1487440994" name="Text Box 1"/>
+                <wp:cNvGraphicFramePr/>
+                <a:graphic xmlns:a="http://schemas.openxmlformats.org/drawingml/2006/main">
+                  <a:graphicData uri="http://schemas.microsoft.com/office/word/2010/wordprocessingShape">
+                    <wps:wsp>
+                      <wps:cNvSpPr txBox="1"/>
+                      <wps:spPr>
+                        <a:xfrm>
+                          <a:off x="0" y="0"/>
+                          <a:ext cx="4339988" cy="299720"/>
                         </a:xfrm>
                         <a:prstGeom prst="rect">
                           <a:avLst/>
@@ -10678,32 +10565,26 @@
                               <w:pStyle w:val="Caption"/>
                               <w:jc w:val="center"/>
                               <w:rPr>
+                                <w:b/>
+                                <w:bCs/>
                                 <w:noProof/>
+                                <w:sz w:val="28"/>
+                                <w:szCs w:val="28"/>
                               </w:rPr>
                             </w:pPr>
-                            <w:bookmarkStart w:id="41" w:name="_Toc241503584"/>
+                            <w:bookmarkStart w:id="31" w:name="_Toc242695434"/>
                             <w:r>
                               <w:t xml:space="preserve">Gambar 3. </w:t>
                             </w:r>
-                            <w:r>
-                              <w:fldChar w:fldCharType="begin"/>
-                            </w:r>
-                            <w:r>
-                              <w:instrText xml:space="preserve"> SEQ Gambar_3. \* ARABIC </w:instrText>
-                            </w:r>
-                            <w:r>
-                              <w:fldChar w:fldCharType="separate"/>
-                            </w:r>
-                            <w:r>
-                              <w:rPr>
-                                <w:noProof/>
-                              </w:rPr>
-                              <w:t>6</w:t>
-                            </w:r>
-                            <w:bookmarkEnd w:id="41"/>
-                            <w:r>
-                              <w:fldChar w:fldCharType="end"/>
-                            </w:r>
+                            <w:fldSimple w:instr=" SEQ Gambar_3. \* ARABIC ">
+                              <w:r>
+                                <w:rPr>
+                                  <w:noProof/>
+                                </w:rPr>
+                                <w:t>5</w:t>
+                              </w:r>
+                              <w:bookmarkEnd w:id="31"/>
+                            </w:fldSimple>
                           </w:p>
                         </w:txbxContent>
                       </wps:txbx>
@@ -10727,7 +10608,7 @@
           </mc:Choice>
           <mc:Fallback>
             <w:pict>
-              <v:shape w14:anchorId="04CE6530" id="_x0000_s1039" type="#_x0000_t202" style="position:absolute;left:0;text-align:left;margin-left:38.05pt;margin-top:477.55pt;width:274.9pt;height:32.7pt;z-index:251745280;visibility:visible;mso-wrap-style:square;mso-width-percent:0;mso-height-percent:0;mso-wrap-distance-left:9pt;mso-wrap-distance-top:0;mso-wrap-distance-right:9pt;mso-wrap-distance-bottom:0;mso-position-horizontal:absolute;mso-position-horizontal-relative:text;mso-position-vertical:absolute;mso-position-vertical-relative:text;mso-width-percent:0;mso-height-percent:0;mso-width-relative:margin;mso-height-relative:margin;v-text-anchor:top" o:gfxdata="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" stroked="f">
+              <v:shape w14:anchorId="1805C9DA" id="_x0000_s1038" type="#_x0000_t202" style="position:absolute;left:0;text-align:left;margin-left:56.4pt;margin-top:20.95pt;width:341.75pt;height:23.6pt;z-index:251764736;visibility:visible;mso-wrap-style:square;mso-width-percent:0;mso-height-percent:0;mso-wrap-distance-left:9pt;mso-wrap-distance-top:0;mso-wrap-distance-right:9pt;mso-wrap-distance-bottom:0;mso-position-horizontal:absolute;mso-position-horizontal-relative:text;mso-position-vertical:absolute;mso-position-vertical-relative:text;mso-width-percent:0;mso-height-percent:0;mso-width-relative:margin;mso-height-relative:margin;v-text-anchor:top" o:gfxdata="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" stroked="f">
                 <v:textbox inset="0,0,0,0">
                   <w:txbxContent>
                     <w:p>
@@ -10735,58 +10616,169 @@
                         <w:pStyle w:val="Caption"/>
                         <w:jc w:val="center"/>
                         <w:rPr>
+                          <w:b/>
+                          <w:bCs/>
                           <w:noProof/>
+                          <w:sz w:val="28"/>
+                          <w:szCs w:val="28"/>
                         </w:rPr>
                       </w:pPr>
-                      <w:bookmarkStart w:id="42" w:name="_Toc241503584"/>
+                      <w:bookmarkStart w:id="32" w:name="_Toc242695434"/>
                       <w:r>
                         <w:t xml:space="preserve">Gambar 3. </w:t>
                       </w:r>
-                      <w:r>
-                        <w:fldChar w:fldCharType="begin"/>
-                      </w:r>
-                      <w:r>
-                        <w:instrText xml:space="preserve"> SEQ Gambar_3. \* ARABIC </w:instrText>
-                      </w:r>
-                      <w:r>
-                        <w:fldChar w:fldCharType="separate"/>
-                      </w:r>
-                      <w:r>
-                        <w:rPr>
-                          <w:noProof/>
-                        </w:rPr>
-                        <w:t>6</w:t>
-                      </w:r>
-                      <w:bookmarkEnd w:id="42"/>
-                      <w:r>
-                        <w:fldChar w:fldCharType="end"/>
-                      </w:r>
+                      <w:fldSimple w:instr=" SEQ Gambar_3. \* ARABIC ">
+                        <w:r>
+                          <w:rPr>
+                            <w:noProof/>
+                          </w:rPr>
+                          <w:t>5</w:t>
+                        </w:r>
+                        <w:bookmarkEnd w:id="32"/>
+                      </w:fldSimple>
                     </w:p>
                   </w:txbxContent>
                 </v:textbox>
-                <w10:wrap type="topAndBottom"/>
               </v:shape>
             </w:pict>
           </mc:Fallback>
         </mc:AlternateContent>
       </w:r>
-      <w:r>
-        <w:rPr>
+    </w:p>
+    <w:p>
+      <w:pPr>
+        <w:rPr>
+          <w:b/>
+          <w:bCs/>
+          <w:sz w:val="28"/>
+          <w:szCs w:val="28"/>
+        </w:rPr>
+      </w:pPr>
+    </w:p>
+    <w:p>
+      <w:pPr>
+        <w:rPr>
+          <w:b/>
+          <w:bCs/>
+          <w:sz w:val="28"/>
+          <w:szCs w:val="28"/>
+        </w:rPr>
+      </w:pPr>
+    </w:p>
+    <w:p>
+      <w:pPr>
+        <w:rPr>
+          <w:b/>
+          <w:bCs/>
+          <w:sz w:val="28"/>
+          <w:szCs w:val="28"/>
+        </w:rPr>
+      </w:pPr>
+    </w:p>
+    <w:p>
+      <w:pPr>
+        <w:rPr>
+          <w:b/>
+          <w:bCs/>
+          <w:sz w:val="28"/>
+          <w:szCs w:val="28"/>
+        </w:rPr>
+      </w:pPr>
+    </w:p>
+    <w:p>
+      <w:pPr>
+        <w:rPr>
+          <w:b/>
+          <w:bCs/>
+          <w:sz w:val="28"/>
+          <w:szCs w:val="28"/>
+        </w:rPr>
+      </w:pPr>
+    </w:p>
+    <w:p>
+      <w:pPr>
+        <w:rPr>
+          <w:b/>
+          <w:bCs/>
+          <w:sz w:val="28"/>
+          <w:szCs w:val="28"/>
+        </w:rPr>
+      </w:pPr>
+    </w:p>
+    <w:p>
+      <w:pPr>
+        <w:rPr>
+          <w:b/>
+          <w:bCs/>
+          <w:sz w:val="28"/>
+          <w:szCs w:val="28"/>
+        </w:rPr>
+      </w:pPr>
+    </w:p>
+    <w:p>
+      <w:pPr>
+        <w:pStyle w:val="ListParagraph"/>
+        <w:numPr>
+          <w:ilvl w:val="0"/>
+          <w:numId w:val="39"/>
+        </w:numPr>
+        <w:rPr>
+          <w:b/>
+          <w:bCs/>
+          <w:sz w:val="28"/>
+          <w:szCs w:val="28"/>
+        </w:rPr>
+      </w:pPr>
+      <w:r>
+        <w:rPr>
+          <w:b/>
+          <w:bCs/>
+          <w:sz w:val="28"/>
+          <w:szCs w:val="28"/>
+        </w:rPr>
+        <w:lastRenderedPageBreak/>
+        <w:t>Crud User</w:t>
+      </w:r>
+      <w:r>
+        <w:rPr>
+          <w:b/>
+          <w:bCs/>
+          <w:sz w:val="28"/>
+          <w:szCs w:val="28"/>
+        </w:rPr>
+        <w:t xml:space="preserve"> </w:t>
+      </w:r>
+    </w:p>
+    <w:p>
+      <w:pPr>
+        <w:rPr>
+          <w:b/>
+          <w:bCs/>
+          <w:sz w:val="28"/>
+          <w:szCs w:val="28"/>
+        </w:rPr>
+      </w:pPr>
+      <w:r>
+        <w:rPr>
+          <w:b/>
+          <w:bCs/>
           <w:noProof/>
+          <w:sz w:val="28"/>
+          <w:szCs w:val="28"/>
         </w:rPr>
         <w:drawing>
-          <wp:anchor distT="0" distB="0" distL="114300" distR="114300" simplePos="0" relativeHeight="251702272" behindDoc="0" locked="0" layoutInCell="1" allowOverlap="1" wp14:anchorId="2F020674" wp14:editId="16E2C4B3">
+          <wp:anchor distT="0" distB="0" distL="114300" distR="114300" simplePos="0" relativeHeight="251765760" behindDoc="0" locked="0" layoutInCell="1" allowOverlap="1" wp14:anchorId="02DD7628" wp14:editId="003FCEE4">
             <wp:simplePos x="0" y="0"/>
-            <wp:positionH relativeFrom="page">
-              <wp:posOffset>2688590</wp:posOffset>
+            <wp:positionH relativeFrom="column">
+              <wp:posOffset>1439498</wp:posOffset>
             </wp:positionH>
             <wp:positionV relativeFrom="paragraph">
-              <wp:posOffset>511175</wp:posOffset>
+              <wp:posOffset>80345</wp:posOffset>
             </wp:positionV>
-            <wp:extent cx="2498725" cy="5499735"/>
-            <wp:effectExtent l="0" t="0" r="0" b="5715"/>
-            <wp:wrapTopAndBottom/>
-            <wp:docPr id="813922646" name="Picture 8"/>
+            <wp:extent cx="2333767" cy="7036868"/>
+            <wp:effectExtent l="0" t="0" r="0" b="0"/>
+            <wp:wrapNone/>
+            <wp:docPr id="273062088" name="Picture 22"/>
             <wp:cNvGraphicFramePr>
               <a:graphicFrameLocks xmlns:a="http://schemas.openxmlformats.org/drawingml/2006/main" noChangeAspect="1"/>
             </wp:cNvGraphicFramePr>
@@ -10794,96 +10786,195 @@
               <a:graphicData uri="http://schemas.openxmlformats.org/drawingml/2006/picture">
                 <pic:pic xmlns:pic="http://schemas.openxmlformats.org/drawingml/2006/picture">
                   <pic:nvPicPr>
-                    <pic:cNvPr id="0" name="Picture 15"/>
-                    <pic:cNvPicPr>
-                      <a:picLocks noChangeAspect="1" noChangeArrowheads="1"/>
-                    </pic:cNvPicPr>
+                    <pic:cNvPr id="273062088" name="Picture 273062088"/>
+                    <pic:cNvPicPr/>
                   </pic:nvPicPr>
                   <pic:blipFill>
-                    <a:blip r:embed="rId21">
+                    <a:blip r:embed="rId23">
                       <a:extLst>
                         <a:ext uri="{28A0092B-C50C-407E-A947-70E740481C1C}">
                           <a14:useLocalDpi xmlns:a14="http://schemas.microsoft.com/office/drawing/2010/main" val="0"/>
                         </a:ext>
                       </a:extLst>
                     </a:blip>
-                    <a:srcRect/>
                     <a:stretch>
                       <a:fillRect/>
                     </a:stretch>
                   </pic:blipFill>
-                  <pic:spPr bwMode="auto">
+                  <pic:spPr>
                     <a:xfrm>
                       <a:off x="0" y="0"/>
-                      <a:ext cx="2498725" cy="5499735"/>
+                      <a:ext cx="2334054" cy="7037734"/>
                     </a:xfrm>
                     <a:prstGeom prst="rect">
                       <a:avLst/>
                     </a:prstGeom>
-                    <a:noFill/>
-                    <a:ln>
-                      <a:noFill/>
-                    </a:ln>
                   </pic:spPr>
                 </pic:pic>
               </a:graphicData>
             </a:graphic>
+            <wp14:sizeRelH relativeFrom="margin">
+              <wp14:pctWidth>0</wp14:pctWidth>
+            </wp14:sizeRelH>
             <wp14:sizeRelV relativeFrom="margin">
               <wp14:pctHeight>0</wp14:pctHeight>
             </wp14:sizeRelV>
           </wp:anchor>
         </w:drawing>
       </w:r>
-      <w:r>
-        <w:rPr>
-          <w:b/>
-          <w:bCs/>
-          <w:sz w:val="28"/>
-          <w:szCs w:val="28"/>
-        </w:rPr>
-        <w:t>Crud Customer</w:t>
-      </w:r>
-    </w:p>
-    <w:p>
-      <w:pPr>
-        <w:pStyle w:val="ListParagraph"/>
-        <w:rPr>
-          <w:b/>
-          <w:bCs/>
-          <w:sz w:val="28"/>
-          <w:szCs w:val="28"/>
-        </w:rPr>
-      </w:pPr>
-    </w:p>
-    <w:p>
-      <w:pPr>
-        <w:pStyle w:val="ListParagraph"/>
-        <w:rPr>
-          <w:b/>
-          <w:bCs/>
-          <w:sz w:val="28"/>
-          <w:szCs w:val="28"/>
-        </w:rPr>
-      </w:pPr>
-    </w:p>
-    <w:p>
-      <w:pPr>
-        <w:pStyle w:val="ListParagraph"/>
-        <w:rPr>
-          <w:b/>
-          <w:bCs/>
-          <w:sz w:val="28"/>
-          <w:szCs w:val="28"/>
-        </w:rPr>
-      </w:pPr>
-    </w:p>
-    <w:p>
-      <w:pPr>
-        <w:pStyle w:val="ListParagraph"/>
-        <w:numPr>
-          <w:ilvl w:val="0"/>
-          <w:numId w:val="39"/>
-        </w:numPr>
+    </w:p>
+    <w:p>
+      <w:pPr>
+        <w:rPr>
+          <w:b/>
+          <w:bCs/>
+          <w:sz w:val="28"/>
+          <w:szCs w:val="28"/>
+        </w:rPr>
+      </w:pPr>
+    </w:p>
+    <w:p>
+      <w:pPr>
+        <w:rPr>
+          <w:b/>
+          <w:bCs/>
+          <w:sz w:val="28"/>
+          <w:szCs w:val="28"/>
+        </w:rPr>
+      </w:pPr>
+    </w:p>
+    <w:p>
+      <w:pPr>
+        <w:rPr>
+          <w:b/>
+          <w:bCs/>
+          <w:sz w:val="28"/>
+          <w:szCs w:val="28"/>
+        </w:rPr>
+      </w:pPr>
+    </w:p>
+    <w:p>
+      <w:pPr>
+        <w:rPr>
+          <w:b/>
+          <w:bCs/>
+          <w:sz w:val="28"/>
+          <w:szCs w:val="28"/>
+        </w:rPr>
+      </w:pPr>
+    </w:p>
+    <w:p>
+      <w:pPr>
+        <w:rPr>
+          <w:b/>
+          <w:bCs/>
+          <w:sz w:val="28"/>
+          <w:szCs w:val="28"/>
+        </w:rPr>
+      </w:pPr>
+    </w:p>
+    <w:p>
+      <w:pPr>
+        <w:rPr>
+          <w:b/>
+          <w:bCs/>
+          <w:sz w:val="28"/>
+          <w:szCs w:val="28"/>
+        </w:rPr>
+      </w:pPr>
+    </w:p>
+    <w:p>
+      <w:pPr>
+        <w:rPr>
+          <w:b/>
+          <w:bCs/>
+          <w:sz w:val="28"/>
+          <w:szCs w:val="28"/>
+        </w:rPr>
+      </w:pPr>
+    </w:p>
+    <w:p>
+      <w:pPr>
+        <w:rPr>
+          <w:b/>
+          <w:bCs/>
+          <w:sz w:val="28"/>
+          <w:szCs w:val="28"/>
+        </w:rPr>
+      </w:pPr>
+    </w:p>
+    <w:p>
+      <w:pPr>
+        <w:rPr>
+          <w:b/>
+          <w:bCs/>
+          <w:sz w:val="28"/>
+          <w:szCs w:val="28"/>
+        </w:rPr>
+      </w:pPr>
+    </w:p>
+    <w:p>
+      <w:pPr>
+        <w:rPr>
+          <w:b/>
+          <w:bCs/>
+          <w:sz w:val="28"/>
+          <w:szCs w:val="28"/>
+        </w:rPr>
+      </w:pPr>
+    </w:p>
+    <w:p>
+      <w:pPr>
+        <w:rPr>
+          <w:b/>
+          <w:bCs/>
+          <w:sz w:val="28"/>
+          <w:szCs w:val="28"/>
+        </w:rPr>
+      </w:pPr>
+    </w:p>
+    <w:p>
+      <w:pPr>
+        <w:rPr>
+          <w:b/>
+          <w:bCs/>
+          <w:sz w:val="28"/>
+          <w:szCs w:val="28"/>
+        </w:rPr>
+      </w:pPr>
+    </w:p>
+    <w:p>
+      <w:pPr>
+        <w:rPr>
+          <w:b/>
+          <w:bCs/>
+          <w:sz w:val="28"/>
+          <w:szCs w:val="28"/>
+        </w:rPr>
+      </w:pPr>
+    </w:p>
+    <w:p>
+      <w:pPr>
+        <w:rPr>
+          <w:b/>
+          <w:bCs/>
+          <w:sz w:val="28"/>
+          <w:szCs w:val="28"/>
+        </w:rPr>
+      </w:pPr>
+    </w:p>
+    <w:p>
+      <w:pPr>
+        <w:rPr>
+          <w:b/>
+          <w:bCs/>
+          <w:sz w:val="28"/>
+          <w:szCs w:val="28"/>
+        </w:rPr>
+      </w:pPr>
+    </w:p>
+    <w:p>
+      <w:pPr>
         <w:rPr>
           <w:b/>
           <w:bCs/>
@@ -10895,22 +10986,21 @@
         <w:rPr>
           <w:noProof/>
         </w:rPr>
-        <w:lastRenderedPageBreak/>
         <mc:AlternateContent>
           <mc:Choice Requires="wps">
             <w:drawing>
-              <wp:anchor distT="0" distB="0" distL="114300" distR="114300" simplePos="0" relativeHeight="251749376" behindDoc="0" locked="0" layoutInCell="1" allowOverlap="1" wp14:anchorId="006FD385" wp14:editId="0DB8A7F4">
+              <wp:anchor distT="0" distB="0" distL="114300" distR="114300" simplePos="0" relativeHeight="251767808" behindDoc="0" locked="0" layoutInCell="1" allowOverlap="1" wp14:anchorId="60EAB032" wp14:editId="76DBB618">
                 <wp:simplePos x="0" y="0"/>
                 <wp:positionH relativeFrom="column">
-                  <wp:posOffset>435610</wp:posOffset>
+                  <wp:posOffset>893587</wp:posOffset>
                 </wp:positionH>
                 <wp:positionV relativeFrom="paragraph">
-                  <wp:posOffset>7181215</wp:posOffset>
+                  <wp:posOffset>332777</wp:posOffset>
                 </wp:positionV>
-                <wp:extent cx="3858895" cy="349250"/>
-                <wp:effectExtent l="0" t="0" r="8255" b="0"/>
-                <wp:wrapTopAndBottom/>
-                <wp:docPr id="1410624148" name="Text Box 1"/>
+                <wp:extent cx="3971101" cy="286603"/>
+                <wp:effectExtent l="0" t="0" r="0" b="0"/>
+                <wp:wrapNone/>
+                <wp:docPr id="1986890438" name="Text Box 1"/>
                 <wp:cNvGraphicFramePr/>
                 <a:graphic xmlns:a="http://schemas.openxmlformats.org/drawingml/2006/main">
                   <a:graphicData uri="http://schemas.microsoft.com/office/word/2010/wordprocessingShape">
@@ -10919,7 +11009,7 @@
                       <wps:spPr>
                         <a:xfrm>
                           <a:off x="0" y="0"/>
-                          <a:ext cx="3858895" cy="349250"/>
+                          <a:ext cx="3971101" cy="286603"/>
                         </a:xfrm>
                         <a:prstGeom prst="rect">
                           <a:avLst/>
@@ -10936,34 +11026,27 @@
                           <w:p>
                             <w:pPr>
                               <w:pStyle w:val="Caption"/>
-                              <w:jc w:val="center"/>
                               <w:rPr>
+                                <w:b/>
+                                <w:bCs/>
                                 <w:noProof/>
+                                <w:sz w:val="28"/>
+                                <w:szCs w:val="28"/>
                               </w:rPr>
                             </w:pPr>
-                            <w:bookmarkStart w:id="43" w:name="_Toc241503585"/>
+                            <w:bookmarkStart w:id="33" w:name="_Toc242695435"/>
                             <w:r>
                               <w:t xml:space="preserve">Gambar 3. </w:t>
                             </w:r>
-                            <w:r>
-                              <w:fldChar w:fldCharType="begin"/>
-                            </w:r>
-                            <w:r>
-                              <w:instrText xml:space="preserve"> SEQ Gambar_3. \* ARABIC </w:instrText>
-                            </w:r>
-                            <w:r>
-                              <w:fldChar w:fldCharType="separate"/>
-                            </w:r>
-                            <w:r>
-                              <w:rPr>
-                                <w:noProof/>
-                              </w:rPr>
-                              <w:t>7</w:t>
-                            </w:r>
-                            <w:bookmarkEnd w:id="43"/>
-                            <w:r>
-                              <w:fldChar w:fldCharType="end"/>
-                            </w:r>
+                            <w:fldSimple w:instr=" SEQ Gambar_3. \* ARABIC ">
+                              <w:r>
+                                <w:rPr>
+                                  <w:noProof/>
+                                </w:rPr>
+                                <w:t>6</w:t>
+                              </w:r>
+                              <w:bookmarkEnd w:id="33"/>
+                            </w:fldSimple>
                           </w:p>
                         </w:txbxContent>
                       </wps:txbx>
@@ -10987,66 +11070,106 @@
           </mc:Choice>
           <mc:Fallback>
             <w:pict>
-              <v:shape w14:anchorId="006FD385" id="_x0000_s1040" type="#_x0000_t202" style="position:absolute;left:0;text-align:left;margin-left:34.3pt;margin-top:565.45pt;width:303.85pt;height:27.5pt;z-index:251749376;visibility:visible;mso-wrap-style:square;mso-width-percent:0;mso-height-percent:0;mso-wrap-distance-left:9pt;mso-wrap-distance-top:0;mso-wrap-distance-right:9pt;mso-wrap-distance-bottom:0;mso-position-horizontal:absolute;mso-position-horizontal-relative:text;mso-position-vertical:absolute;mso-position-vertical-relative:text;mso-width-percent:0;mso-height-percent:0;mso-width-relative:margin;mso-height-relative:margin;v-text-anchor:top" o:gfxdata="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" stroked="f">
+              <v:shape w14:anchorId="60EAB032" id="_x0000_s1039" type="#_x0000_t202" style="position:absolute;left:0;text-align:left;margin-left:70.35pt;margin-top:26.2pt;width:312.7pt;height:22.55pt;z-index:251767808;visibility:visible;mso-wrap-style:square;mso-width-percent:0;mso-height-percent:0;mso-wrap-distance-left:9pt;mso-wrap-distance-top:0;mso-wrap-distance-right:9pt;mso-wrap-distance-bottom:0;mso-position-horizontal:absolute;mso-position-horizontal-relative:text;mso-position-vertical:absolute;mso-position-vertical-relative:text;mso-width-percent:0;mso-height-percent:0;mso-width-relative:margin;mso-height-relative:margin;v-text-anchor:top" o:gfxdata="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" stroked="f">
                 <v:textbox inset="0,0,0,0">
                   <w:txbxContent>
                     <w:p>
                       <w:pPr>
                         <w:pStyle w:val="Caption"/>
-                        <w:jc w:val="center"/>
                         <w:rPr>
+                          <w:b/>
+                          <w:bCs/>
                           <w:noProof/>
+                          <w:sz w:val="28"/>
+                          <w:szCs w:val="28"/>
                         </w:rPr>
                       </w:pPr>
-                      <w:bookmarkStart w:id="44" w:name="_Toc241503585"/>
+                      <w:bookmarkStart w:id="34" w:name="_Toc242695435"/>
                       <w:r>
                         <w:t xml:space="preserve">Gambar 3. </w:t>
                       </w:r>
-                      <w:r>
-                        <w:fldChar w:fldCharType="begin"/>
-                      </w:r>
-                      <w:r>
-                        <w:instrText xml:space="preserve"> SEQ Gambar_3. \* ARABIC </w:instrText>
-                      </w:r>
-                      <w:r>
-                        <w:fldChar w:fldCharType="separate"/>
-                      </w:r>
-                      <w:r>
-                        <w:rPr>
-                          <w:noProof/>
-                        </w:rPr>
-                        <w:t>7</w:t>
-                      </w:r>
-                      <w:bookmarkEnd w:id="44"/>
-                      <w:r>
-                        <w:fldChar w:fldCharType="end"/>
-                      </w:r>
+                      <w:fldSimple w:instr=" SEQ Gambar_3. \* ARABIC ">
+                        <w:r>
+                          <w:rPr>
+                            <w:noProof/>
+                          </w:rPr>
+                          <w:t>6</w:t>
+                        </w:r>
+                        <w:bookmarkEnd w:id="34"/>
+                      </w:fldSimple>
                     </w:p>
                   </w:txbxContent>
                 </v:textbox>
-                <w10:wrap type="topAndBottom"/>
               </v:shape>
             </w:pict>
           </mc:Fallback>
         </mc:AlternateContent>
       </w:r>
-      <w:r>
-        <w:rPr>
+    </w:p>
+    <w:p>
+      <w:pPr>
+        <w:pStyle w:val="ListParagraph"/>
+        <w:numPr>
+          <w:ilvl w:val="0"/>
+          <w:numId w:val="39"/>
+        </w:numPr>
+        <w:rPr>
+          <w:b/>
+          <w:bCs/>
+          <w:sz w:val="28"/>
+          <w:szCs w:val="28"/>
+        </w:rPr>
+      </w:pPr>
+      <w:r>
+        <w:rPr>
+          <w:b/>
+          <w:bCs/>
+          <w:sz w:val="28"/>
+          <w:szCs w:val="28"/>
+        </w:rPr>
+        <w:lastRenderedPageBreak/>
+        <w:t xml:space="preserve">Crud </w:t>
+      </w:r>
+      <w:r>
+        <w:rPr>
+          <w:b/>
+          <w:bCs/>
+          <w:sz w:val="28"/>
+          <w:szCs w:val="28"/>
+        </w:rPr>
+        <w:t>Pelanggan</w:t>
+      </w:r>
+    </w:p>
+    <w:p>
+      <w:pPr>
+        <w:rPr>
+          <w:b/>
+          <w:bCs/>
+          <w:sz w:val="28"/>
+          <w:szCs w:val="28"/>
+        </w:rPr>
+      </w:pPr>
+      <w:r>
+        <w:rPr>
+          <w:b/>
+          <w:bCs/>
           <w:noProof/>
+          <w:sz w:val="28"/>
+          <w:szCs w:val="28"/>
         </w:rPr>
         <w:drawing>
-          <wp:anchor distT="0" distB="0" distL="114300" distR="114300" simplePos="0" relativeHeight="251705344" behindDoc="0" locked="0" layoutInCell="1" allowOverlap="1" wp14:anchorId="68263A02" wp14:editId="250C4463">
+          <wp:anchor distT="0" distB="0" distL="114300" distR="114300" simplePos="0" relativeHeight="251768832" behindDoc="0" locked="0" layoutInCell="1" allowOverlap="1" wp14:anchorId="1F44FFF1" wp14:editId="4DA0C1B1">
             <wp:simplePos x="0" y="0"/>
-            <wp:positionH relativeFrom="page">
+            <wp:positionH relativeFrom="margin">
               <wp:align>center</wp:align>
             </wp:positionH>
             <wp:positionV relativeFrom="paragraph">
-              <wp:posOffset>447073</wp:posOffset>
+              <wp:posOffset>97164</wp:posOffset>
             </wp:positionV>
-            <wp:extent cx="2604135" cy="6647180"/>
-            <wp:effectExtent l="0" t="0" r="5715" b="1270"/>
-            <wp:wrapTopAndBottom/>
-            <wp:docPr id="1113430518" name="Picture 9"/>
+            <wp:extent cx="2318843" cy="6991868"/>
+            <wp:effectExtent l="0" t="0" r="5715" b="0"/>
+            <wp:wrapNone/>
+            <wp:docPr id="1189049099" name="Picture 23"/>
             <wp:cNvGraphicFramePr>
               <a:graphicFrameLocks xmlns:a="http://schemas.openxmlformats.org/drawingml/2006/main" noChangeAspect="1"/>
             </wp:cNvGraphicFramePr>
@@ -11054,94 +11177,195 @@
               <a:graphicData uri="http://schemas.openxmlformats.org/drawingml/2006/picture">
                 <pic:pic xmlns:pic="http://schemas.openxmlformats.org/drawingml/2006/picture">
                   <pic:nvPicPr>
-                    <pic:cNvPr id="0" name="Picture 17"/>
-                    <pic:cNvPicPr>
-                      <a:picLocks noChangeAspect="1" noChangeArrowheads="1"/>
-                    </pic:cNvPicPr>
+                    <pic:cNvPr id="1189049099" name="Picture 1189049099"/>
+                    <pic:cNvPicPr/>
                   </pic:nvPicPr>
                   <pic:blipFill>
-                    <a:blip r:embed="rId22">
+                    <a:blip r:embed="rId24">
                       <a:extLst>
                         <a:ext uri="{28A0092B-C50C-407E-A947-70E740481C1C}">
                           <a14:useLocalDpi xmlns:a14="http://schemas.microsoft.com/office/drawing/2010/main" val="0"/>
                         </a:ext>
                       </a:extLst>
                     </a:blip>
-                    <a:srcRect/>
                     <a:stretch>
                       <a:fillRect/>
                     </a:stretch>
                   </pic:blipFill>
-                  <pic:spPr bwMode="auto">
+                  <pic:spPr>
                     <a:xfrm>
                       <a:off x="0" y="0"/>
-                      <a:ext cx="2604135" cy="6647180"/>
+                      <a:ext cx="2318843" cy="6991868"/>
                     </a:xfrm>
                     <a:prstGeom prst="rect">
                       <a:avLst/>
                     </a:prstGeom>
-                    <a:noFill/>
-                    <a:ln>
-                      <a:noFill/>
-                    </a:ln>
                   </pic:spPr>
                 </pic:pic>
               </a:graphicData>
             </a:graphic>
+            <wp14:sizeRelH relativeFrom="margin">
+              <wp14:pctWidth>0</wp14:pctWidth>
+            </wp14:sizeRelH>
             <wp14:sizeRelV relativeFrom="margin">
               <wp14:pctHeight>0</wp14:pctHeight>
             </wp14:sizeRelV>
           </wp:anchor>
         </w:drawing>
       </w:r>
-      <w:r>
-        <w:rPr>
-          <w:b/>
-          <w:bCs/>
-          <w:sz w:val="28"/>
-          <w:szCs w:val="28"/>
-        </w:rPr>
-        <w:t>Crud Kategori</w:t>
-      </w:r>
-    </w:p>
-    <w:p>
-      <w:pPr>
-        <w:pStyle w:val="ListParagraph"/>
-        <w:rPr>
-          <w:b/>
-          <w:bCs/>
-          <w:sz w:val="28"/>
-          <w:szCs w:val="28"/>
-        </w:rPr>
-      </w:pPr>
-    </w:p>
-    <w:p>
-      <w:pPr>
-        <w:pStyle w:val="ListParagraph"/>
-        <w:numPr>
-          <w:ilvl w:val="0"/>
-          <w:numId w:val="39"/>
-        </w:numPr>
-        <w:rPr>
-          <w:b/>
-          <w:bCs/>
-          <w:sz w:val="28"/>
-          <w:szCs w:val="28"/>
-        </w:rPr>
-      </w:pPr>
-      <w:r>
-        <w:rPr>
-          <w:b/>
-          <w:bCs/>
-          <w:sz w:val="28"/>
-          <w:szCs w:val="28"/>
-        </w:rPr>
-        <w:t>Cek Pengaduan</w:t>
-      </w:r>
-    </w:p>
-    <w:p>
-      <w:pPr>
-        <w:pStyle w:val="ListParagraph"/>
+    </w:p>
+    <w:p>
+      <w:pPr>
+        <w:rPr>
+          <w:b/>
+          <w:bCs/>
+          <w:sz w:val="28"/>
+          <w:szCs w:val="28"/>
+        </w:rPr>
+      </w:pPr>
+    </w:p>
+    <w:p>
+      <w:pPr>
+        <w:rPr>
+          <w:b/>
+          <w:bCs/>
+          <w:sz w:val="28"/>
+          <w:szCs w:val="28"/>
+        </w:rPr>
+      </w:pPr>
+    </w:p>
+    <w:p>
+      <w:pPr>
+        <w:rPr>
+          <w:b/>
+          <w:bCs/>
+          <w:sz w:val="28"/>
+          <w:szCs w:val="28"/>
+        </w:rPr>
+      </w:pPr>
+    </w:p>
+    <w:p>
+      <w:pPr>
+        <w:rPr>
+          <w:b/>
+          <w:bCs/>
+          <w:sz w:val="28"/>
+          <w:szCs w:val="28"/>
+        </w:rPr>
+      </w:pPr>
+    </w:p>
+    <w:p>
+      <w:pPr>
+        <w:rPr>
+          <w:b/>
+          <w:bCs/>
+          <w:sz w:val="28"/>
+          <w:szCs w:val="28"/>
+        </w:rPr>
+      </w:pPr>
+    </w:p>
+    <w:p>
+      <w:pPr>
+        <w:rPr>
+          <w:b/>
+          <w:bCs/>
+          <w:sz w:val="28"/>
+          <w:szCs w:val="28"/>
+        </w:rPr>
+      </w:pPr>
+    </w:p>
+    <w:p>
+      <w:pPr>
+        <w:rPr>
+          <w:b/>
+          <w:bCs/>
+          <w:sz w:val="28"/>
+          <w:szCs w:val="28"/>
+        </w:rPr>
+      </w:pPr>
+    </w:p>
+    <w:p>
+      <w:pPr>
+        <w:rPr>
+          <w:b/>
+          <w:bCs/>
+          <w:sz w:val="28"/>
+          <w:szCs w:val="28"/>
+        </w:rPr>
+      </w:pPr>
+    </w:p>
+    <w:p>
+      <w:pPr>
+        <w:rPr>
+          <w:b/>
+          <w:bCs/>
+          <w:sz w:val="28"/>
+          <w:szCs w:val="28"/>
+        </w:rPr>
+      </w:pPr>
+    </w:p>
+    <w:p>
+      <w:pPr>
+        <w:rPr>
+          <w:b/>
+          <w:bCs/>
+          <w:sz w:val="28"/>
+          <w:szCs w:val="28"/>
+        </w:rPr>
+      </w:pPr>
+    </w:p>
+    <w:p>
+      <w:pPr>
+        <w:rPr>
+          <w:b/>
+          <w:bCs/>
+          <w:sz w:val="28"/>
+          <w:szCs w:val="28"/>
+        </w:rPr>
+      </w:pPr>
+    </w:p>
+    <w:p>
+      <w:pPr>
+        <w:rPr>
+          <w:b/>
+          <w:bCs/>
+          <w:sz w:val="28"/>
+          <w:szCs w:val="28"/>
+        </w:rPr>
+      </w:pPr>
+    </w:p>
+    <w:p>
+      <w:pPr>
+        <w:rPr>
+          <w:b/>
+          <w:bCs/>
+          <w:sz w:val="28"/>
+          <w:szCs w:val="28"/>
+        </w:rPr>
+      </w:pPr>
+    </w:p>
+    <w:p>
+      <w:pPr>
+        <w:rPr>
+          <w:b/>
+          <w:bCs/>
+          <w:sz w:val="28"/>
+          <w:szCs w:val="28"/>
+        </w:rPr>
+      </w:pPr>
+    </w:p>
+    <w:p>
+      <w:pPr>
+        <w:rPr>
+          <w:b/>
+          <w:bCs/>
+          <w:sz w:val="28"/>
+          <w:szCs w:val="28"/>
+        </w:rPr>
+      </w:pPr>
+    </w:p>
+    <w:p>
+      <w:pPr>
         <w:rPr>
           <w:b/>
           <w:bCs/>
@@ -11156,18 +11380,18 @@
         <mc:AlternateContent>
           <mc:Choice Requires="wps">
             <w:drawing>
-              <wp:anchor distT="0" distB="0" distL="114300" distR="114300" simplePos="0" relativeHeight="251751424" behindDoc="0" locked="0" layoutInCell="1" allowOverlap="1" wp14:anchorId="17772584" wp14:editId="79CA7BF5">
+              <wp:anchor distT="0" distB="0" distL="114300" distR="114300" simplePos="0" relativeHeight="251770880" behindDoc="0" locked="0" layoutInCell="1" allowOverlap="1" wp14:anchorId="19C33265" wp14:editId="4073A31C">
                 <wp:simplePos x="0" y="0"/>
-                <wp:positionH relativeFrom="column">
-                  <wp:posOffset>531495</wp:posOffset>
+                <wp:positionH relativeFrom="page">
+                  <wp:align>center</wp:align>
                 </wp:positionH>
                 <wp:positionV relativeFrom="paragraph">
-                  <wp:posOffset>6040755</wp:posOffset>
+                  <wp:posOffset>332731</wp:posOffset>
                 </wp:positionV>
-                <wp:extent cx="3823970" cy="635"/>
+                <wp:extent cx="3109955" cy="635"/>
                 <wp:effectExtent l="0" t="0" r="0" b="0"/>
-                <wp:wrapTopAndBottom/>
-                <wp:docPr id="1768464210" name="Text Box 1"/>
+                <wp:wrapNone/>
+                <wp:docPr id="1192078039" name="Text Box 1"/>
                 <wp:cNvGraphicFramePr/>
                 <a:graphic xmlns:a="http://schemas.openxmlformats.org/drawingml/2006/main">
                   <a:graphicData uri="http://schemas.microsoft.com/office/word/2010/wordprocessingShape">
@@ -11176,7 +11400,7 @@
                       <wps:spPr>
                         <a:xfrm>
                           <a:off x="0" y="0"/>
-                          <a:ext cx="3823970" cy="635"/>
+                          <a:ext cx="3109955" cy="635"/>
                         </a:xfrm>
                         <a:prstGeom prst="rect">
                           <a:avLst/>
@@ -11194,32 +11418,26 @@
                             <w:pPr>
                               <w:pStyle w:val="Caption"/>
                               <w:rPr>
+                                <w:b/>
+                                <w:bCs/>
                                 <w:noProof/>
+                                <w:sz w:val="28"/>
+                                <w:szCs w:val="28"/>
                               </w:rPr>
                             </w:pPr>
-                            <w:bookmarkStart w:id="45" w:name="_Toc241503586"/>
+                            <w:bookmarkStart w:id="35" w:name="_Toc242695436"/>
                             <w:r>
                               <w:t xml:space="preserve">Gambar 3. </w:t>
                             </w:r>
-                            <w:r>
-                              <w:fldChar w:fldCharType="begin"/>
-                            </w:r>
-                            <w:r>
-                              <w:instrText xml:space="preserve"> SEQ Gambar_3. \* ARABIC </w:instrText>
-                            </w:r>
-                            <w:r>
-                              <w:fldChar w:fldCharType="separate"/>
-                            </w:r>
-                            <w:r>
-                              <w:rPr>
-                                <w:noProof/>
-                              </w:rPr>
-                              <w:t>8</w:t>
-                            </w:r>
-                            <w:bookmarkEnd w:id="45"/>
-                            <w:r>
-                              <w:fldChar w:fldCharType="end"/>
-                            </w:r>
+                            <w:fldSimple w:instr=" SEQ Gambar_3. \* ARABIC ">
+                              <w:r>
+                                <w:rPr>
+                                  <w:noProof/>
+                                </w:rPr>
+                                <w:t>7</w:t>
+                              </w:r>
+                              <w:bookmarkEnd w:id="35"/>
+                            </w:fldSimple>
                           </w:p>
                         </w:txbxContent>
                       </wps:txbx>
@@ -11232,70 +11450,106 @@
                     </wps:wsp>
                   </a:graphicData>
                 </a:graphic>
+                <wp14:sizeRelH relativeFrom="margin">
+                  <wp14:pctWidth>0</wp14:pctWidth>
+                </wp14:sizeRelH>
               </wp:anchor>
             </w:drawing>
           </mc:Choice>
           <mc:Fallback>
             <w:pict>
-              <v:shape w14:anchorId="17772584" id="_x0000_s1041" type="#_x0000_t202" style="position:absolute;left:0;text-align:left;margin-left:41.85pt;margin-top:475.65pt;width:301.1pt;height:.05pt;z-index:251751424;visibility:visible;mso-wrap-style:square;mso-wrap-distance-left:9pt;mso-wrap-distance-top:0;mso-wrap-distance-right:9pt;mso-wrap-distance-bottom:0;mso-position-horizontal:absolute;mso-position-horizontal-relative:text;mso-position-vertical:absolute;mso-position-vertical-relative:text;v-text-anchor:top" o:gfxdata="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" stroked="f">
+              <v:shape w14:anchorId="19C33265" id="_x0000_s1040" type="#_x0000_t202" style="position:absolute;left:0;text-align:left;margin-left:0;margin-top:26.2pt;width:244.9pt;height:.05pt;z-index:251770880;visibility:visible;mso-wrap-style:square;mso-width-percent:0;mso-wrap-distance-left:9pt;mso-wrap-distance-top:0;mso-wrap-distance-right:9pt;mso-wrap-distance-bottom:0;mso-position-horizontal:center;mso-position-horizontal-relative:page;mso-position-vertical:absolute;mso-position-vertical-relative:text;mso-width-percent:0;mso-width-relative:margin;v-text-anchor:top" o:gfxdata="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" stroked="f">
                 <v:textbox style="mso-fit-shape-to-text:t" inset="0,0,0,0">
                   <w:txbxContent>
                     <w:p>
                       <w:pPr>
                         <w:pStyle w:val="Caption"/>
                         <w:rPr>
+                          <w:b/>
+                          <w:bCs/>
                           <w:noProof/>
+                          <w:sz w:val="28"/>
+                          <w:szCs w:val="28"/>
                         </w:rPr>
                       </w:pPr>
-                      <w:bookmarkStart w:id="46" w:name="_Toc241503586"/>
+                      <w:bookmarkStart w:id="36" w:name="_Toc242695436"/>
                       <w:r>
                         <w:t xml:space="preserve">Gambar 3. </w:t>
                       </w:r>
-                      <w:r>
-                        <w:fldChar w:fldCharType="begin"/>
-                      </w:r>
-                      <w:r>
-                        <w:instrText xml:space="preserve"> SEQ Gambar_3. \* ARABIC </w:instrText>
-                      </w:r>
-                      <w:r>
-                        <w:fldChar w:fldCharType="separate"/>
-                      </w:r>
-                      <w:r>
-                        <w:rPr>
-                          <w:noProof/>
-                        </w:rPr>
-                        <w:t>8</w:t>
-                      </w:r>
-                      <w:bookmarkEnd w:id="46"/>
-                      <w:r>
-                        <w:fldChar w:fldCharType="end"/>
-                      </w:r>
+                      <w:fldSimple w:instr=" SEQ Gambar_3. \* ARABIC ">
+                        <w:r>
+                          <w:rPr>
+                            <w:noProof/>
+                          </w:rPr>
+                          <w:t>7</w:t>
+                        </w:r>
+                        <w:bookmarkEnd w:id="36"/>
+                      </w:fldSimple>
                     </w:p>
                   </w:txbxContent>
                 </v:textbox>
-                <w10:wrap type="topAndBottom"/>
+                <w10:wrap anchorx="page"/>
               </v:shape>
             </w:pict>
           </mc:Fallback>
         </mc:AlternateContent>
       </w:r>
-      <w:r>
-        <w:rPr>
+    </w:p>
+    <w:p>
+      <w:pPr>
+        <w:pStyle w:val="ListParagraph"/>
+        <w:numPr>
+          <w:ilvl w:val="0"/>
+          <w:numId w:val="39"/>
+        </w:numPr>
+        <w:rPr>
+          <w:b/>
+          <w:bCs/>
+          <w:sz w:val="28"/>
+          <w:szCs w:val="28"/>
+        </w:rPr>
+      </w:pPr>
+      <w:r>
+        <w:rPr>
+          <w:b/>
+          <w:bCs/>
+          <w:sz w:val="28"/>
+          <w:szCs w:val="28"/>
+        </w:rPr>
+        <w:lastRenderedPageBreak/>
+        <w:t>Crud Kategori</w:t>
+      </w:r>
+    </w:p>
+    <w:p>
+      <w:pPr>
+        <w:rPr>
+          <w:b/>
+          <w:bCs/>
+          <w:sz w:val="28"/>
+          <w:szCs w:val="28"/>
+        </w:rPr>
+      </w:pPr>
+      <w:r>
+        <w:rPr>
+          <w:b/>
+          <w:bCs/>
           <w:noProof/>
+          <w:sz w:val="28"/>
+          <w:szCs w:val="28"/>
         </w:rPr>
         <w:drawing>
-          <wp:anchor distT="0" distB="0" distL="114300" distR="114300" simplePos="0" relativeHeight="251747328" behindDoc="0" locked="0" layoutInCell="1" allowOverlap="1" wp14:anchorId="13E4446C" wp14:editId="07A24F95">
+          <wp:anchor distT="0" distB="0" distL="114300" distR="114300" simplePos="0" relativeHeight="251771904" behindDoc="0" locked="0" layoutInCell="1" allowOverlap="1" wp14:anchorId="4C289808" wp14:editId="24ED2D8C">
             <wp:simplePos x="0" y="0"/>
-            <wp:positionH relativeFrom="page">
+            <wp:positionH relativeFrom="margin">
               <wp:align>center</wp:align>
             </wp:positionH>
             <wp:positionV relativeFrom="paragraph">
-              <wp:posOffset>284414</wp:posOffset>
+              <wp:posOffset>15723</wp:posOffset>
             </wp:positionV>
-            <wp:extent cx="3823970" cy="5699760"/>
-            <wp:effectExtent l="0" t="0" r="5080" b="0"/>
-            <wp:wrapTopAndBottom/>
-            <wp:docPr id="895656124" name="Picture 10"/>
+            <wp:extent cx="2607945" cy="7538085"/>
+            <wp:effectExtent l="0" t="0" r="1905" b="5715"/>
+            <wp:wrapNone/>
+            <wp:docPr id="1670952786" name="Picture 24"/>
             <wp:cNvGraphicFramePr>
               <a:graphicFrameLocks xmlns:a="http://schemas.openxmlformats.org/drawingml/2006/main" noChangeAspect="1"/>
             </wp:cNvGraphicFramePr>
@@ -11303,65 +11557,189 @@
               <a:graphicData uri="http://schemas.openxmlformats.org/drawingml/2006/picture">
                 <pic:pic xmlns:pic="http://schemas.openxmlformats.org/drawingml/2006/picture">
                   <pic:nvPicPr>
-                    <pic:cNvPr id="0" name="Picture 19"/>
-                    <pic:cNvPicPr>
-                      <a:picLocks noChangeAspect="1" noChangeArrowheads="1"/>
-                    </pic:cNvPicPr>
+                    <pic:cNvPr id="1670952786" name="Picture 1670952786"/>
+                    <pic:cNvPicPr/>
                   </pic:nvPicPr>
                   <pic:blipFill>
-                    <a:blip r:embed="rId23">
+                    <a:blip r:embed="rId25">
                       <a:extLst>
                         <a:ext uri="{28A0092B-C50C-407E-A947-70E740481C1C}">
                           <a14:useLocalDpi xmlns:a14="http://schemas.microsoft.com/office/drawing/2010/main" val="0"/>
                         </a:ext>
                       </a:extLst>
                     </a:blip>
-                    <a:srcRect/>
                     <a:stretch>
                       <a:fillRect/>
                     </a:stretch>
                   </pic:blipFill>
-                  <pic:spPr bwMode="auto">
+                  <pic:spPr>
                     <a:xfrm>
                       <a:off x="0" y="0"/>
-                      <a:ext cx="3823970" cy="5699760"/>
+                      <a:ext cx="2607945" cy="7538085"/>
                     </a:xfrm>
                     <a:prstGeom prst="rect">
                       <a:avLst/>
                     </a:prstGeom>
-                    <a:noFill/>
-                    <a:ln>
-                      <a:noFill/>
-                    </a:ln>
                   </pic:spPr>
                 </pic:pic>
               </a:graphicData>
             </a:graphic>
-            <wp14:sizeRelV relativeFrom="margin">
-              <wp14:pctHeight>0</wp14:pctHeight>
-            </wp14:sizeRelV>
           </wp:anchor>
         </w:drawing>
       </w:r>
     </w:p>
     <w:p>
       <w:pPr>
-        <w:pStyle w:val="ListParagraph"/>
-        <w:rPr>
-          <w:b/>
-          <w:bCs/>
-          <w:sz w:val="28"/>
-          <w:szCs w:val="28"/>
-        </w:rPr>
-      </w:pPr>
-    </w:p>
-    <w:p>
-      <w:pPr>
-        <w:pStyle w:val="ListParagraph"/>
-        <w:numPr>
-          <w:ilvl w:val="0"/>
-          <w:numId w:val="39"/>
-        </w:numPr>
+        <w:rPr>
+          <w:b/>
+          <w:bCs/>
+          <w:sz w:val="28"/>
+          <w:szCs w:val="28"/>
+        </w:rPr>
+      </w:pPr>
+    </w:p>
+    <w:p>
+      <w:pPr>
+        <w:rPr>
+          <w:b/>
+          <w:bCs/>
+          <w:sz w:val="28"/>
+          <w:szCs w:val="28"/>
+        </w:rPr>
+      </w:pPr>
+    </w:p>
+    <w:p>
+      <w:pPr>
+        <w:rPr>
+          <w:b/>
+          <w:bCs/>
+          <w:sz w:val="28"/>
+          <w:szCs w:val="28"/>
+        </w:rPr>
+      </w:pPr>
+    </w:p>
+    <w:p>
+      <w:pPr>
+        <w:rPr>
+          <w:b/>
+          <w:bCs/>
+          <w:sz w:val="28"/>
+          <w:szCs w:val="28"/>
+        </w:rPr>
+      </w:pPr>
+    </w:p>
+    <w:p>
+      <w:pPr>
+        <w:rPr>
+          <w:b/>
+          <w:bCs/>
+          <w:sz w:val="28"/>
+          <w:szCs w:val="28"/>
+        </w:rPr>
+      </w:pPr>
+    </w:p>
+    <w:p>
+      <w:pPr>
+        <w:rPr>
+          <w:b/>
+          <w:bCs/>
+          <w:sz w:val="28"/>
+          <w:szCs w:val="28"/>
+        </w:rPr>
+      </w:pPr>
+    </w:p>
+    <w:p>
+      <w:pPr>
+        <w:rPr>
+          <w:b/>
+          <w:bCs/>
+          <w:sz w:val="28"/>
+          <w:szCs w:val="28"/>
+        </w:rPr>
+      </w:pPr>
+    </w:p>
+    <w:p>
+      <w:pPr>
+        <w:rPr>
+          <w:b/>
+          <w:bCs/>
+          <w:sz w:val="28"/>
+          <w:szCs w:val="28"/>
+        </w:rPr>
+      </w:pPr>
+    </w:p>
+    <w:p>
+      <w:pPr>
+        <w:rPr>
+          <w:b/>
+          <w:bCs/>
+          <w:sz w:val="28"/>
+          <w:szCs w:val="28"/>
+        </w:rPr>
+      </w:pPr>
+    </w:p>
+    <w:p>
+      <w:pPr>
+        <w:rPr>
+          <w:b/>
+          <w:bCs/>
+          <w:sz w:val="28"/>
+          <w:szCs w:val="28"/>
+        </w:rPr>
+      </w:pPr>
+    </w:p>
+    <w:p>
+      <w:pPr>
+        <w:rPr>
+          <w:b/>
+          <w:bCs/>
+          <w:sz w:val="28"/>
+          <w:szCs w:val="28"/>
+        </w:rPr>
+      </w:pPr>
+    </w:p>
+    <w:p>
+      <w:pPr>
+        <w:rPr>
+          <w:b/>
+          <w:bCs/>
+          <w:sz w:val="28"/>
+          <w:szCs w:val="28"/>
+        </w:rPr>
+      </w:pPr>
+    </w:p>
+    <w:p>
+      <w:pPr>
+        <w:rPr>
+          <w:b/>
+          <w:bCs/>
+          <w:sz w:val="28"/>
+          <w:szCs w:val="28"/>
+        </w:rPr>
+      </w:pPr>
+    </w:p>
+    <w:p>
+      <w:pPr>
+        <w:rPr>
+          <w:b/>
+          <w:bCs/>
+          <w:sz w:val="28"/>
+          <w:szCs w:val="28"/>
+        </w:rPr>
+      </w:pPr>
+    </w:p>
+    <w:p>
+      <w:pPr>
+        <w:rPr>
+          <w:b/>
+          <w:bCs/>
+          <w:sz w:val="28"/>
+          <w:szCs w:val="28"/>
+        </w:rPr>
+      </w:pPr>
+    </w:p>
+    <w:p>
+      <w:pPr>
         <w:rPr>
           <w:b/>
           <w:bCs/>
@@ -11373,22 +11751,21 @@
         <w:rPr>
           <w:noProof/>
         </w:rPr>
-        <w:lastRenderedPageBreak/>
         <mc:AlternateContent>
           <mc:Choice Requires="wps">
             <w:drawing>
-              <wp:anchor distT="0" distB="0" distL="114300" distR="114300" simplePos="0" relativeHeight="251753472" behindDoc="0" locked="0" layoutInCell="1" allowOverlap="1" wp14:anchorId="491EAB7D" wp14:editId="54C61B3A">
+              <wp:anchor distT="0" distB="0" distL="114300" distR="114300" simplePos="0" relativeHeight="251773952" behindDoc="0" locked="0" layoutInCell="1" allowOverlap="1" wp14:anchorId="00E8DA1F" wp14:editId="76F6DEA9">
                 <wp:simplePos x="0" y="0"/>
                 <wp:positionH relativeFrom="column">
-                  <wp:posOffset>637540</wp:posOffset>
+                  <wp:posOffset>798053</wp:posOffset>
                 </wp:positionH>
                 <wp:positionV relativeFrom="paragraph">
-                  <wp:posOffset>6373495</wp:posOffset>
+                  <wp:posOffset>769506</wp:posOffset>
                 </wp:positionV>
-                <wp:extent cx="3574415" cy="403225"/>
-                <wp:effectExtent l="0" t="0" r="6985" b="0"/>
-                <wp:wrapTopAndBottom/>
-                <wp:docPr id="2113537381" name="Text Box 1"/>
+                <wp:extent cx="3207224" cy="232012"/>
+                <wp:effectExtent l="0" t="0" r="0" b="0"/>
+                <wp:wrapNone/>
+                <wp:docPr id="73392490" name="Text Box 1"/>
                 <wp:cNvGraphicFramePr/>
                 <a:graphic xmlns:a="http://schemas.openxmlformats.org/drawingml/2006/main">
                   <a:graphicData uri="http://schemas.microsoft.com/office/word/2010/wordprocessingShape">
@@ -11397,7 +11774,7 @@
                       <wps:spPr>
                         <a:xfrm>
                           <a:off x="0" y="0"/>
-                          <a:ext cx="3574415" cy="403225"/>
+                          <a:ext cx="3207224" cy="232012"/>
                         </a:xfrm>
                         <a:prstGeom prst="rect">
                           <a:avLst/>
@@ -11414,34 +11791,27 @@
                           <w:p>
                             <w:pPr>
                               <w:pStyle w:val="Caption"/>
-                              <w:jc w:val="center"/>
                               <w:rPr>
+                                <w:b/>
+                                <w:bCs/>
                                 <w:noProof/>
+                                <w:sz w:val="28"/>
+                                <w:szCs w:val="28"/>
                               </w:rPr>
                             </w:pPr>
-                            <w:bookmarkStart w:id="47" w:name="_Toc241503587"/>
+                            <w:bookmarkStart w:id="37" w:name="_Toc242695437"/>
                             <w:r>
                               <w:t xml:space="preserve">Gambar 3. </w:t>
                             </w:r>
-                            <w:r>
-                              <w:fldChar w:fldCharType="begin"/>
-                            </w:r>
-                            <w:r>
-                              <w:instrText xml:space="preserve"> SEQ Gambar_3. \* ARABIC </w:instrText>
-                            </w:r>
-                            <w:r>
-                              <w:fldChar w:fldCharType="separate"/>
-                            </w:r>
-                            <w:r>
-                              <w:rPr>
-                                <w:noProof/>
-                              </w:rPr>
-                              <w:t>9</w:t>
-                            </w:r>
-                            <w:bookmarkEnd w:id="47"/>
-                            <w:r>
-                              <w:fldChar w:fldCharType="end"/>
-                            </w:r>
+                            <w:fldSimple w:instr=" SEQ Gambar_3. \* ARABIC ">
+                              <w:r>
+                                <w:rPr>
+                                  <w:noProof/>
+                                </w:rPr>
+                                <w:t>8</w:t>
+                              </w:r>
+                              <w:bookmarkEnd w:id="37"/>
+                            </w:fldSimple>
                           </w:p>
                         </w:txbxContent>
                       </wps:txbx>
@@ -11465,66 +11835,97 @@
           </mc:Choice>
           <mc:Fallback>
             <w:pict>
-              <v:shape w14:anchorId="491EAB7D" id="_x0000_s1042" type="#_x0000_t202" style="position:absolute;left:0;text-align:left;margin-left:50.2pt;margin-top:501.85pt;width:281.45pt;height:31.75pt;z-index:251753472;visibility:visible;mso-wrap-style:square;mso-width-percent:0;mso-height-percent:0;mso-wrap-distance-left:9pt;mso-wrap-distance-top:0;mso-wrap-distance-right:9pt;mso-wrap-distance-bottom:0;mso-position-horizontal:absolute;mso-position-horizontal-relative:text;mso-position-vertical:absolute;mso-position-vertical-relative:text;mso-width-percent:0;mso-height-percent:0;mso-width-relative:margin;mso-height-relative:margin;v-text-anchor:top" o:gfxdata="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" stroked="f">
+              <v:shape w14:anchorId="00E8DA1F" id="_x0000_s1041" type="#_x0000_t202" style="position:absolute;left:0;text-align:left;margin-left:62.85pt;margin-top:60.6pt;width:252.55pt;height:18.25pt;z-index:251773952;visibility:visible;mso-wrap-style:square;mso-width-percent:0;mso-height-percent:0;mso-wrap-distance-left:9pt;mso-wrap-distance-top:0;mso-wrap-distance-right:9pt;mso-wrap-distance-bottom:0;mso-position-horizontal:absolute;mso-position-horizontal-relative:text;mso-position-vertical:absolute;mso-position-vertical-relative:text;mso-width-percent:0;mso-height-percent:0;mso-width-relative:margin;mso-height-relative:margin;v-text-anchor:top" o:gfxdata="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" stroked="f">
                 <v:textbox inset="0,0,0,0">
                   <w:txbxContent>
                     <w:p>
                       <w:pPr>
                         <w:pStyle w:val="Caption"/>
-                        <w:jc w:val="center"/>
                         <w:rPr>
+                          <w:b/>
+                          <w:bCs/>
                           <w:noProof/>
+                          <w:sz w:val="28"/>
+                          <w:szCs w:val="28"/>
                         </w:rPr>
                       </w:pPr>
-                      <w:bookmarkStart w:id="48" w:name="_Toc241503587"/>
+                      <w:bookmarkStart w:id="38" w:name="_Toc242695437"/>
                       <w:r>
                         <w:t xml:space="preserve">Gambar 3. </w:t>
                       </w:r>
-                      <w:r>
-                        <w:fldChar w:fldCharType="begin"/>
-                      </w:r>
-                      <w:r>
-                        <w:instrText xml:space="preserve"> SEQ Gambar_3. \* ARABIC </w:instrText>
-                      </w:r>
-                      <w:r>
-                        <w:fldChar w:fldCharType="separate"/>
-                      </w:r>
-                      <w:r>
-                        <w:rPr>
-                          <w:noProof/>
-                        </w:rPr>
-                        <w:t>9</w:t>
-                      </w:r>
-                      <w:bookmarkEnd w:id="48"/>
-                      <w:r>
-                        <w:fldChar w:fldCharType="end"/>
-                      </w:r>
+                      <w:fldSimple w:instr=" SEQ Gambar_3. \* ARABIC ">
+                        <w:r>
+                          <w:rPr>
+                            <w:noProof/>
+                          </w:rPr>
+                          <w:t>8</w:t>
+                        </w:r>
+                        <w:bookmarkEnd w:id="38"/>
+                      </w:fldSimple>
                     </w:p>
                   </w:txbxContent>
                 </v:textbox>
-                <w10:wrap type="topAndBottom"/>
               </v:shape>
             </w:pict>
           </mc:Fallback>
         </mc:AlternateContent>
       </w:r>
-      <w:r>
-        <w:rPr>
+    </w:p>
+    <w:p>
+      <w:pPr>
+        <w:pStyle w:val="ListParagraph"/>
+        <w:numPr>
+          <w:ilvl w:val="0"/>
+          <w:numId w:val="39"/>
+        </w:numPr>
+        <w:rPr>
+          <w:b/>
+          <w:bCs/>
+          <w:sz w:val="28"/>
+          <w:szCs w:val="28"/>
+        </w:rPr>
+      </w:pPr>
+      <w:r>
+        <w:rPr>
+          <w:b/>
+          <w:bCs/>
+          <w:sz w:val="28"/>
+          <w:szCs w:val="28"/>
+        </w:rPr>
+        <w:lastRenderedPageBreak/>
+        <w:t>Form pengaduan</w:t>
+      </w:r>
+    </w:p>
+    <w:p>
+      <w:pPr>
+        <w:rPr>
+          <w:b/>
+          <w:bCs/>
+          <w:sz w:val="28"/>
+          <w:szCs w:val="28"/>
+        </w:rPr>
+      </w:pPr>
+      <w:r>
+        <w:rPr>
+          <w:b/>
+          <w:bCs/>
           <w:noProof/>
+          <w:sz w:val="28"/>
+          <w:szCs w:val="28"/>
         </w:rPr>
         <w:drawing>
-          <wp:anchor distT="0" distB="0" distL="114300" distR="114300" simplePos="0" relativeHeight="251711488" behindDoc="0" locked="0" layoutInCell="1" allowOverlap="1" wp14:anchorId="04142EF8" wp14:editId="0A03B7EF">
+          <wp:anchor distT="0" distB="0" distL="114300" distR="114300" simplePos="0" relativeHeight="251774976" behindDoc="0" locked="0" layoutInCell="1" allowOverlap="1" wp14:anchorId="6B7D586E" wp14:editId="62F4B720">
             <wp:simplePos x="0" y="0"/>
             <wp:positionH relativeFrom="margin">
               <wp:align>center</wp:align>
             </wp:positionH>
             <wp:positionV relativeFrom="paragraph">
-              <wp:posOffset>398268</wp:posOffset>
+              <wp:posOffset>15723</wp:posOffset>
             </wp:positionV>
-            <wp:extent cx="2497455" cy="5925185"/>
-            <wp:effectExtent l="0" t="0" r="0" b="0"/>
-            <wp:wrapTopAndBottom/>
-            <wp:docPr id="1646345225" name="Picture 11"/>
+            <wp:extent cx="2499995" cy="7538085"/>
+            <wp:effectExtent l="0" t="0" r="0" b="5715"/>
+            <wp:wrapNone/>
+            <wp:docPr id="945031506" name="Picture 25"/>
             <wp:cNvGraphicFramePr>
               <a:graphicFrameLocks xmlns:a="http://schemas.openxmlformats.org/drawingml/2006/main" noChangeAspect="1"/>
             </wp:cNvGraphicFramePr>
@@ -11532,55 +11933,651 @@
               <a:graphicData uri="http://schemas.openxmlformats.org/drawingml/2006/picture">
                 <pic:pic xmlns:pic="http://schemas.openxmlformats.org/drawingml/2006/picture">
                   <pic:nvPicPr>
-                    <pic:cNvPr id="0" name="Picture 21"/>
-                    <pic:cNvPicPr>
-                      <a:picLocks noChangeAspect="1" noChangeArrowheads="1"/>
-                    </pic:cNvPicPr>
+                    <pic:cNvPr id="945031506" name="Picture 945031506"/>
+                    <pic:cNvPicPr/>
                   </pic:nvPicPr>
                   <pic:blipFill>
-                    <a:blip r:embed="rId24">
+                    <a:blip r:embed="rId26">
                       <a:extLst>
                         <a:ext uri="{28A0092B-C50C-407E-A947-70E740481C1C}">
                           <a14:useLocalDpi xmlns:a14="http://schemas.microsoft.com/office/drawing/2010/main" val="0"/>
                         </a:ext>
                       </a:extLst>
                     </a:blip>
-                    <a:srcRect/>
                     <a:stretch>
                       <a:fillRect/>
                     </a:stretch>
                   </pic:blipFill>
-                  <pic:spPr bwMode="auto">
+                  <pic:spPr>
                     <a:xfrm>
                       <a:off x="0" y="0"/>
-                      <a:ext cx="2498056" cy="5927213"/>
+                      <a:ext cx="2499995" cy="7538085"/>
                     </a:xfrm>
                     <a:prstGeom prst="rect">
                       <a:avLst/>
                     </a:prstGeom>
-                    <a:noFill/>
-                    <a:ln>
-                      <a:noFill/>
-                    </a:ln>
                   </pic:spPr>
                 </pic:pic>
               </a:graphicData>
             </a:graphic>
+          </wp:anchor>
+        </w:drawing>
+      </w:r>
+    </w:p>
+    <w:p>
+      <w:pPr>
+        <w:rPr>
+          <w:b/>
+          <w:bCs/>
+          <w:sz w:val="28"/>
+          <w:szCs w:val="28"/>
+        </w:rPr>
+      </w:pPr>
+    </w:p>
+    <w:p>
+      <w:pPr>
+        <w:rPr>
+          <w:b/>
+          <w:bCs/>
+          <w:sz w:val="28"/>
+          <w:szCs w:val="28"/>
+        </w:rPr>
+      </w:pPr>
+    </w:p>
+    <w:p>
+      <w:pPr>
+        <w:rPr>
+          <w:b/>
+          <w:bCs/>
+          <w:sz w:val="28"/>
+          <w:szCs w:val="28"/>
+        </w:rPr>
+      </w:pPr>
+    </w:p>
+    <w:p>
+      <w:pPr>
+        <w:rPr>
+          <w:b/>
+          <w:bCs/>
+          <w:sz w:val="28"/>
+          <w:szCs w:val="28"/>
+        </w:rPr>
+      </w:pPr>
+    </w:p>
+    <w:p>
+      <w:pPr>
+        <w:rPr>
+          <w:b/>
+          <w:bCs/>
+          <w:sz w:val="28"/>
+          <w:szCs w:val="28"/>
+        </w:rPr>
+      </w:pPr>
+    </w:p>
+    <w:p>
+      <w:pPr>
+        <w:rPr>
+          <w:b/>
+          <w:bCs/>
+          <w:sz w:val="28"/>
+          <w:szCs w:val="28"/>
+        </w:rPr>
+      </w:pPr>
+    </w:p>
+    <w:p>
+      <w:pPr>
+        <w:rPr>
+          <w:b/>
+          <w:bCs/>
+          <w:sz w:val="28"/>
+          <w:szCs w:val="28"/>
+        </w:rPr>
+      </w:pPr>
+    </w:p>
+    <w:p>
+      <w:pPr>
+        <w:rPr>
+          <w:b/>
+          <w:bCs/>
+          <w:sz w:val="28"/>
+          <w:szCs w:val="28"/>
+        </w:rPr>
+      </w:pPr>
+    </w:p>
+    <w:p>
+      <w:pPr>
+        <w:rPr>
+          <w:b/>
+          <w:bCs/>
+          <w:sz w:val="28"/>
+          <w:szCs w:val="28"/>
+        </w:rPr>
+      </w:pPr>
+    </w:p>
+    <w:p>
+      <w:pPr>
+        <w:rPr>
+          <w:b/>
+          <w:bCs/>
+          <w:sz w:val="28"/>
+          <w:szCs w:val="28"/>
+        </w:rPr>
+      </w:pPr>
+    </w:p>
+    <w:p>
+      <w:pPr>
+        <w:rPr>
+          <w:b/>
+          <w:bCs/>
+          <w:sz w:val="28"/>
+          <w:szCs w:val="28"/>
+        </w:rPr>
+      </w:pPr>
+    </w:p>
+    <w:p>
+      <w:pPr>
+        <w:rPr>
+          <w:b/>
+          <w:bCs/>
+          <w:sz w:val="28"/>
+          <w:szCs w:val="28"/>
+        </w:rPr>
+      </w:pPr>
+    </w:p>
+    <w:p>
+      <w:pPr>
+        <w:rPr>
+          <w:b/>
+          <w:bCs/>
+          <w:sz w:val="28"/>
+          <w:szCs w:val="28"/>
+        </w:rPr>
+      </w:pPr>
+    </w:p>
+    <w:p>
+      <w:pPr>
+        <w:rPr>
+          <w:b/>
+          <w:bCs/>
+          <w:sz w:val="28"/>
+          <w:szCs w:val="28"/>
+        </w:rPr>
+      </w:pPr>
+    </w:p>
+    <w:p>
+      <w:pPr>
+        <w:rPr>
+          <w:b/>
+          <w:bCs/>
+          <w:sz w:val="28"/>
+          <w:szCs w:val="28"/>
+        </w:rPr>
+      </w:pPr>
+    </w:p>
+    <w:p>
+      <w:pPr>
+        <w:rPr>
+          <w:b/>
+          <w:bCs/>
+          <w:sz w:val="28"/>
+          <w:szCs w:val="28"/>
+        </w:rPr>
+      </w:pPr>
+      <w:r>
+        <w:rPr>
+          <w:noProof/>
+        </w:rPr>
+        <mc:AlternateContent>
+          <mc:Choice Requires="wps">
+            <w:drawing>
+              <wp:anchor distT="0" distB="0" distL="114300" distR="114300" simplePos="0" relativeHeight="251777024" behindDoc="0" locked="0" layoutInCell="1" allowOverlap="1" wp14:anchorId="30E27EBC" wp14:editId="0E8439D4">
+                <wp:simplePos x="0" y="0"/>
+                <wp:positionH relativeFrom="column">
+                  <wp:posOffset>825347</wp:posOffset>
+                </wp:positionH>
+                <wp:positionV relativeFrom="paragraph">
+                  <wp:posOffset>769506</wp:posOffset>
+                </wp:positionV>
+                <wp:extent cx="3138985" cy="635"/>
+                <wp:effectExtent l="0" t="0" r="4445" b="0"/>
+                <wp:wrapNone/>
+                <wp:docPr id="881097838" name="Text Box 1"/>
+                <wp:cNvGraphicFramePr/>
+                <a:graphic xmlns:a="http://schemas.openxmlformats.org/drawingml/2006/main">
+                  <a:graphicData uri="http://schemas.microsoft.com/office/word/2010/wordprocessingShape">
+                    <wps:wsp>
+                      <wps:cNvSpPr txBox="1"/>
+                      <wps:spPr>
+                        <a:xfrm>
+                          <a:off x="0" y="0"/>
+                          <a:ext cx="3138985" cy="635"/>
+                        </a:xfrm>
+                        <a:prstGeom prst="rect">
+                          <a:avLst/>
+                        </a:prstGeom>
+                        <a:solidFill>
+                          <a:prstClr val="white"/>
+                        </a:solidFill>
+                        <a:ln>
+                          <a:noFill/>
+                        </a:ln>
+                      </wps:spPr>
+                      <wps:txbx>
+                        <w:txbxContent>
+                          <w:p>
+                            <w:pPr>
+                              <w:pStyle w:val="Caption"/>
+                              <w:rPr>
+                                <w:b/>
+                                <w:bCs/>
+                                <w:noProof/>
+                                <w:sz w:val="28"/>
+                                <w:szCs w:val="28"/>
+                              </w:rPr>
+                            </w:pPr>
+                            <w:bookmarkStart w:id="39" w:name="_Toc242695438"/>
+                            <w:r>
+                              <w:t xml:space="preserve">Gambar 3. </w:t>
+                            </w:r>
+                            <w:fldSimple w:instr=" SEQ Gambar_3. \* ARABIC ">
+                              <w:r>
+                                <w:rPr>
+                                  <w:noProof/>
+                                </w:rPr>
+                                <w:t>9</w:t>
+                              </w:r>
+                              <w:bookmarkEnd w:id="39"/>
+                            </w:fldSimple>
+                          </w:p>
+                        </w:txbxContent>
+                      </wps:txbx>
+                      <wps:bodyPr rot="0" spcFirstLastPara="0" vertOverflow="overflow" horzOverflow="overflow" vert="horz" wrap="square" lIns="0" tIns="0" rIns="0" bIns="0" numCol="1" spcCol="0" rtlCol="0" fromWordArt="0" anchor="t" anchorCtr="0" forceAA="0" compatLnSpc="1">
+                        <a:prstTxWarp prst="textNoShape">
+                          <a:avLst/>
+                        </a:prstTxWarp>
+                        <a:spAutoFit/>
+                      </wps:bodyPr>
+                    </wps:wsp>
+                  </a:graphicData>
+                </a:graphic>
+                <wp14:sizeRelH relativeFrom="margin">
+                  <wp14:pctWidth>0</wp14:pctWidth>
+                </wp14:sizeRelH>
+              </wp:anchor>
+            </w:drawing>
+          </mc:Choice>
+          <mc:Fallback>
+            <w:pict>
+              <v:shape w14:anchorId="30E27EBC" id="_x0000_s1042" type="#_x0000_t202" style="position:absolute;left:0;text-align:left;margin-left:65pt;margin-top:60.6pt;width:247.15pt;height:.05pt;z-index:251777024;visibility:visible;mso-wrap-style:square;mso-width-percent:0;mso-wrap-distance-left:9pt;mso-wrap-distance-top:0;mso-wrap-distance-right:9pt;mso-wrap-distance-bottom:0;mso-position-horizontal:absolute;mso-position-horizontal-relative:text;mso-position-vertical:absolute;mso-position-vertical-relative:text;mso-width-percent:0;mso-width-relative:margin;v-text-anchor:top" o:gfxdata="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" stroked="f">
+                <v:textbox style="mso-fit-shape-to-text:t" inset="0,0,0,0">
+                  <w:txbxContent>
+                    <w:p>
+                      <w:pPr>
+                        <w:pStyle w:val="Caption"/>
+                        <w:rPr>
+                          <w:b/>
+                          <w:bCs/>
+                          <w:noProof/>
+                          <w:sz w:val="28"/>
+                          <w:szCs w:val="28"/>
+                        </w:rPr>
+                      </w:pPr>
+                      <w:bookmarkStart w:id="40" w:name="_Toc242695438"/>
+                      <w:r>
+                        <w:t xml:space="preserve">Gambar 3. </w:t>
+                      </w:r>
+                      <w:fldSimple w:instr=" SEQ Gambar_3. \* ARABIC ">
+                        <w:r>
+                          <w:rPr>
+                            <w:noProof/>
+                          </w:rPr>
+                          <w:t>9</w:t>
+                        </w:r>
+                        <w:bookmarkEnd w:id="40"/>
+                      </w:fldSimple>
+                    </w:p>
+                  </w:txbxContent>
+                </v:textbox>
+              </v:shape>
+            </w:pict>
+          </mc:Fallback>
+        </mc:AlternateContent>
+      </w:r>
+    </w:p>
+    <w:p>
+      <w:pPr>
+        <w:pStyle w:val="ListParagraph"/>
+        <w:numPr>
+          <w:ilvl w:val="0"/>
+          <w:numId w:val="39"/>
+        </w:numPr>
+        <w:rPr>
+          <w:b/>
+          <w:bCs/>
+          <w:sz w:val="28"/>
+          <w:szCs w:val="28"/>
+        </w:rPr>
+      </w:pPr>
+      <w:r>
+        <w:rPr>
+          <w:b/>
+          <w:bCs/>
+          <w:sz w:val="28"/>
+          <w:szCs w:val="28"/>
+        </w:rPr>
+        <w:lastRenderedPageBreak/>
+        <w:t xml:space="preserve">Cek </w:t>
+      </w:r>
+      <w:r>
+        <w:rPr>
+          <w:b/>
+          <w:bCs/>
+          <w:sz w:val="28"/>
+          <w:szCs w:val="28"/>
+        </w:rPr>
+        <w:t>Pengaduan</w:t>
+      </w:r>
+    </w:p>
+    <w:p>
+      <w:pPr>
+        <w:rPr>
+          <w:b/>
+          <w:bCs/>
+          <w:sz w:val="28"/>
+          <w:szCs w:val="28"/>
+        </w:rPr>
+      </w:pPr>
+      <w:r>
+        <w:rPr>
+          <w:noProof/>
+        </w:rPr>
+        <mc:AlternateContent>
+          <mc:Choice Requires="wps">
+            <w:drawing>
+              <wp:anchor distT="0" distB="0" distL="114300" distR="114300" simplePos="0" relativeHeight="251780096" behindDoc="0" locked="0" layoutInCell="1" allowOverlap="1" wp14:anchorId="32C31B67" wp14:editId="442E7430">
+                <wp:simplePos x="0" y="0"/>
+                <wp:positionH relativeFrom="column">
+                  <wp:posOffset>844550</wp:posOffset>
+                </wp:positionH>
+                <wp:positionV relativeFrom="paragraph">
+                  <wp:posOffset>7002145</wp:posOffset>
+                </wp:positionV>
+                <wp:extent cx="3562350" cy="635"/>
+                <wp:effectExtent l="0" t="0" r="0" b="0"/>
+                <wp:wrapNone/>
+                <wp:docPr id="516085469" name="Text Box 1"/>
+                <wp:cNvGraphicFramePr/>
+                <a:graphic xmlns:a="http://schemas.openxmlformats.org/drawingml/2006/main">
+                  <a:graphicData uri="http://schemas.microsoft.com/office/word/2010/wordprocessingShape">
+                    <wps:wsp>
+                      <wps:cNvSpPr txBox="1"/>
+                      <wps:spPr>
+                        <a:xfrm>
+                          <a:off x="0" y="0"/>
+                          <a:ext cx="3562350" cy="635"/>
+                        </a:xfrm>
+                        <a:prstGeom prst="rect">
+                          <a:avLst/>
+                        </a:prstGeom>
+                        <a:solidFill>
+                          <a:prstClr val="white"/>
+                        </a:solidFill>
+                        <a:ln>
+                          <a:noFill/>
+                        </a:ln>
+                      </wps:spPr>
+                      <wps:txbx>
+                        <w:txbxContent>
+                          <w:p>
+                            <w:pPr>
+                              <w:pStyle w:val="Caption"/>
+                              <w:rPr>
+                                <w:b/>
+                                <w:bCs/>
+                                <w:noProof/>
+                                <w:sz w:val="28"/>
+                                <w:szCs w:val="28"/>
+                              </w:rPr>
+                            </w:pPr>
+                            <w:bookmarkStart w:id="41" w:name="_Toc242695439"/>
+                            <w:r>
+                              <w:t xml:space="preserve">Gambar 3. </w:t>
+                            </w:r>
+                            <w:fldSimple w:instr=" SEQ Gambar_3. \* ARABIC ">
+                              <w:r>
+                                <w:rPr>
+                                  <w:noProof/>
+                                </w:rPr>
+                                <w:t>10</w:t>
+                              </w:r>
+                              <w:bookmarkEnd w:id="41"/>
+                            </w:fldSimple>
+                          </w:p>
+                        </w:txbxContent>
+                      </wps:txbx>
+                      <wps:bodyPr rot="0" spcFirstLastPara="0" vertOverflow="overflow" horzOverflow="overflow" vert="horz" wrap="square" lIns="0" tIns="0" rIns="0" bIns="0" numCol="1" spcCol="0" rtlCol="0" fromWordArt="0" anchor="t" anchorCtr="0" forceAA="0" compatLnSpc="1">
+                        <a:prstTxWarp prst="textNoShape">
+                          <a:avLst/>
+                        </a:prstTxWarp>
+                        <a:spAutoFit/>
+                      </wps:bodyPr>
+                    </wps:wsp>
+                  </a:graphicData>
+                </a:graphic>
+              </wp:anchor>
+            </w:drawing>
+          </mc:Choice>
+          <mc:Fallback>
+            <w:pict>
+              <v:shape w14:anchorId="32C31B67" id="_x0000_s1043" type="#_x0000_t202" style="position:absolute;left:0;text-align:left;margin-left:66.5pt;margin-top:551.35pt;width:280.5pt;height:.05pt;z-index:251780096;visibility:visible;mso-wrap-style:square;mso-wrap-distance-left:9pt;mso-wrap-distance-top:0;mso-wrap-distance-right:9pt;mso-wrap-distance-bottom:0;mso-position-horizontal:absolute;mso-position-horizontal-relative:text;mso-position-vertical:absolute;mso-position-vertical-relative:text;v-text-anchor:top" o:gfxdata="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" stroked="f">
+                <v:textbox style="mso-fit-shape-to-text:t" inset="0,0,0,0">
+                  <w:txbxContent>
+                    <w:p>
+                      <w:pPr>
+                        <w:pStyle w:val="Caption"/>
+                        <w:rPr>
+                          <w:b/>
+                          <w:bCs/>
+                          <w:noProof/>
+                          <w:sz w:val="28"/>
+                          <w:szCs w:val="28"/>
+                        </w:rPr>
+                      </w:pPr>
+                      <w:bookmarkStart w:id="42" w:name="_Toc242695439"/>
+                      <w:r>
+                        <w:t xml:space="preserve">Gambar 3. </w:t>
+                      </w:r>
+                      <w:fldSimple w:instr=" SEQ Gambar_3. \* ARABIC ">
+                        <w:r>
+                          <w:rPr>
+                            <w:noProof/>
+                          </w:rPr>
+                          <w:t>10</w:t>
+                        </w:r>
+                        <w:bookmarkEnd w:id="42"/>
+                      </w:fldSimple>
+                    </w:p>
+                  </w:txbxContent>
+                </v:textbox>
+              </v:shape>
+            </w:pict>
+          </mc:Fallback>
+        </mc:AlternateContent>
+      </w:r>
+      <w:r>
+        <w:rPr>
+          <w:b/>
+          <w:bCs/>
+          <w:noProof/>
+          <w:sz w:val="28"/>
+          <w:szCs w:val="28"/>
+        </w:rPr>
+        <w:drawing>
+          <wp:anchor distT="0" distB="0" distL="114300" distR="114300" simplePos="0" relativeHeight="251778048" behindDoc="0" locked="0" layoutInCell="1" allowOverlap="1" wp14:anchorId="15DC061D" wp14:editId="58E0CACF">
+            <wp:simplePos x="0" y="0"/>
+            <wp:positionH relativeFrom="margin">
+              <wp:align>center</wp:align>
+            </wp:positionH>
+            <wp:positionV relativeFrom="paragraph">
+              <wp:posOffset>15268</wp:posOffset>
+            </wp:positionV>
+            <wp:extent cx="3562447" cy="6929935"/>
+            <wp:effectExtent l="0" t="0" r="0" b="4445"/>
+            <wp:wrapNone/>
+            <wp:docPr id="781218911" name="Picture 26"/>
+            <wp:cNvGraphicFramePr>
+              <a:graphicFrameLocks xmlns:a="http://schemas.openxmlformats.org/drawingml/2006/main" noChangeAspect="1"/>
+            </wp:cNvGraphicFramePr>
+            <a:graphic xmlns:a="http://schemas.openxmlformats.org/drawingml/2006/main">
+              <a:graphicData uri="http://schemas.openxmlformats.org/drawingml/2006/picture">
+                <pic:pic xmlns:pic="http://schemas.openxmlformats.org/drawingml/2006/picture">
+                  <pic:nvPicPr>
+                    <pic:cNvPr id="781218911" name="Picture 781218911"/>
+                    <pic:cNvPicPr/>
+                  </pic:nvPicPr>
+                  <pic:blipFill>
+                    <a:blip r:embed="rId27">
+                      <a:extLst>
+                        <a:ext uri="{28A0092B-C50C-407E-A947-70E740481C1C}">
+                          <a14:useLocalDpi xmlns:a14="http://schemas.microsoft.com/office/drawing/2010/main" val="0"/>
+                        </a:ext>
+                      </a:extLst>
+                    </a:blip>
+                    <a:stretch>
+                      <a:fillRect/>
+                    </a:stretch>
+                  </pic:blipFill>
+                  <pic:spPr>
+                    <a:xfrm>
+                      <a:off x="0" y="0"/>
+                      <a:ext cx="3562447" cy="6929935"/>
+                    </a:xfrm>
+                    <a:prstGeom prst="rect">
+                      <a:avLst/>
+                    </a:prstGeom>
+                  </pic:spPr>
+                </pic:pic>
+              </a:graphicData>
+            </a:graphic>
+            <wp14:sizeRelH relativeFrom="margin">
+              <wp14:pctWidth>0</wp14:pctWidth>
+            </wp14:sizeRelH>
             <wp14:sizeRelV relativeFrom="margin">
               <wp14:pctHeight>0</wp14:pctHeight>
             </wp14:sizeRelV>
           </wp:anchor>
         </w:drawing>
       </w:r>
-      <w:r>
-        <w:rPr>
-          <w:b/>
-          <w:bCs/>
-          <w:sz w:val="28"/>
-          <w:szCs w:val="28"/>
-        </w:rPr>
-        <w:t>Form Pengaduan</w:t>
-      </w:r>
+    </w:p>
+    <w:p>
+      <w:pPr>
+        <w:rPr>
+          <w:b/>
+          <w:bCs/>
+          <w:sz w:val="28"/>
+          <w:szCs w:val="28"/>
+        </w:rPr>
+      </w:pPr>
+    </w:p>
+    <w:p>
+      <w:pPr>
+        <w:rPr>
+          <w:b/>
+          <w:bCs/>
+          <w:sz w:val="28"/>
+          <w:szCs w:val="28"/>
+        </w:rPr>
+      </w:pPr>
+    </w:p>
+    <w:p>
+      <w:pPr>
+        <w:rPr>
+          <w:b/>
+          <w:bCs/>
+          <w:sz w:val="28"/>
+          <w:szCs w:val="28"/>
+        </w:rPr>
+      </w:pPr>
+    </w:p>
+    <w:p>
+      <w:pPr>
+        <w:rPr>
+          <w:b/>
+          <w:bCs/>
+          <w:sz w:val="28"/>
+          <w:szCs w:val="28"/>
+        </w:rPr>
+      </w:pPr>
+    </w:p>
+    <w:p>
+      <w:pPr>
+        <w:rPr>
+          <w:b/>
+          <w:bCs/>
+          <w:sz w:val="28"/>
+          <w:szCs w:val="28"/>
+        </w:rPr>
+      </w:pPr>
+    </w:p>
+    <w:p>
+      <w:pPr>
+        <w:rPr>
+          <w:b/>
+          <w:bCs/>
+          <w:sz w:val="28"/>
+          <w:szCs w:val="28"/>
+        </w:rPr>
+      </w:pPr>
+    </w:p>
+    <w:p>
+      <w:pPr>
+        <w:rPr>
+          <w:b/>
+          <w:bCs/>
+          <w:sz w:val="28"/>
+          <w:szCs w:val="28"/>
+        </w:rPr>
+      </w:pPr>
+    </w:p>
+    <w:p>
+      <w:pPr>
+        <w:rPr>
+          <w:b/>
+          <w:bCs/>
+          <w:sz w:val="28"/>
+          <w:szCs w:val="28"/>
+        </w:rPr>
+      </w:pPr>
+    </w:p>
+    <w:p>
+      <w:pPr>
+        <w:rPr>
+          <w:b/>
+          <w:bCs/>
+          <w:sz w:val="28"/>
+          <w:szCs w:val="28"/>
+        </w:rPr>
+      </w:pPr>
+    </w:p>
+    <w:p>
+      <w:pPr>
+        <w:rPr>
+          <w:b/>
+          <w:bCs/>
+          <w:sz w:val="28"/>
+          <w:szCs w:val="28"/>
+        </w:rPr>
+      </w:pPr>
+    </w:p>
+    <w:p>
+      <w:pPr>
+        <w:rPr>
+          <w:b/>
+          <w:bCs/>
+          <w:sz w:val="28"/>
+          <w:szCs w:val="28"/>
+        </w:rPr>
+      </w:pPr>
     </w:p>
     <w:p>
       <w:pPr>
@@ -11597,7 +12594,7 @@
           <w:bCs/>
         </w:rPr>
       </w:pPr>
-      <w:bookmarkStart w:id="49" w:name="_Toc241501707"/>
+      <w:bookmarkStart w:id="43" w:name="_Toc241501707"/>
       <w:r>
         <w:rPr>
           <w:rFonts w:cs="Times New Roman"/>
@@ -11607,7 +12604,7 @@
         <w:lastRenderedPageBreak/>
         <w:t>Class Diagram</w:t>
       </w:r>
-      <w:bookmarkEnd w:id="49"/>
+      <w:bookmarkEnd w:id="43"/>
     </w:p>
     <w:p>
       <w:pPr>
@@ -11664,29 +12661,19 @@
                                 <w:noProof/>
                               </w:rPr>
                             </w:pPr>
-                            <w:bookmarkStart w:id="50" w:name="_Toc241503588"/>
+                            <w:bookmarkStart w:id="44" w:name="_Toc242695440"/>
                             <w:r>
                               <w:t xml:space="preserve">Gambar 3. </w:t>
                             </w:r>
-                            <w:r>
-                              <w:fldChar w:fldCharType="begin"/>
-                            </w:r>
-                            <w:r>
-                              <w:instrText xml:space="preserve"> SEQ Gambar_3. \* ARABIC </w:instrText>
-                            </w:r>
-                            <w:r>
-                              <w:fldChar w:fldCharType="separate"/>
-                            </w:r>
-                            <w:r>
-                              <w:rPr>
-                                <w:noProof/>
-                              </w:rPr>
-                              <w:t>10</w:t>
-                            </w:r>
-                            <w:bookmarkEnd w:id="50"/>
-                            <w:r>
-                              <w:fldChar w:fldCharType="end"/>
-                            </w:r>
+                            <w:fldSimple w:instr=" SEQ Gambar_3. \* ARABIC ">
+                              <w:r>
+                                <w:rPr>
+                                  <w:noProof/>
+                                </w:rPr>
+                                <w:t>11</w:t>
+                              </w:r>
+                              <w:bookmarkEnd w:id="44"/>
+                            </w:fldSimple>
                           </w:p>
                         </w:txbxContent>
                       </wps:txbx>
@@ -11704,7 +12691,7 @@
           </mc:Choice>
           <mc:Fallback>
             <w:pict>
-              <v:shape w14:anchorId="38106776" id="_x0000_s1043" type="#_x0000_t202" style="position:absolute;left:0;text-align:left;margin-left:-.45pt;margin-top:213.4pt;width:413.55pt;height:.05pt;z-index:251755520;visibility:visible;mso-wrap-style:square;mso-wrap-distance-left:9pt;mso-wrap-distance-top:0;mso-wrap-distance-right:9pt;mso-wrap-distance-bottom:0;mso-position-horizontal:absolute;mso-position-horizontal-relative:text;mso-position-vertical:absolute;mso-position-vertical-relative:text;v-text-anchor:top" o:gfxdata="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" stroked="f">
+              <v:shape w14:anchorId="38106776" id="_x0000_s1044" type="#_x0000_t202" style="position:absolute;left:0;text-align:left;margin-left:-.45pt;margin-top:213.4pt;width:413.55pt;height:.05pt;z-index:251755520;visibility:visible;mso-wrap-style:square;mso-wrap-distance-left:9pt;mso-wrap-distance-top:0;mso-wrap-distance-right:9pt;mso-wrap-distance-bottom:0;mso-position-horizontal:absolute;mso-position-horizontal-relative:text;mso-position-vertical:absolute;mso-position-vertical-relative:text;v-text-anchor:top" o:gfxdata="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" stroked="f">
                 <v:textbox style="mso-fit-shape-to-text:t" inset="0,0,0,0">
                   <w:txbxContent>
                     <w:p>
@@ -11715,29 +12702,19 @@
                           <w:noProof/>
                         </w:rPr>
                       </w:pPr>
-                      <w:bookmarkStart w:id="51" w:name="_Toc241503588"/>
+                      <w:bookmarkStart w:id="45" w:name="_Toc242695440"/>
                       <w:r>
                         <w:t xml:space="preserve">Gambar 3. </w:t>
                       </w:r>
-                      <w:r>
-                        <w:fldChar w:fldCharType="begin"/>
-                      </w:r>
-                      <w:r>
-                        <w:instrText xml:space="preserve"> SEQ Gambar_3. \* ARABIC </w:instrText>
-                      </w:r>
-                      <w:r>
-                        <w:fldChar w:fldCharType="separate"/>
-                      </w:r>
-                      <w:r>
-                        <w:rPr>
-                          <w:noProof/>
-                        </w:rPr>
-                        <w:t>10</w:t>
-                      </w:r>
-                      <w:bookmarkEnd w:id="51"/>
-                      <w:r>
-                        <w:fldChar w:fldCharType="end"/>
-                      </w:r>
+                      <w:fldSimple w:instr=" SEQ Gambar_3. \* ARABIC ">
+                        <w:r>
+                          <w:rPr>
+                            <w:noProof/>
+                          </w:rPr>
+                          <w:t>11</w:t>
+                        </w:r>
+                        <w:bookmarkEnd w:id="45"/>
+                      </w:fldSimple>
                     </w:p>
                   </w:txbxContent>
                 </v:textbox>
@@ -11777,7 +12754,7 @@
                     </pic:cNvPicPr>
                   </pic:nvPicPr>
                   <pic:blipFill>
-                    <a:blip r:embed="rId25">
+                    <a:blip r:embed="rId28">
                       <a:extLst>
                         <a:ext uri="{28A0092B-C50C-407E-A947-70E740481C1C}">
                           <a14:useLocalDpi xmlns:a14="http://schemas.microsoft.com/office/drawing/2010/main" val="0"/>
@@ -11904,7 +12881,7 @@
           <w:szCs w:val="28"/>
         </w:rPr>
       </w:pPr>
-      <w:bookmarkStart w:id="52" w:name="_Toc241501708"/>
+      <w:bookmarkStart w:id="46" w:name="_Toc241501708"/>
       <w:r>
         <w:rPr>
           <w:rFonts w:cs="Times New Roman"/>
@@ -11933,7 +12910,7 @@
         </w:rPr>
         <w:t>DEBUGING</w:t>
       </w:r>
-      <w:bookmarkEnd w:id="52"/>
+      <w:bookmarkEnd w:id="46"/>
     </w:p>
     <w:p>
       <w:pPr>
@@ -11949,7 +12926,7 @@
           <w:bCs/>
         </w:rPr>
       </w:pPr>
-      <w:bookmarkStart w:id="53" w:name="_Toc241501709"/>
+      <w:bookmarkStart w:id="47" w:name="_Toc241501709"/>
       <w:r>
         <w:rPr>
           <w:b/>
@@ -11957,7 +12934,7 @@
         </w:rPr>
         <w:t>Lingkungan Pengujian</w:t>
       </w:r>
-      <w:bookmarkEnd w:id="53"/>
+      <w:bookmarkEnd w:id="47"/>
     </w:p>
     <w:p>
       <w:pPr>
@@ -12405,7 +13382,7 @@
           <w:bCs/>
         </w:rPr>
       </w:pPr>
-      <w:bookmarkStart w:id="54" w:name="_Toc241501710"/>
+      <w:bookmarkStart w:id="48" w:name="_Toc241501710"/>
       <w:r>
         <w:rPr>
           <w:b/>
@@ -12414,7 +13391,7 @@
         <w:lastRenderedPageBreak/>
         <w:t>Identifikasi Kesalahan</w:t>
       </w:r>
-      <w:bookmarkEnd w:id="54"/>
+      <w:bookmarkEnd w:id="48"/>
     </w:p>
     <w:p>
       <w:pPr>
@@ -12630,7 +13607,7 @@
           <w:bCs/>
         </w:rPr>
       </w:pPr>
-      <w:bookmarkStart w:id="55" w:name="_Toc241501711"/>
+      <w:bookmarkStart w:id="49" w:name="_Toc241501711"/>
       <w:r>
         <w:rPr>
           <w:b/>
@@ -12638,7 +13615,7 @@
         </w:rPr>
         <w:t>Penganan dan Perbaikan Kode</w:t>
       </w:r>
-      <w:bookmarkEnd w:id="55"/>
+      <w:bookmarkEnd w:id="49"/>
     </w:p>
     <w:p>
       <w:pPr>
@@ -12770,7 +13747,7 @@
           <w:bCs/>
         </w:rPr>
       </w:pPr>
-      <w:bookmarkStart w:id="56" w:name="_Toc241501712"/>
+      <w:bookmarkStart w:id="50" w:name="_Toc241501712"/>
       <w:r>
         <w:rPr>
           <w:b/>
@@ -12779,7 +13756,7 @@
         <w:lastRenderedPageBreak/>
         <w:t>Pengujian Ulang Fungsionalitas</w:t>
       </w:r>
-      <w:bookmarkEnd w:id="56"/>
+      <w:bookmarkEnd w:id="50"/>
     </w:p>
     <w:p>
       <w:pPr>
@@ -13579,7 +14556,7 @@
           <w:bCs/>
         </w:rPr>
       </w:pPr>
-      <w:bookmarkStart w:id="57" w:name="_Toc241501713"/>
+      <w:bookmarkStart w:id="51" w:name="_Toc241501713"/>
       <w:r>
         <w:rPr>
           <w:rFonts w:eastAsia="Times New Roman"/>
@@ -13588,7 +14565,7 @@
         </w:rPr>
         <w:t>BAB V PENUTUP</w:t>
       </w:r>
-      <w:bookmarkEnd w:id="57"/>
+      <w:bookmarkEnd w:id="51"/>
     </w:p>
     <w:p>
       <w:pPr>
@@ -13599,7 +14576,7 @@
           <w:bCs/>
         </w:rPr>
       </w:pPr>
-      <w:bookmarkStart w:id="58" w:name="_Toc241501714"/>
+      <w:bookmarkStart w:id="52" w:name="_Toc241501714"/>
       <w:r>
         <w:rPr>
           <w:b/>
@@ -13621,7 +14598,7 @@
         </w:rPr>
         <w:t>Kesimpulan</w:t>
       </w:r>
-      <w:bookmarkEnd w:id="58"/>
+      <w:bookmarkEnd w:id="52"/>
     </w:p>
     <w:p>
       <w:pPr>
@@ -13702,7 +14679,7 @@
         </w:rPr>
         <w:t xml:space="preserve">Laravel Documentation. Laravel 12 Documentation. </w:t>
       </w:r>
-      <w:hyperlink r:id="rId26" w:history="1">
+      <w:hyperlink r:id="rId29" w:history="1">
         <w:r>
           <w:rPr>
             <w:rStyle w:val="Hyperlink"/>
@@ -13732,7 +14709,7 @@
         </w:rPr>
         <w:t xml:space="preserve">PHP Documentation. PHP Manual. </w:t>
       </w:r>
-      <w:hyperlink r:id="rId27" w:history="1">
+      <w:hyperlink r:id="rId30" w:history="1">
         <w:r>
           <w:rPr>
             <w:rStyle w:val="Hyperlink"/>
@@ -13762,7 +14739,7 @@
         </w:rPr>
         <w:t xml:space="preserve">MySQL Documentation. MySQL 8.0 Reference Manual. </w:t>
       </w:r>
-      <w:hyperlink r:id="rId28" w:history="1">
+      <w:hyperlink r:id="rId31" w:history="1">
         <w:r>
           <w:rPr>
             <w:rStyle w:val="Hyperlink"/>
@@ -13792,7 +14769,7 @@
         </w:rPr>
         <w:t xml:space="preserve">Bootstrap Documentation. Bootstrap 5 Documentation. </w:t>
       </w:r>
-      <w:hyperlink r:id="rId29" w:history="1">
+      <w:hyperlink r:id="rId32" w:history="1">
         <w:r>
           <w:rPr>
             <w:rStyle w:val="Hyperlink"/>
@@ -13822,7 +14799,7 @@
         </w:rPr>
         <w:t xml:space="preserve">Font Awesome Documentation. Font Awesome Documentation. </w:t>
       </w:r>
-      <w:hyperlink r:id="rId30" w:history="1">
+      <w:hyperlink r:id="rId33" w:history="1">
         <w:r>
           <w:rPr>
             <w:rStyle w:val="Hyperlink"/>
@@ -13844,6 +14821,7 @@
       </w:r>
     </w:p>
     <w:sectPr>
+      <w:headerReference w:type="default" r:id="rId34"/>
       <w:pgSz w:w="12240" w:h="15840"/>
       <w:pgMar w:top="2268" w:right="1701" w:bottom="1701" w:left="2268" w:header="720" w:footer="720" w:gutter="0"/>
       <w:cols w:space="720"/>
@@ -13851,6 +14829,71 @@
     </w:sectPr>
   </w:body>
 </w:document>
+</file>
+
+<file path=word/endnotes.xml><?xml version="1.0" encoding="utf-8"?>
+<w:endnotes xmlns:wpc="http://schemas.microsoft.com/office/word/2010/wordprocessingCanvas" xmlns:cx="http://schemas.microsoft.com/office/drawing/2014/chartex" xmlns:cx1="http://schemas.microsoft.com/office/drawing/2015/9/8/chartex" xmlns:cx2="http://schemas.microsoft.com/office/drawing/2015/10/21/chartex" xmlns:cx3="http://schemas.microsoft.com/office/drawing/2016/5/9/chartex" xmlns:cx4="http://schemas.microsoft.com/office/drawing/2016/5/10/chartex" xmlns:cx5="http://schemas.microsoft.com/office/drawing/2016/5/11/chartex" xmlns:cx6="http://schemas.microsoft.com/office/drawing/2016/5/12/chartex" xmlns:cx7="http://schemas.microsoft.com/office/drawing/2016/5/13/chartex" xmlns:cx8="http://schemas.microsoft.com/office/drawing/2016/5/14/chartex" xmlns:mc="http://schemas.openxmlformats.org/markup-compatibility/2006" xmlns:aink="http://schemas.microsoft.com/office/drawing/2016/ink" xmlns:am3d="http://schemas.microsoft.com/office/drawing/2017/model3d" xmlns:o="urn:schemas-microsoft-com:office:office" xmlns:oel="http://schemas.microsoft.com/office/2019/extlst" xmlns:r="http://schemas.openxmlformats.org/officeDocument/2006/relationships" xmlns:m="http://schemas.openxmlformats.org/officeDocument/2006/math" xmlns:v="urn:schemas-microsoft-com:vml" xmlns:wp14="http://schemas.microsoft.com/office/word/2010/wordprocessingDrawing" xmlns:wp="http://schemas.openxmlformats.org/drawingml/2006/wordprocessingDrawing" xmlns:w10="urn:schemas-microsoft-com:office:word" xmlns:w="http://schemas.openxmlformats.org/wordprocessingml/2006/main" xmlns:w14="http://schemas.microsoft.com/office/word/2010/wordml" xmlns:w15="http://schemas.microsoft.com/office/word/2012/wordml" xmlns:w16cex="http://schemas.microsoft.com/office/word/2018/wordml/cex" xmlns:w16cid="http://schemas.microsoft.com/office/word/2016/wordml/cid" xmlns:w16="http://schemas.microsoft.com/office/word/2018/wordml" xmlns:w16du="http://schemas.microsoft.com/office/word/2023/wordml/word16du" xmlns:w16sdtdh="http://schemas.microsoft.com/office/word/2020/wordml/sdtdatahash" xmlns:w16sdtfl="http://schemas.microsoft.com/office/word/2024/wordml/sdtformatlock" xmlns:w16se="http://schemas.microsoft.com/office/word/2015/wordml/symex" xmlns:wpg="http://schemas.microsoft.com/office/word/2010/wordprocessingGroup" xmlns:wpi="http://schemas.microsoft.com/office/word/2010/wordprocessingInk" xmlns:wne="http://schemas.microsoft.com/office/word/2006/wordml" xmlns:wps="http://schemas.microsoft.com/office/word/2010/wordprocessingShape" mc:Ignorable="w14 w15 w16se w16cid w16 w16cex w16sdtdh w16sdtfl w16du wp14">
+  <w:endnote w:type="separator" w:id="-1">
+    <w:p>
+      <w:pPr>
+        <w:spacing w:after="0" w:line="240" w:lineRule="auto"/>
+      </w:pPr>
+      <w:r>
+        <w:separator/>
+      </w:r>
+    </w:p>
+  </w:endnote>
+  <w:endnote w:type="continuationSeparator" w:id="0">
+    <w:p>
+      <w:pPr>
+        <w:spacing w:after="0" w:line="240" w:lineRule="auto"/>
+      </w:pPr>
+      <w:r>
+        <w:continuationSeparator/>
+      </w:r>
+    </w:p>
+  </w:endnote>
+</w:endnotes>
+</file>
+
+<file path=word/footnotes.xml><?xml version="1.0" encoding="utf-8"?>
+<w:footnotes xmlns:wpc="http://schemas.microsoft.com/office/word/2010/wordprocessingCanvas" xmlns:cx="http://schemas.microsoft.com/office/drawing/2014/chartex" xmlns:cx1="http://schemas.microsoft.com/office/drawing/2015/9/8/chartex" xmlns:cx2="http://schemas.microsoft.com/office/drawing/2015/10/21/chartex" xmlns:cx3="http://schemas.microsoft.com/office/drawing/2016/5/9/chartex" xmlns:cx4="http://schemas.microsoft.com/office/drawing/2016/5/10/chartex" xmlns:cx5="http://schemas.microsoft.com/office/drawing/2016/5/11/chartex" xmlns:cx6="http://schemas.microsoft.com/office/drawing/2016/5/12/chartex" xmlns:cx7="http://schemas.microsoft.com/office/drawing/2016/5/13/chartex" xmlns:cx8="http://schemas.microsoft.com/office/drawing/2016/5/14/chartex" xmlns:mc="http://schemas.openxmlformats.org/markup-compatibility/2006" xmlns:aink="http://schemas.microsoft.com/office/drawing/2016/ink" xmlns:am3d="http://schemas.microsoft.com/office/drawing/2017/model3d" xmlns:o="urn:schemas-microsoft-com:office:office" xmlns:oel="http://schemas.microsoft.com/office/2019/extlst" xmlns:r="http://schemas.openxmlformats.org/officeDocument/2006/relationships" xmlns:m="http://schemas.openxmlformats.org/officeDocument/2006/math" xmlns:v="urn:schemas-microsoft-com:vml" xmlns:wp14="http://schemas.microsoft.com/office/word/2010/wordprocessingDrawing" xmlns:wp="http://schemas.openxmlformats.org/drawingml/2006/wordprocessingDrawing" xmlns:w10="urn:schemas-microsoft-com:office:word" xmlns:w="http://schemas.openxmlformats.org/wordprocessingml/2006/main" xmlns:w14="http://schemas.microsoft.com/office/word/2010/wordml" xmlns:w15="http://schemas.microsoft.com/office/word/2012/wordml" xmlns:w16cex="http://schemas.microsoft.com/office/word/2018/wordml/cex" xmlns:w16cid="http://schemas.microsoft.com/office/word/2016/wordml/cid" xmlns:w16="http://schemas.microsoft.com/office/word/2018/wordml" xmlns:w16du="http://schemas.microsoft.com/office/word/2023/wordml/word16du" xmlns:w16sdtdh="http://schemas.microsoft.com/office/word/2020/wordml/sdtdatahash" xmlns:w16sdtfl="http://schemas.microsoft.com/office/word/2024/wordml/sdtformatlock" xmlns:w16se="http://schemas.microsoft.com/office/word/2015/wordml/symex" xmlns:wpg="http://schemas.microsoft.com/office/word/2010/wordprocessingGroup" xmlns:wpi="http://schemas.microsoft.com/office/word/2010/wordprocessingInk" xmlns:wne="http://schemas.microsoft.com/office/word/2006/wordml" xmlns:wps="http://schemas.microsoft.com/office/word/2010/wordprocessingShape" mc:Ignorable="w14 w15 w16se w16cid w16 w16cex w16sdtdh w16sdtfl w16du wp14">
+  <w:footnote w:type="separator" w:id="-1">
+    <w:p>
+      <w:pPr>
+        <w:spacing w:after="0" w:line="240" w:lineRule="auto"/>
+      </w:pPr>
+      <w:r>
+        <w:separator/>
+      </w:r>
+    </w:p>
+  </w:footnote>
+  <w:footnote w:type="continuationSeparator" w:id="0">
+    <w:p>
+      <w:pPr>
+        <w:spacing w:after="0" w:line="240" w:lineRule="auto"/>
+      </w:pPr>
+      <w:r>
+        <w:continuationSeparator/>
+      </w:r>
+    </w:p>
+  </w:footnote>
+</w:footnotes>
+</file>
+
+<file path=word/header1.xml><?xml version="1.0" encoding="utf-8"?>
+<w:hdr xmlns:wpc="http://schemas.microsoft.com/office/word/2010/wordprocessingCanvas" xmlns:cx="http://schemas.microsoft.com/office/drawing/2014/chartex" xmlns:cx1="http://schemas.microsoft.com/office/drawing/2015/9/8/chartex" xmlns:cx2="http://schemas.microsoft.com/office/drawing/2015/10/21/chartex" xmlns:cx3="http://schemas.microsoft.com/office/drawing/2016/5/9/chartex" xmlns:cx4="http://schemas.microsoft.com/office/drawing/2016/5/10/chartex" xmlns:cx5="http://schemas.microsoft.com/office/drawing/2016/5/11/chartex" xmlns:cx6="http://schemas.microsoft.com/office/drawing/2016/5/12/chartex" xmlns:cx7="http://schemas.microsoft.com/office/drawing/2016/5/13/chartex" xmlns:cx8="http://schemas.microsoft.com/office/drawing/2016/5/14/chartex" xmlns:mc="http://schemas.openxmlformats.org/markup-compatibility/2006" xmlns:aink="http://schemas.microsoft.com/office/drawing/2016/ink" xmlns:am3d="http://schemas.microsoft.com/office/drawing/2017/model3d" xmlns:o="urn:schemas-microsoft-com:office:office" xmlns:oel="http://schemas.microsoft.com/office/2019/extlst" xmlns:r="http://schemas.openxmlformats.org/officeDocument/2006/relationships" xmlns:m="http://schemas.openxmlformats.org/officeDocument/2006/math" xmlns:v="urn:schemas-microsoft-com:vml" xmlns:wp14="http://schemas.microsoft.com/office/word/2010/wordprocessingDrawing" xmlns:wp="http://schemas.openxmlformats.org/drawingml/2006/wordprocessingDrawing" xmlns:w10="urn:schemas-microsoft-com:office:word" xmlns:w="http://schemas.openxmlformats.org/wordprocessingml/2006/main" xmlns:w14="http://schemas.microsoft.com/office/word/2010/wordml" xmlns:w15="http://schemas.microsoft.com/office/word/2012/wordml" xmlns:w16cex="http://schemas.microsoft.com/office/word/2018/wordml/cex" xmlns:w16cid="http://schemas.microsoft.com/office/word/2016/wordml/cid" xmlns:w16="http://schemas.microsoft.com/office/word/2018/wordml" xmlns:w16du="http://schemas.microsoft.com/office/word/2023/wordml/word16du" xmlns:w16sdtdh="http://schemas.microsoft.com/office/word/2020/wordml/sdtdatahash" xmlns:w16sdtfl="http://schemas.microsoft.com/office/word/2024/wordml/sdtformatlock" xmlns:w16se="http://schemas.microsoft.com/office/word/2015/wordml/symex" xmlns:wpg="http://schemas.microsoft.com/office/word/2010/wordprocessingGroup" xmlns:wpi="http://schemas.microsoft.com/office/word/2010/wordprocessingInk" xmlns:wne="http://schemas.microsoft.com/office/word/2006/wordml" xmlns:wps="http://schemas.microsoft.com/office/word/2010/wordprocessingShape" mc:Ignorable="w14 w15 w16se w16cid w16 w16cex w16sdtdh w16sdtfl w16du wp14">
+  <w:p>
+    <w:pPr>
+      <w:pStyle w:val="Header"/>
+    </w:pPr>
+  </w:p>
+  <w:p>
+    <w:pPr>
+      <w:pStyle w:val="Header"/>
+    </w:pPr>
+  </w:p>
+</w:hdr>
 </file>
 
 <file path=word/numbering.xml><?xml version="1.0" encoding="utf-8"?>
@@ -18614,11 +19657,13 @@
   <w:style w:type="character" w:default="1" w:styleId="DefaultParagraphFont">
     <w:name w:val="Default Paragraph Font"/>
     <w:uiPriority w:val="1"/>
+    <w:semiHidden/>
     <w:unhideWhenUsed/>
   </w:style>
   <w:style w:type="table" w:default="1" w:styleId="TableNormal">
     <w:name w:val="Normal Table"/>
     <w:uiPriority w:val="99"/>
+    <w:semiHidden/>
     <w:unhideWhenUsed/>
     <w:tblPr>
       <w:tblInd w:w="0" w:type="dxa"/>
@@ -19159,6 +20204,50 @@
       <w:ind w:left="0"/>
     </w:pPr>
   </w:style>
+  <w:style w:type="paragraph" w:styleId="Header">
+    <w:name w:val="header"/>
+    <w:basedOn w:val="Normal"/>
+    <w:link w:val="HeaderChar"/>
+    <w:uiPriority w:val="99"/>
+    <w:unhideWhenUsed/>
+    <w:rsid w:val="000A0E18"/>
+    <w:pPr>
+      <w:tabs>
+        <w:tab w:val="center" w:pos="4680"/>
+        <w:tab w:val="right" w:pos="9360"/>
+      </w:tabs>
+      <w:spacing w:after="0" w:line="240" w:lineRule="auto"/>
+    </w:pPr>
+  </w:style>
+  <w:style w:type="character" w:customStyle="1" w:styleId="HeaderChar">
+    <w:name w:val="Header Char"/>
+    <w:basedOn w:val="DefaultParagraphFont"/>
+    <w:link w:val="Header"/>
+    <w:uiPriority w:val="99"/>
+    <w:rsid w:val="000A0E18"/>
+  </w:style>
+  <w:style w:type="paragraph" w:styleId="Footer">
+    <w:name w:val="footer"/>
+    <w:basedOn w:val="Normal"/>
+    <w:link w:val="FooterChar"/>
+    <w:uiPriority w:val="99"/>
+    <w:unhideWhenUsed/>
+    <w:rsid w:val="000A0E18"/>
+    <w:pPr>
+      <w:tabs>
+        <w:tab w:val="center" w:pos="4680"/>
+        <w:tab w:val="right" w:pos="9360"/>
+      </w:tabs>
+      <w:spacing w:after="0" w:line="240" w:lineRule="auto"/>
+    </w:pPr>
+  </w:style>
+  <w:style w:type="character" w:customStyle="1" w:styleId="FooterChar">
+    <w:name w:val="Footer Char"/>
+    <w:basedOn w:val="DefaultParagraphFont"/>
+    <w:link w:val="Footer"/>
+    <w:uiPriority w:val="99"/>
+    <w:rsid w:val="000A0E18"/>
+  </w:style>
 </w:styles>
 </file>
 
